--- a/02-放大电路/02-功率放大电路/H类功率放大电路/H类功率放大电路.docx
+++ b/02-放大电路/02-功率放大电路/H类功率放大电路/H类功率放大电路.docx
@@ -2943,6 +2943,20 @@
     </w:p>
     <w:bookmarkEnd w:id="26"/>
     <w:bookmarkEnd w:id="27"/>
+    <w:p>
+      <w:pPr>
+        <w:spacing w:before="360"/>
+        <w:jc w:val="center"/>
+      </w:pPr>
+      <w:r>
+        <w:rPr>
+          <w:rFonts w:ascii="Times New Roman" w:hAnsi="Times New Roman"/>
+          <w:color w:val="555555"/>
+          <w:sz w:val="21"/>
+        </w:rPr>
+        <w:t>材料收集者：杜文杰</w:t>
+      </w:r>
+    </w:p>
     <w:sectPr>
       <w:headerReference r:id="rId9" w:type="default"/>
       <w:footerReference r:id="rId10" w:type="default"/>

--- a/02-放大电路/02-功率放大电路/H类功率放大电路/H类功率放大电路.docx
+++ b/02-放大电路/02-功率放大电路/H类功率放大电路/H类功率放大电路.docx
@@ -1,6 +1,6 @@
 
 <file path=word/document.xml><?xml version="1.0" encoding="utf-8"?>
-<w:document xmlns:w="http://schemas.openxmlformats.org/wordprocessingml/2006/main" xmlns:m="http://schemas.openxmlformats.org/officeDocument/2006/math" xmlns:r="http://schemas.openxmlformats.org/officeDocument/2006/relationships" xmlns:o="urn:schemas-microsoft-com:office:office" xmlns:v="urn:schemas-microsoft-com:vml" xmlns:w10="urn:schemas-microsoft-com:office:word" xmlns:a="http://schemas.openxmlformats.org/drawingml/2006/main" xmlns:pic="http://schemas.openxmlformats.org/drawingml/2006/picture" xmlns:wp="http://schemas.openxmlformats.org/drawingml/2006/wordprocessingDrawing">
+<w:document xmlns:m="http://schemas.openxmlformats.org/officeDocument/2006/math" xmlns:r="http://schemas.openxmlformats.org/officeDocument/2006/relationships" xmlns:w="http://schemas.openxmlformats.org/wordprocessingml/2006/main" xmlns:o="urn:schemas-microsoft-com:office:office" xmlns:v="urn:schemas-microsoft-com:vml" xmlns:w10="urn:schemas-microsoft-com:office:word" xmlns:a="http://schemas.openxmlformats.org/drawingml/2006/main" xmlns:pic="http://schemas.openxmlformats.org/drawingml/2006/picture" xmlns:wp="http://schemas.openxmlformats.org/drawingml/2006/wordprocessingDrawing">
   <w:body>
     <w:bookmarkStart w:id="27" w:name="h-类功率放大电路"/>
     <w:p>
@@ -8,11 +8,14 @@
         <w:pStyle w:val="Heading1"/>
       </w:pPr>
       <w:r>
+        <w:rPr>
+          <w:rFonts w:eastAsia="黑体"/>
+        </w:rPr>
         <w:t xml:space="preserve">H </w:t>
       </w:r>
       <w:r>
         <w:rPr>
-          <w:rFonts w:hint="eastAsia"/>
+          <w:rFonts w:hint="eastAsia" w:eastAsia="黑体"/>
         </w:rPr>
         <w:t xml:space="preserve">类功率放大电路</w:t>
       </w:r>
@@ -24,7 +27,7 @@
       </w:pPr>
       <w:r>
         <w:rPr>
-          <w:rFonts w:hint="eastAsia"/>
+          <w:rFonts w:hint="eastAsia" w:eastAsia="黑体"/>
         </w:rPr>
         <w:t xml:space="preserve">拓扑描述</w:t>
       </w:r>
@@ -35,16 +38,19 @@
       </w:pPr>
       <w:r>
         <w:rPr>
-          <w:rFonts w:hint="eastAsia"/>
+          <w:rFonts w:hint="eastAsia" w:eastAsia="黑体"/>
         </w:rPr>
         <w:t xml:space="preserve">由</w:t>
       </w:r>
       <w:r>
+        <w:rPr>
+          <w:rFonts w:eastAsia="黑体"/>
+        </w:rPr>
         <w:t xml:space="preserve"> </w:t>
       </w:r>
       <w:r>
         <w:rPr>
-          <w:rFonts w:hint="eastAsia"/>
+          <w:rFonts w:hint="eastAsia" w:eastAsia="黑体"/>
           <w:b/>
           <w:bCs/>
         </w:rPr>
@@ -52,11 +58,14 @@
       </w:r>
       <w:r>
         <w:rPr>
-          <w:rFonts w:hint="eastAsia"/>
+          <w:rFonts w:hint="eastAsia" w:eastAsia="黑体"/>
         </w:rPr>
         <w:t xml:space="preserve">（上管</w:t>
       </w:r>
       <w:r>
+        <w:rPr>
+          <w:rFonts w:eastAsia="黑体"/>
+        </w:rPr>
         <w:t xml:space="preserve"> </w:t>
       </w:r>
       <m:oMath>
@@ -74,24 +83,33 @@
         </m:sSub>
       </m:oMath>
       <w:r>
+        <w:rPr>
+          <w:rFonts w:eastAsia="黑体"/>
+        </w:rPr>
         <w:t xml:space="preserve"> </w:t>
       </w:r>
       <w:r>
         <w:rPr>
-          <w:rFonts w:hint="eastAsia"/>
+          <w:rFonts w:hint="eastAsia" w:eastAsia="黑体"/>
         </w:rPr>
         <w:t xml:space="preserve">为</w:t>
       </w:r>
       <w:r>
+        <w:rPr>
+          <w:rFonts w:eastAsia="黑体"/>
+        </w:rPr>
         <w:t xml:space="preserve"> </w:t>
       </w:r>
       <w:r>
         <w:rPr>
-          <w:rFonts w:hint="eastAsia"/>
+          <w:rFonts w:hint="eastAsia" w:eastAsia="黑体"/>
         </w:rPr>
         <w:t xml:space="preserve">NPN、下管</w:t>
       </w:r>
       <w:r>
+        <w:rPr>
+          <w:rFonts w:eastAsia="黑体"/>
+        </w:rPr>
         <w:t xml:space="preserve"> </w:t>
       </w:r>
       <m:oMath>
@@ -109,26 +127,32 @@
         </m:sSub>
       </m:oMath>
       <w:r>
+        <w:rPr>
+          <w:rFonts w:eastAsia="黑体"/>
+        </w:rPr>
         <w:t xml:space="preserve"> </w:t>
       </w:r>
       <w:r>
         <w:rPr>
-          <w:rFonts w:hint="eastAsia"/>
+          <w:rFonts w:hint="eastAsia" w:eastAsia="黑体"/>
         </w:rPr>
         <w:t xml:space="preserve">为</w:t>
       </w:r>
       <w:r>
+        <w:rPr>
+          <w:rFonts w:eastAsia="黑体"/>
+        </w:rPr>
         <w:t xml:space="preserve"> </w:t>
       </w:r>
       <w:r>
         <w:rPr>
-          <w:rFonts w:hint="eastAsia"/>
+          <w:rFonts w:hint="eastAsia" w:eastAsia="黑体"/>
         </w:rPr>
         <w:t xml:space="preserve">PNP）、</w:t>
       </w:r>
       <w:r>
         <w:rPr>
-          <w:rFonts w:hint="eastAsia"/>
+          <w:rFonts w:hint="eastAsia" w:eastAsia="黑体"/>
           <w:b/>
           <w:bCs/>
         </w:rPr>
@@ -136,6 +160,7 @@
       </w:r>
       <w:r>
         <w:rPr>
+          <w:rFonts w:eastAsia="黑体"/>
           <w:b/>
           <w:bCs/>
         </w:rPr>
@@ -156,17 +181,23 @@
         </m:sSub>
       </m:oMath>
       <w:r>
+        <w:rPr>
+          <w:rFonts w:eastAsia="黑体"/>
+        </w:rPr>
         <w:t xml:space="preserve">、</w:t>
       </w:r>
       <w:r>
         <w:rPr>
-          <w:rFonts w:hint="eastAsia"/>
+          <w:rFonts w:hint="eastAsia" w:eastAsia="黑体"/>
           <w:b/>
           <w:bCs/>
         </w:rPr>
         <w:t xml:space="preserve">可动态调整的浮动电源轨</w:t>
       </w:r>
       <w:r>
+        <w:rPr>
+          <w:rFonts w:eastAsia="黑体"/>
+        </w:rPr>
         <w:t xml:space="preserve"> </w:t>
       </w:r>
       <m:oMath>
@@ -209,16 +240,19 @@
       </m:oMath>
       <w:r>
         <w:rPr>
-          <w:rFonts w:hint="eastAsia"/>
+          <w:rFonts w:hint="eastAsia" w:eastAsia="黑体"/>
         </w:rPr>
         <w:t xml:space="preserve">（含正、负侧）与</w:t>
       </w:r>
       <w:r>
+        <w:rPr>
+          <w:rFonts w:eastAsia="黑体"/>
+        </w:rPr>
         <w:t xml:space="preserve"> </w:t>
       </w:r>
       <w:r>
         <w:rPr>
-          <w:rFonts w:hint="eastAsia"/>
+          <w:rFonts w:hint="eastAsia" w:eastAsia="黑体"/>
           <w:b/>
           <w:bCs/>
         </w:rPr>
@@ -226,6 +260,7 @@
       </w:r>
       <w:r>
         <w:rPr>
+          <w:rFonts w:eastAsia="黑体"/>
           <w:b/>
           <w:bCs/>
         </w:rPr>
@@ -246,26 +281,32 @@
         </m:sSub>
       </m:oMath>
       <w:r>
+        <w:rPr>
+          <w:rFonts w:eastAsia="黑体"/>
+        </w:rPr>
         <w:t xml:space="preserve"> </w:t>
       </w:r>
       <w:r>
         <w:rPr>
-          <w:rFonts w:hint="eastAsia"/>
+          <w:rFonts w:hint="eastAsia" w:eastAsia="黑体"/>
         </w:rPr>
         <w:t xml:space="preserve">组成。电路共有</w:t>
       </w:r>
       <w:r>
+        <w:rPr>
+          <w:rFonts w:eastAsia="黑体"/>
+        </w:rPr>
         <w:t xml:space="preserve"> 6 </w:t>
       </w:r>
       <w:r>
         <w:rPr>
-          <w:rFonts w:hint="eastAsia"/>
+          <w:rFonts w:hint="eastAsia" w:eastAsia="黑体"/>
         </w:rPr>
         <w:t xml:space="preserve">个关键节点：</w:t>
       </w:r>
       <w:r>
         <w:rPr>
-          <w:rFonts w:hint="eastAsia"/>
+          <w:rFonts w:hint="eastAsia" w:eastAsia="黑体"/>
           <w:b/>
           <w:bCs/>
         </w:rPr>
@@ -273,6 +314,7 @@
       </w:r>
       <w:r>
         <w:rPr>
+          <w:rFonts w:eastAsia="黑体"/>
           <w:b/>
           <w:bCs/>
         </w:rPr>
@@ -280,7 +322,7 @@
       </w:r>
       <w:r>
         <w:rPr>
-          <w:rFonts w:hint="eastAsia"/>
+          <w:rFonts w:hint="eastAsia" w:eastAsia="黑体"/>
           <w:b/>
           <w:bCs/>
         </w:rPr>
@@ -288,7 +330,7 @@
       </w:r>
       <w:r>
         <w:rPr>
-          <w:rFonts w:hint="eastAsia"/>
+          <w:rFonts w:hint="eastAsia" w:eastAsia="黑体"/>
         </w:rPr>
         <w:t xml:space="preserve">（</w:t>
       </w:r>
@@ -307,15 +349,21 @@
         </m:sSub>
       </m:oMath>
       <w:r>
+        <w:rPr>
+          <w:rFonts w:eastAsia="黑体"/>
+        </w:rPr>
         <w:t xml:space="preserve"> </w:t>
       </w:r>
       <w:r>
         <w:rPr>
-          <w:rFonts w:hint="eastAsia"/>
+          <w:rFonts w:hint="eastAsia" w:eastAsia="黑体"/>
         </w:rPr>
         <w:t xml:space="preserve">的发射极</w:t>
       </w:r>
       <w:r>
+        <w:rPr>
+          <w:rFonts w:eastAsia="黑体"/>
+        </w:rPr>
         <w:t xml:space="preserve"> E、</w:t>
       </w:r>
       <m:oMath>
@@ -333,24 +381,33 @@
         </m:sSub>
       </m:oMath>
       <w:r>
+        <w:rPr>
+          <w:rFonts w:eastAsia="黑体"/>
+        </w:rPr>
         <w:t xml:space="preserve"> </w:t>
       </w:r>
       <w:r>
         <w:rPr>
-          <w:rFonts w:hint="eastAsia"/>
+          <w:rFonts w:hint="eastAsia" w:eastAsia="黑体"/>
         </w:rPr>
         <w:t xml:space="preserve">的发射极</w:t>
       </w:r>
       <w:r>
+        <w:rPr>
+          <w:rFonts w:eastAsia="黑体"/>
+        </w:rPr>
         <w:t xml:space="preserve"> E </w:t>
       </w:r>
       <w:r>
         <w:rPr>
-          <w:rFonts w:hint="eastAsia"/>
+          <w:rFonts w:hint="eastAsia" w:eastAsia="黑体"/>
         </w:rPr>
         <w:t xml:space="preserve">与</w:t>
       </w:r>
       <w:r>
+        <w:rPr>
+          <w:rFonts w:eastAsia="黑体"/>
+        </w:rPr>
         <w:t xml:space="preserve"> </w:t>
       </w:r>
       <m:oMath>
@@ -368,17 +425,20 @@
         </m:sSub>
       </m:oMath>
       <w:r>
+        <w:rPr>
+          <w:rFonts w:eastAsia="黑体"/>
+        </w:rPr>
         <w:t xml:space="preserve"> </w:t>
       </w:r>
       <w:r>
         <w:rPr>
-          <w:rFonts w:hint="eastAsia"/>
+          <w:rFonts w:hint="eastAsia" w:eastAsia="黑体"/>
         </w:rPr>
         <w:t xml:space="preserve">的上端相连）；</w:t>
       </w:r>
       <w:r>
         <w:rPr>
-          <w:rFonts w:hint="eastAsia"/>
+          <w:rFonts w:hint="eastAsia" w:eastAsia="黑体"/>
           <w:b/>
           <w:bCs/>
         </w:rPr>
@@ -386,6 +446,7 @@
       </w:r>
       <w:r>
         <w:rPr>
+          <w:rFonts w:eastAsia="黑体"/>
           <w:b/>
           <w:bCs/>
         </w:rPr>
@@ -393,7 +454,7 @@
       </w:r>
       <w:r>
         <w:rPr>
-          <w:rFonts w:hint="eastAsia"/>
+          <w:rFonts w:hint="eastAsia" w:eastAsia="黑体"/>
           <w:b/>
           <w:bCs/>
         </w:rPr>
@@ -401,7 +462,7 @@
       </w:r>
       <w:r>
         <w:rPr>
-          <w:rFonts w:hint="eastAsia"/>
+          <w:rFonts w:hint="eastAsia" w:eastAsia="黑体"/>
         </w:rPr>
         <w:t xml:space="preserve">（</w:t>
       </w:r>
@@ -420,26 +481,32 @@
         </m:sSub>
       </m:oMath>
       <w:r>
+        <w:rPr>
+          <w:rFonts w:eastAsia="黑体"/>
+        </w:rPr>
         <w:t xml:space="preserve"> </w:t>
       </w:r>
       <w:r>
         <w:rPr>
-          <w:rFonts w:hint="eastAsia"/>
+          <w:rFonts w:hint="eastAsia" w:eastAsia="黑体"/>
         </w:rPr>
         <w:t xml:space="preserve">的下端接</w:t>
       </w:r>
       <w:r>
+        <w:rPr>
+          <w:rFonts w:eastAsia="黑体"/>
+        </w:rPr>
         <w:t xml:space="preserve"> </w:t>
       </w:r>
       <w:r>
         <w:rPr>
-          <w:rFonts w:hint="eastAsia"/>
+          <w:rFonts w:hint="eastAsia" w:eastAsia="黑体"/>
         </w:rPr>
         <w:t xml:space="preserve">GND）；</w:t>
       </w:r>
       <w:r>
         <w:rPr>
-          <w:rFonts w:hint="eastAsia"/>
+          <w:rFonts w:hint="eastAsia" w:eastAsia="黑体"/>
           <w:b/>
           <w:bCs/>
         </w:rPr>
@@ -447,6 +514,7 @@
       </w:r>
       <w:r>
         <w:rPr>
+          <w:rFonts w:eastAsia="黑体"/>
           <w:b/>
           <w:bCs/>
         </w:rPr>
@@ -454,7 +522,7 @@
       </w:r>
       <w:r>
         <w:rPr>
-          <w:rFonts w:hint="eastAsia"/>
+          <w:rFonts w:hint="eastAsia" w:eastAsia="黑体"/>
           <w:b/>
           <w:bCs/>
         </w:rPr>
@@ -462,7 +530,7 @@
       </w:r>
       <w:r>
         <w:rPr>
-          <w:rFonts w:hint="eastAsia"/>
+          <w:rFonts w:hint="eastAsia" w:eastAsia="黑体"/>
         </w:rPr>
         <w:t xml:space="preserve">（</w:t>
       </w:r>
@@ -481,24 +549,33 @@
         </m:sSub>
       </m:oMath>
       <w:r>
+        <w:rPr>
+          <w:rFonts w:eastAsia="黑体"/>
+        </w:rPr>
         <w:t xml:space="preserve"> </w:t>
       </w:r>
       <w:r>
         <w:rPr>
-          <w:rFonts w:hint="eastAsia"/>
+          <w:rFonts w:hint="eastAsia" w:eastAsia="黑体"/>
         </w:rPr>
         <w:t xml:space="preserve">的集电极</w:t>
       </w:r>
       <w:r>
+        <w:rPr>
+          <w:rFonts w:eastAsia="黑体"/>
+        </w:rPr>
         <w:t xml:space="preserve"> C </w:t>
       </w:r>
       <w:r>
         <w:rPr>
-          <w:rFonts w:hint="eastAsia"/>
+          <w:rFonts w:hint="eastAsia" w:eastAsia="黑体"/>
         </w:rPr>
         <w:t xml:space="preserve">接</w:t>
       </w:r>
       <w:r>
+        <w:rPr>
+          <w:rFonts w:eastAsia="黑体"/>
+        </w:rPr>
         <w:t xml:space="preserve"> </w:t>
       </w:r>
       <m:oMath>
@@ -540,17 +617,20 @@
         </m:r>
       </m:oMath>
       <w:r>
+        <w:rPr>
+          <w:rFonts w:eastAsia="黑体"/>
+        </w:rPr>
         <w:t xml:space="preserve"> </w:t>
       </w:r>
       <w:r>
         <w:rPr>
-          <w:rFonts w:hint="eastAsia"/>
+          <w:rFonts w:hint="eastAsia" w:eastAsia="黑体"/>
         </w:rPr>
         <w:t xml:space="preserve">正轨）；</w:t>
       </w:r>
       <w:r>
         <w:rPr>
-          <w:rFonts w:hint="eastAsia"/>
+          <w:rFonts w:hint="eastAsia" w:eastAsia="黑体"/>
           <w:b/>
           <w:bCs/>
         </w:rPr>
@@ -558,6 +638,7 @@
       </w:r>
       <w:r>
         <w:rPr>
+          <w:rFonts w:eastAsia="黑体"/>
           <w:b/>
           <w:bCs/>
         </w:rPr>
@@ -565,7 +646,7 @@
       </w:r>
       <w:r>
         <w:rPr>
-          <w:rFonts w:hint="eastAsia"/>
+          <w:rFonts w:hint="eastAsia" w:eastAsia="黑体"/>
           <w:b/>
           <w:bCs/>
         </w:rPr>
@@ -573,7 +654,7 @@
       </w:r>
       <w:r>
         <w:rPr>
-          <w:rFonts w:hint="eastAsia"/>
+          <w:rFonts w:hint="eastAsia" w:eastAsia="黑体"/>
         </w:rPr>
         <w:t xml:space="preserve">（</w:t>
       </w:r>
@@ -592,24 +673,33 @@
         </m:sSub>
       </m:oMath>
       <w:r>
+        <w:rPr>
+          <w:rFonts w:eastAsia="黑体"/>
+        </w:rPr>
         <w:t xml:space="preserve"> </w:t>
       </w:r>
       <w:r>
         <w:rPr>
-          <w:rFonts w:hint="eastAsia"/>
+          <w:rFonts w:hint="eastAsia" w:eastAsia="黑体"/>
         </w:rPr>
         <w:t xml:space="preserve">的集电极</w:t>
       </w:r>
       <w:r>
+        <w:rPr>
+          <w:rFonts w:eastAsia="黑体"/>
+        </w:rPr>
         <w:t xml:space="preserve"> C </w:t>
       </w:r>
       <w:r>
         <w:rPr>
-          <w:rFonts w:hint="eastAsia"/>
+          <w:rFonts w:hint="eastAsia" w:eastAsia="黑体"/>
         </w:rPr>
         <w:t xml:space="preserve">接</w:t>
       </w:r>
       <w:r>
+        <w:rPr>
+          <w:rFonts w:eastAsia="黑体"/>
+        </w:rPr>
         <w:t xml:space="preserve"> −</w:t>
       </w:r>
       <m:oMath>
@@ -651,17 +741,20 @@
         </m:r>
       </m:oMath>
       <w:r>
+        <w:rPr>
+          <w:rFonts w:eastAsia="黑体"/>
+        </w:rPr>
         <w:t xml:space="preserve"> </w:t>
       </w:r>
       <w:r>
         <w:rPr>
-          <w:rFonts w:hint="eastAsia"/>
+          <w:rFonts w:hint="eastAsia" w:eastAsia="黑体"/>
         </w:rPr>
         <w:t xml:space="preserve">负轨）；</w:t>
       </w:r>
       <w:r>
         <w:rPr>
-          <w:rFonts w:hint="eastAsia"/>
+          <w:rFonts w:hint="eastAsia" w:eastAsia="黑体"/>
           <w:b/>
           <w:bCs/>
         </w:rPr>
@@ -669,6 +762,7 @@
       </w:r>
       <w:r>
         <w:rPr>
+          <w:rFonts w:eastAsia="黑体"/>
           <w:b/>
           <w:bCs/>
         </w:rPr>
@@ -676,7 +770,7 @@
       </w:r>
       <w:r>
         <w:rPr>
-          <w:rFonts w:hint="eastAsia"/>
+          <w:rFonts w:hint="eastAsia" w:eastAsia="黑体"/>
           <w:b/>
           <w:bCs/>
         </w:rPr>
@@ -684,7 +778,7 @@
       </w:r>
       <w:r>
         <w:rPr>
-          <w:rFonts w:hint="eastAsia"/>
+          <w:rFonts w:hint="eastAsia" w:eastAsia="黑体"/>
         </w:rPr>
         <w:t xml:space="preserve">（</w:t>
       </w:r>
@@ -703,6 +797,9 @@
         </m:sSub>
       </m:oMath>
       <w:r>
+        <w:rPr>
+          <w:rFonts w:eastAsia="黑体"/>
+        </w:rPr>
         <w:t xml:space="preserve">、</w:t>
       </w:r>
       <m:oMath>
@@ -720,26 +817,32 @@
         </m:sSub>
       </m:oMath>
       <w:r>
+        <w:rPr>
+          <w:rFonts w:eastAsia="黑体"/>
+        </w:rPr>
         <w:t xml:space="preserve"> </w:t>
       </w:r>
       <w:r>
         <w:rPr>
-          <w:rFonts w:hint="eastAsia"/>
+          <w:rFonts w:hint="eastAsia" w:eastAsia="黑体"/>
         </w:rPr>
         <w:t xml:space="preserve">的基极</w:t>
       </w:r>
       <w:r>
+        <w:rPr>
+          <w:rFonts w:eastAsia="黑体"/>
+        </w:rPr>
         <w:t xml:space="preserve"> B </w:t>
       </w:r>
       <w:r>
         <w:rPr>
-          <w:rFonts w:hint="eastAsia"/>
+          <w:rFonts w:hint="eastAsia" w:eastAsia="黑体"/>
         </w:rPr>
         <w:t xml:space="preserve">接前级驱动信号）；</w:t>
       </w:r>
       <w:r>
         <w:rPr>
-          <w:rFonts w:hint="eastAsia"/>
+          <w:rFonts w:hint="eastAsia" w:eastAsia="黑体"/>
           <w:b/>
           <w:bCs/>
         </w:rPr>
@@ -747,6 +850,7 @@
       </w:r>
       <w:r>
         <w:rPr>
+          <w:rFonts w:eastAsia="黑体"/>
           <w:b/>
           <w:bCs/>
         </w:rPr>
@@ -754,7 +858,7 @@
       </w:r>
       <w:r>
         <w:rPr>
-          <w:rFonts w:hint="eastAsia"/>
+          <w:rFonts w:hint="eastAsia" w:eastAsia="黑体"/>
           <w:b/>
           <w:bCs/>
         </w:rPr>
@@ -762,7 +866,7 @@
       </w:r>
       <w:r>
         <w:rPr>
-          <w:rFonts w:hint="eastAsia"/>
+          <w:rFonts w:hint="eastAsia" w:eastAsia="黑体"/>
         </w:rPr>
         <w:t xml:space="preserve">（</w:t>
       </w:r>
@@ -781,11 +885,14 @@
         </m:sSub>
       </m:oMath>
       <w:r>
+        <w:rPr>
+          <w:rFonts w:eastAsia="黑体"/>
+        </w:rPr>
         <w:t xml:space="preserve"> </w:t>
       </w:r>
       <w:r>
         <w:rPr>
-          <w:rFonts w:hint="eastAsia"/>
+          <w:rFonts w:hint="eastAsia" w:eastAsia="黑体"/>
         </w:rPr>
         <w:t xml:space="preserve">监测输出幅度并向浮动电源轨送出控制信号）。</w:t>
       </w:r>
@@ -794,7 +901,7 @@
       <w:pPr/>
       <w:r>
         <w:rPr>
-          <w:rFonts w:hint="eastAsia"/>
+          <w:rFonts w:hint="eastAsia" w:eastAsia="黑体"/>
         </w:rPr>
         <w:t xml:space="preserve">各元件管脚连接：</w:t>
       </w:r>
@@ -814,45 +921,57 @@
       </m:oMath>
       <w:r>
         <w:rPr>
-          <w:rFonts w:hint="eastAsia"/>
+          <w:rFonts w:hint="eastAsia" w:eastAsia="黑体"/>
           <w:b/>
           <w:bCs/>
         </w:rPr>
         <w:t xml:space="preserve">（NPN）</w:t>
       </w:r>
       <w:r>
+        <w:rPr>
+          <w:rFonts w:eastAsia="黑体"/>
+        </w:rPr>
         <w:t xml:space="preserve"> </w:t>
       </w:r>
       <w:r>
         <w:rPr>
-          <w:rFonts w:hint="eastAsia"/>
+          <w:rFonts w:hint="eastAsia" w:eastAsia="黑体"/>
         </w:rPr>
         <w:t xml:space="preserve">的</w:t>
       </w:r>
       <w:r>
+        <w:rPr>
+          <w:rFonts w:eastAsia="黑体"/>
+        </w:rPr>
         <w:t xml:space="preserve"> B </w:t>
       </w:r>
       <w:r>
         <w:rPr>
-          <w:rFonts w:hint="eastAsia"/>
+          <w:rFonts w:hint="eastAsia" w:eastAsia="黑体"/>
         </w:rPr>
         <w:t xml:space="preserve">接输入驱动节点、C</w:t>
       </w:r>
       <w:r>
+        <w:rPr>
+          <w:rFonts w:eastAsia="黑体"/>
+        </w:rPr>
         <w:t xml:space="preserve"> </w:t>
       </w:r>
       <w:r>
         <w:rPr>
-          <w:rFonts w:hint="eastAsia"/>
+          <w:rFonts w:hint="eastAsia" w:eastAsia="黑体"/>
         </w:rPr>
         <w:t xml:space="preserve">接浮动正电源节点、E</w:t>
       </w:r>
       <w:r>
+        <w:rPr>
+          <w:rFonts w:eastAsia="黑体"/>
+        </w:rPr>
         <w:t xml:space="preserve"> </w:t>
       </w:r>
       <w:r>
         <w:rPr>
-          <w:rFonts w:hint="eastAsia"/>
+          <w:rFonts w:hint="eastAsia" w:eastAsia="黑体"/>
         </w:rPr>
         <w:t xml:space="preserve">接输出节点；</w:t>
       </w:r>
@@ -872,45 +991,57 @@
       </m:oMath>
       <w:r>
         <w:rPr>
-          <w:rFonts w:hint="eastAsia"/>
+          <w:rFonts w:hint="eastAsia" w:eastAsia="黑体"/>
           <w:b/>
           <w:bCs/>
         </w:rPr>
         <w:t xml:space="preserve">（PNP）</w:t>
       </w:r>
       <w:r>
+        <w:rPr>
+          <w:rFonts w:eastAsia="黑体"/>
+        </w:rPr>
         <w:t xml:space="preserve"> </w:t>
       </w:r>
       <w:r>
         <w:rPr>
-          <w:rFonts w:hint="eastAsia"/>
+          <w:rFonts w:hint="eastAsia" w:eastAsia="黑体"/>
         </w:rPr>
         <w:t xml:space="preserve">的</w:t>
       </w:r>
       <w:r>
+        <w:rPr>
+          <w:rFonts w:eastAsia="黑体"/>
+        </w:rPr>
         <w:t xml:space="preserve"> B </w:t>
       </w:r>
       <w:r>
         <w:rPr>
-          <w:rFonts w:hint="eastAsia"/>
+          <w:rFonts w:hint="eastAsia" w:eastAsia="黑体"/>
         </w:rPr>
         <w:t xml:space="preserve">接输入驱动节点、C</w:t>
       </w:r>
       <w:r>
+        <w:rPr>
+          <w:rFonts w:eastAsia="黑体"/>
+        </w:rPr>
         <w:t xml:space="preserve"> </w:t>
       </w:r>
       <w:r>
         <w:rPr>
-          <w:rFonts w:hint="eastAsia"/>
+          <w:rFonts w:hint="eastAsia" w:eastAsia="黑体"/>
         </w:rPr>
         <w:t xml:space="preserve">接浮动负电源节点、E</w:t>
       </w:r>
       <w:r>
+        <w:rPr>
+          <w:rFonts w:eastAsia="黑体"/>
+        </w:rPr>
         <w:t xml:space="preserve"> </w:t>
       </w:r>
       <w:r>
         <w:rPr>
-          <w:rFonts w:hint="eastAsia"/>
+          <w:rFonts w:hint="eastAsia" w:eastAsia="黑体"/>
         </w:rPr>
         <w:t xml:space="preserve">接输出节点；</w:t>
       </w:r>
@@ -929,15 +1060,21 @@
         </m:sSub>
       </m:oMath>
       <w:r>
+        <w:rPr>
+          <w:rFonts w:eastAsia="黑体"/>
+        </w:rPr>
         <w:t xml:space="preserve"> </w:t>
       </w:r>
       <w:r>
         <w:rPr>
-          <w:rFonts w:hint="eastAsia"/>
+          <w:rFonts w:hint="eastAsia" w:eastAsia="黑体"/>
         </w:rPr>
         <w:t xml:space="preserve">实时监测输出幅度并向控制节点送出控制信号，使</w:t>
       </w:r>
       <w:r>
+        <w:rPr>
+          <w:rFonts w:eastAsia="黑体"/>
+        </w:rPr>
         <w:t xml:space="preserve"> </w:t>
       </w:r>
       <m:oMath>
@@ -1058,7 +1195,7 @@
       </m:oMath>
       <w:r>
         <w:rPr>
-          <w:rFonts w:hint="eastAsia"/>
+          <w:rFonts w:hint="eastAsia" w:eastAsia="黑体"/>
         </w:rPr>
         <w:t xml:space="preserve">；</w:t>
       </w:r>
@@ -1077,11 +1214,14 @@
         </m:sSub>
       </m:oMath>
       <w:r>
+        <w:rPr>
+          <w:rFonts w:eastAsia="黑体"/>
+        </w:rPr>
         <w:t xml:space="preserve"> </w:t>
       </w:r>
       <w:r>
         <w:rPr>
-          <w:rFonts w:hint="eastAsia"/>
+          <w:rFonts w:hint="eastAsia" w:eastAsia="黑体"/>
         </w:rPr>
         <w:t xml:space="preserve">一端接输出节点、另一端接地节点。</w:t>
       </w:r>
@@ -1090,16 +1230,19 @@
       <w:pPr/>
       <w:r>
         <w:rPr>
-          <w:rFonts w:hint="eastAsia"/>
+          <w:rFonts w:hint="eastAsia" w:eastAsia="黑体"/>
         </w:rPr>
         <w:t xml:space="preserve">由此构成”浮动电源轨电压随信号包络连续（或分多级近似连续）变化、功率管两端压降始终维持在较小值”的</w:t>
       </w:r>
       <w:r>
+        <w:rPr>
+          <w:rFonts w:eastAsia="黑体"/>
+        </w:rPr>
         <w:t xml:space="preserve"> H </w:t>
       </w:r>
       <w:r>
         <w:rPr>
-          <w:rFonts w:hint="eastAsia"/>
+          <w:rFonts w:hint="eastAsia" w:eastAsia="黑体"/>
         </w:rPr>
         <w:t xml:space="preserve">类浮动电源推挽功放组态，进一步降低管耗、提高效率，主要用于大功率音频功放。</w:t>
       </w:r>
@@ -1112,7 +1255,7 @@
       </w:pPr>
       <w:r>
         <w:rPr>
-          <w:rFonts w:hint="eastAsia"/>
+          <w:rFonts w:hint="eastAsia" w:eastAsia="黑体"/>
         </w:rPr>
         <w:t xml:space="preserve">工作原理</w:t>
       </w:r>
@@ -1123,7 +1266,7 @@
       </w:pPr>
       <w:r>
         <w:rPr>
-          <w:rFonts w:hint="eastAsia"/>
+          <w:rFonts w:hint="eastAsia" w:eastAsia="黑体"/>
         </w:rPr>
         <w:t xml:space="preserve">输出幅度监测电路实时控制电源轨电压跟随信号包络上下浮动，使功率管始终工作在低管压降状态，从而显著减小功率管上的耗散；信号小时电源降低、信号大时电源升高，平均耗能随信号自适应下降。</w:t>
       </w:r>
@@ -1136,7 +1279,7 @@
       </w:pPr>
       <w:r>
         <w:rPr>
-          <w:rFonts w:hint="eastAsia"/>
+          <w:rFonts w:hint="eastAsia" w:eastAsia="黑体"/>
         </w:rPr>
         <w:t xml:space="preserve">关键计算公式</w:t>
       </w:r>
@@ -1150,11 +1293,14 @@
       </w:pPr>
       <w:r>
         <w:rPr>
-          <w:rFonts w:hint="eastAsia"/>
+          <w:rFonts w:hint="eastAsia" w:eastAsia="黑体"/>
         </w:rPr>
         <w:t xml:space="preserve">输出功率（峰值</w:t>
       </w:r>
       <w:r>
+        <w:rPr>
+          <w:rFonts w:eastAsia="黑体"/>
+        </w:rPr>
         <w:t xml:space="preserve"> </w:t>
       </w:r>
       <m:oMath>
@@ -1176,11 +1322,14 @@
       </m:oMath>
       <w:r>
         <w:rPr>
-          <w:rFonts w:hint="eastAsia"/>
+          <w:rFonts w:hint="eastAsia" w:eastAsia="黑体"/>
         </w:rPr>
         <w:t xml:space="preserve">、负载</w:t>
       </w:r>
       <w:r>
+        <w:rPr>
+          <w:rFonts w:eastAsia="黑体"/>
+        </w:rPr>
         <w:t xml:space="preserve"> </w:t>
       </w:r>
       <m:oMath>
@@ -1199,7 +1348,7 @@
       </m:oMath>
       <w:r>
         <w:rPr>
-          <w:rFonts w:hint="eastAsia"/>
+          <w:rFonts w:hint="eastAsia" w:eastAsia="黑体"/>
         </w:rPr>
         <w:t xml:space="preserve">）：</w:t>
       </w:r>
@@ -1288,11 +1437,14 @@
       </w:pPr>
       <w:r>
         <w:rPr>
-          <w:rFonts w:hint="eastAsia"/>
+          <w:rFonts w:hint="eastAsia" w:eastAsia="黑体"/>
         </w:rPr>
         <w:t xml:space="preserve">理想的浮动电源轨（保持管压降</w:t>
       </w:r>
       <w:r>
+        <w:rPr>
+          <w:rFonts w:eastAsia="黑体"/>
+        </w:rPr>
         <w:t xml:space="preserve"> </w:t>
       </w:r>
       <m:oMath>
@@ -1319,11 +1471,14 @@
         </m:sSub>
       </m:oMath>
       <w:r>
+        <w:rPr>
+          <w:rFonts w:eastAsia="黑体"/>
+        </w:rPr>
         <w:t xml:space="preserve"> </w:t>
       </w:r>
       <w:r>
         <w:rPr>
-          <w:rFonts w:hint="eastAsia"/>
+          <w:rFonts w:hint="eastAsia" w:eastAsia="黑体"/>
         </w:rPr>
         <w:t xml:space="preserve">恒定）：</w:t>
       </w:r>
@@ -1464,7 +1619,7 @@
       </w:pPr>
       <w:r>
         <w:rPr>
-          <w:rFonts w:hint="eastAsia"/>
+          <w:rFonts w:hint="eastAsia" w:eastAsia="黑体"/>
         </w:rPr>
         <w:t xml:space="preserve">理想化管耗（相对固定轨大幅降低）：</w:t>
       </w:r>
@@ -1581,7 +1736,7 @@
       </w:pPr>
       <w:r>
         <w:rPr>
-          <w:rFonts w:hint="eastAsia"/>
+          <w:rFonts w:hint="eastAsia" w:eastAsia="黑体"/>
         </w:rPr>
         <w:t xml:space="preserve">整体效率：</w:t>
       </w:r>
@@ -1690,7 +1845,7 @@
             </w:pPr>
             <w:r>
               <w:rPr>
-                <w:rFonts w:hint="eastAsia"/>
+                <w:rFonts w:hint="eastAsia" w:eastAsia="黑体"/>
               </w:rPr>
               <w:t xml:space="preserve">符号</w:t>
             </w:r>
@@ -1704,7 +1859,7 @@
             </w:pPr>
             <w:r>
               <w:rPr>
-                <w:rFonts w:hint="eastAsia"/>
+                <w:rFonts w:hint="eastAsia" w:eastAsia="黑体"/>
               </w:rPr>
               <w:t xml:space="preserve">含义</w:t>
             </w:r>
@@ -1718,7 +1873,7 @@
             </w:pPr>
             <w:r>
               <w:rPr>
-                <w:rFonts w:hint="eastAsia"/>
+                <w:rFonts w:hint="eastAsia" w:eastAsia="黑体"/>
               </w:rPr>
               <w:t xml:space="preserve">单位</w:t>
             </w:r>
@@ -1750,6 +1905,9 @@
               </m:sSub>
             </m:oMath>
             <w:r>
+              <w:rPr>
+                <w:rFonts w:eastAsia="黑体"/>
+              </w:rPr>
               <w:t xml:space="preserve">​</w:t>
             </w:r>
           </w:p>
@@ -1762,7 +1920,7 @@
             </w:pPr>
             <w:r>
               <w:rPr>
-                <w:rFonts w:hint="eastAsia"/>
+                <w:rFonts w:hint="eastAsia" w:eastAsia="黑体"/>
               </w:rPr>
               <w:t xml:space="preserve">输出峰值电压</w:t>
             </w:r>
@@ -1775,6 +1933,9 @@
               <w:pStyle w:val="Compact"/>
             </w:pPr>
             <w:r>
+              <w:rPr>
+                <w:rFonts w:eastAsia="黑体"/>
+              </w:rPr>
               <w:t xml:space="preserve">V</w:t>
             </w:r>
           </w:p>
@@ -1811,6 +1972,9 @@
               </m:sSub>
             </m:oMath>
             <w:r>
+              <w:rPr>
+                <w:rFonts w:eastAsia="黑体"/>
+              </w:rPr>
               <w:t xml:space="preserve">​</w:t>
             </w:r>
           </w:p>
@@ -1823,7 +1987,7 @@
             </w:pPr>
             <w:r>
               <w:rPr>
-                <w:rFonts w:hint="eastAsia"/>
+                <w:rFonts w:hint="eastAsia" w:eastAsia="黑体"/>
               </w:rPr>
               <w:t xml:space="preserve">功率管最小压降</w:t>
             </w:r>
@@ -1836,6 +2000,9 @@
               <w:pStyle w:val="Compact"/>
             </w:pPr>
             <w:r>
+              <w:rPr>
+                <w:rFonts w:eastAsia="黑体"/>
+              </w:rPr>
               <w:t xml:space="preserve">V</w:t>
             </w:r>
           </w:p>
@@ -1887,6 +2054,9 @@
               </m:r>
             </m:oMath>
             <w:r>
+              <w:rPr>
+                <w:rFonts w:eastAsia="黑体"/>
+              </w:rPr>
               <w:t xml:space="preserve">​</w:t>
             </w:r>
           </w:p>
@@ -1899,7 +2069,7 @@
             </w:pPr>
             <w:r>
               <w:rPr>
-                <w:rFonts w:hint="eastAsia"/>
+                <w:rFonts w:hint="eastAsia" w:eastAsia="黑体"/>
               </w:rPr>
               <w:t xml:space="preserve">随时间变化的供电轨</w:t>
             </w:r>
@@ -1912,6 +2082,9 @@
               <w:pStyle w:val="Compact"/>
             </w:pPr>
             <w:r>
+              <w:rPr>
+                <w:rFonts w:eastAsia="黑体"/>
+              </w:rPr>
               <w:t xml:space="preserve">V</w:t>
             </w:r>
           </w:p>
@@ -1939,6 +2112,9 @@
               </m:sSub>
             </m:oMath>
             <w:r>
+              <w:rPr>
+                <w:rFonts w:eastAsia="黑体"/>
+              </w:rPr>
               <w:t xml:space="preserve">​</w:t>
             </w:r>
           </w:p>
@@ -1951,7 +2127,7 @@
             </w:pPr>
             <w:r>
               <w:rPr>
-                <w:rFonts w:hint="eastAsia"/>
+                <w:rFonts w:hint="eastAsia" w:eastAsia="黑体"/>
               </w:rPr>
               <w:t xml:space="preserve">负载电阻</w:t>
             </w:r>
@@ -1964,6 +2140,9 @@
               <w:pStyle w:val="Compact"/>
             </w:pPr>
             <w:r>
+              <w:rPr>
+                <w:rFonts w:eastAsia="黑体"/>
+              </w:rPr>
               <w:t xml:space="preserve">Ω</w:t>
             </w:r>
           </w:p>
@@ -1991,6 +2170,9 @@
               </m:sSub>
             </m:oMath>
             <w:r>
+              <w:rPr>
+                <w:rFonts w:eastAsia="黑体"/>
+              </w:rPr>
               <w:t xml:space="preserve">、</w:t>
             </w:r>
             <m:oMath>
@@ -2017,7 +2199,7 @@
             </w:pPr>
             <w:r>
               <w:rPr>
-                <w:rFonts w:hint="eastAsia"/>
+                <w:rFonts w:hint="eastAsia" w:eastAsia="黑体"/>
               </w:rPr>
               <w:t xml:space="preserve">输出功率、管耗</w:t>
             </w:r>
@@ -2030,6 +2212,9 @@
               <w:pStyle w:val="Compact"/>
             </w:pPr>
             <w:r>
+              <w:rPr>
+                <w:rFonts w:eastAsia="黑体"/>
+              </w:rPr>
               <w:t xml:space="preserve">W</w:t>
             </w:r>
           </w:p>
@@ -2048,6 +2233,9 @@
               </m:r>
             </m:oMath>
             <w:r>
+              <w:rPr>
+                <w:rFonts w:eastAsia="黑体"/>
+              </w:rPr>
               <w:t xml:space="preserve">​</w:t>
             </w:r>
           </w:p>
@@ -2060,7 +2248,7 @@
             </w:pPr>
             <w:r>
               <w:rPr>
-                <w:rFonts w:hint="eastAsia"/>
+                <w:rFonts w:hint="eastAsia" w:eastAsia="黑体"/>
               </w:rPr>
               <w:t xml:space="preserve">效率</w:t>
             </w:r>
@@ -2073,6 +2261,9 @@
               <w:pStyle w:val="Compact"/>
             </w:pPr>
             <w:r>
+              <w:rPr>
+                <w:rFonts w:eastAsia="黑体"/>
+              </w:rPr>
               <w:t xml:space="preserve">—</w:t>
             </w:r>
           </w:p>
@@ -2087,7 +2278,7 @@
       </w:pPr>
       <w:r>
         <w:rPr>
-          <w:rFonts w:hint="eastAsia"/>
+          <w:rFonts w:hint="eastAsia" w:eastAsia="黑体"/>
         </w:rPr>
         <w:t xml:space="preserve">元件调整影响</w:t>
       </w:r>
@@ -2102,7 +2293,7 @@
       </w:pPr>
       <w:r>
         <w:rPr>
-          <w:rFonts w:hint="eastAsia"/>
+          <w:rFonts w:hint="eastAsia" w:eastAsia="黑体"/>
           <w:b/>
           <w:bCs/>
         </w:rPr>
@@ -2110,20 +2301,27 @@
       </w:r>
       <w:r>
         <w:rPr>
+          <w:rFonts w:eastAsia="黑体"/>
           <w:b/>
           <w:bCs/>
         </w:rPr>
         <w:t xml:space="preserve"> ↑</w:t>
       </w:r>
       <w:r>
+        <w:rPr>
+          <w:rFonts w:eastAsia="黑体"/>
+        </w:rPr>
         <w:t xml:space="preserve"> </w:t>
       </w:r>
       <w:r>
+        <w:rPr>
+          <w:rFonts w:eastAsia="黑体"/>
+        </w:rPr>
         <w:t xml:space="preserve">→ </w:t>
       </w:r>
       <w:r>
         <w:rPr>
-          <w:rFonts w:hint="eastAsia"/>
+          <w:rFonts w:hint="eastAsia" w:eastAsia="黑体"/>
         </w:rPr>
         <w:t xml:space="preserve">追踪包络更准、失真更低，但开关/辅助电源损耗上升。</w:t>
       </w:r>
@@ -2138,7 +2336,7 @@
       </w:pPr>
       <w:r>
         <w:rPr>
-          <w:rFonts w:hint="eastAsia"/>
+          <w:rFonts w:hint="eastAsia" w:eastAsia="黑体"/>
           <w:b/>
           <w:bCs/>
         </w:rPr>
@@ -2146,6 +2344,7 @@
       </w:r>
       <w:r>
         <w:rPr>
+          <w:rFonts w:eastAsia="黑体"/>
           <w:b/>
           <w:bCs/>
         </w:rPr>
@@ -2176,6 +2375,7 @@
       </m:oMath>
       <w:r>
         <w:rPr>
+          <w:rFonts w:eastAsia="黑体"/>
           <w:b/>
           <w:bCs/>
         </w:rPr>
@@ -2183,21 +2383,27 @@
       </w:r>
       <w:r>
         <w:rPr>
-          <w:rFonts w:hint="eastAsia"/>
+          <w:rFonts w:hint="eastAsia" w:eastAsia="黑体"/>
           <w:b/>
           <w:bCs/>
         </w:rPr>
         <w:t xml:space="preserve">设置过大</w:t>
       </w:r>
       <w:r>
+        <w:rPr>
+          <w:rFonts w:eastAsia="黑体"/>
+        </w:rPr>
         <w:t xml:space="preserve"> </w:t>
       </w:r>
       <w:r>
+        <w:rPr>
+          <w:rFonts w:eastAsia="黑体"/>
+        </w:rPr>
         <w:t xml:space="preserve">→ </w:t>
       </w:r>
       <w:r>
         <w:rPr>
-          <w:rFonts w:hint="eastAsia"/>
+          <w:rFonts w:hint="eastAsia" w:eastAsia="黑体"/>
         </w:rPr>
         <w:t xml:space="preserve">效率下降、发热增大。</w:t>
       </w:r>
@@ -2235,6 +2441,7 @@
       </m:oMath>
       <w:r>
         <w:rPr>
+          <w:rFonts w:eastAsia="黑体"/>
           <w:b/>
           <w:bCs/>
         </w:rPr>
@@ -2242,21 +2449,27 @@
       </w:r>
       <w:r>
         <w:rPr>
-          <w:rFonts w:hint="eastAsia"/>
+          <w:rFonts w:hint="eastAsia" w:eastAsia="黑体"/>
           <w:b/>
           <w:bCs/>
         </w:rPr>
         <w:t xml:space="preserve">过小</w:t>
       </w:r>
       <w:r>
+        <w:rPr>
+          <w:rFonts w:eastAsia="黑体"/>
+        </w:rPr>
         <w:t xml:space="preserve"> </w:t>
       </w:r>
       <w:r>
+        <w:rPr>
+          <w:rFonts w:eastAsia="黑体"/>
+        </w:rPr>
         <w:t xml:space="preserve">→ </w:t>
       </w:r>
       <w:r>
         <w:rPr>
-          <w:rFonts w:hint="eastAsia"/>
+          <w:rFonts w:hint="eastAsia" w:eastAsia="黑体"/>
         </w:rPr>
         <w:t xml:space="preserve">输出摆幅不足或削波。</w:t>
       </w:r>
@@ -2271,7 +2484,7 @@
       </w:pPr>
       <w:r>
         <w:rPr>
-          <w:rFonts w:hint="eastAsia"/>
+          <w:rFonts w:hint="eastAsia" w:eastAsia="黑体"/>
         </w:rPr>
         <w:t xml:space="preserve">浮动电源若分多级近似，则级数越多越接近理想效率。</w:t>
       </w:r>
@@ -2286,7 +2499,7 @@
       </w:pPr>
       <w:r>
         <w:rPr>
-          <w:rFonts w:hint="eastAsia"/>
+          <w:rFonts w:hint="eastAsia" w:eastAsia="黑体"/>
         </w:rPr>
         <w:t xml:space="preserve">电源跟踪环节带来额外开关噪声，需抑制。</w:t>
       </w:r>
@@ -2299,7 +2512,7 @@
       </w:pPr>
       <w:r>
         <w:rPr>
-          <w:rFonts w:hint="eastAsia"/>
+          <w:rFonts w:hint="eastAsia" w:eastAsia="黑体"/>
         </w:rPr>
         <w:t xml:space="preserve">典型参数示例</w:t>
       </w:r>
@@ -2314,11 +2527,14 @@
       </w:pPr>
       <w:r>
         <w:rPr>
-          <w:rFonts w:hint="eastAsia"/>
+          <w:rFonts w:hint="eastAsia" w:eastAsia="黑体"/>
         </w:rPr>
         <w:t xml:space="preserve">取</w:t>
       </w:r>
       <w:r>
+        <w:rPr>
+          <w:rFonts w:eastAsia="黑体"/>
+        </w:rPr>
         <w:t xml:space="preserve"> </w:t>
       </w:r>
       <m:oMath>
@@ -2358,6 +2574,9 @@
         </m:r>
       </m:oMath>
       <w:r>
+        <w:rPr>
+          <w:rFonts w:eastAsia="黑体"/>
+        </w:rPr>
         <w:t xml:space="preserve">、</w:t>
       </w:r>
       <m:oMath>
@@ -2394,7 +2613,7 @@
       </m:oMath>
       <w:r>
         <w:rPr>
-          <w:rFonts w:hint="eastAsia"/>
+          <w:rFonts w:hint="eastAsia" w:eastAsia="黑体"/>
         </w:rPr>
         <w:t xml:space="preserve">：</w:t>
       </w:r>
@@ -2471,6 +2690,9 @@
         </m:r>
       </m:oMath>
       <w:r>
+        <w:rPr>
+          <w:rFonts w:eastAsia="黑体"/>
+        </w:rPr>
         <w:t xml:space="preserve">。</w:t>
       </w:r>
     </w:p>
@@ -2484,11 +2706,14 @@
       </w:pPr>
       <w:r>
         <w:rPr>
-          <w:rFonts w:hint="eastAsia"/>
+          <w:rFonts w:hint="eastAsia" w:eastAsia="黑体"/>
         </w:rPr>
         <w:t xml:space="preserve">取</w:t>
       </w:r>
       <w:r>
+        <w:rPr>
+          <w:rFonts w:eastAsia="黑体"/>
+        </w:rPr>
         <w:t xml:space="preserve"> </w:t>
       </w:r>
       <m:oMath>
@@ -2535,11 +2760,14 @@
       </m:oMath>
       <w:r>
         <w:rPr>
-          <w:rFonts w:hint="eastAsia"/>
+          <w:rFonts w:hint="eastAsia" w:eastAsia="黑体"/>
         </w:rPr>
         <w:t xml:space="preserve">：管耗</w:t>
       </w:r>
       <w:r>
+        <w:rPr>
+          <w:rFonts w:eastAsia="黑体"/>
+        </w:rPr>
         <w:t xml:space="preserve"> </w:t>
       </w:r>
       <m:oMath>
@@ -2622,11 +2850,14 @@
       </m:oMath>
       <w:r>
         <w:rPr>
-          <w:rFonts w:hint="eastAsia"/>
+          <w:rFonts w:hint="eastAsia" w:eastAsia="黑体"/>
         </w:rPr>
         <w:t xml:space="preserve">，效率</w:t>
       </w:r>
       <w:r>
+        <w:rPr>
+          <w:rFonts w:eastAsia="黑体"/>
+        </w:rPr>
         <w:t xml:space="preserve"> </w:t>
       </w:r>
       <m:oMath>
@@ -2681,25 +2912,31 @@
       </m:oMath>
       <w:r>
         <w:rPr>
-          <w:rFonts w:hint="eastAsia"/>
+          <w:rFonts w:hint="eastAsia" w:eastAsia="黑体"/>
         </w:rPr>
         <w:t xml:space="preserve">（远高于同工况固定轨</w:t>
       </w:r>
       <w:r>
+        <w:rPr>
+          <w:rFonts w:eastAsia="黑体"/>
+        </w:rPr>
         <w:t xml:space="preserve"> AB </w:t>
       </w:r>
       <w:r>
         <w:rPr>
-          <w:rFonts w:hint="eastAsia"/>
+          <w:rFonts w:hint="eastAsia" w:eastAsia="黑体"/>
         </w:rPr>
         <w:t xml:space="preserve">类的约</w:t>
       </w:r>
       <w:r>
+        <w:rPr>
+          <w:rFonts w:eastAsia="黑体"/>
+        </w:rPr>
         <w:t xml:space="preserve"> </w:t>
       </w:r>
       <w:r>
         <w:rPr>
-          <w:rFonts w:hint="eastAsia"/>
+          <w:rFonts w:hint="eastAsia" w:eastAsia="黑体"/>
         </w:rPr>
         <w:t xml:space="preserve">70%）。</w:t>
       </w:r>
@@ -2712,7 +2949,7 @@
       </w:pPr>
       <w:r>
         <w:rPr>
-          <w:rFonts w:hint="eastAsia"/>
+          <w:rFonts w:hint="eastAsia" w:eastAsia="黑体"/>
         </w:rPr>
         <w:t xml:space="preserve">常见器件型号</w:t>
       </w:r>
@@ -2727,25 +2964,31 @@
       </w:pPr>
       <w:r>
         <w:rPr>
-          <w:rFonts w:hint="eastAsia"/>
+          <w:rFonts w:hint="eastAsia" w:eastAsia="黑体"/>
         </w:rPr>
         <w:t xml:space="preserve">常用：按需选型（H</w:t>
       </w:r>
       <w:r>
+        <w:rPr>
+          <w:rFonts w:eastAsia="黑体"/>
+        </w:rPr>
         <w:t xml:space="preserve"> </w:t>
       </w:r>
       <w:r>
         <w:rPr>
-          <w:rFonts w:hint="eastAsia"/>
+          <w:rFonts w:hint="eastAsia" w:eastAsia="黑体"/>
         </w:rPr>
         <w:t xml:space="preserve">类多数由分立元件</w:t>
       </w:r>
       <w:r>
+        <w:rPr>
+          <w:rFonts w:eastAsia="黑体"/>
+        </w:rPr>
         <w:t xml:space="preserve"> + </w:t>
       </w:r>
       <w:r>
         <w:rPr>
-          <w:rFonts w:hint="eastAsia"/>
+          <w:rFonts w:hint="eastAsia" w:eastAsia="黑体"/>
         </w:rPr>
         <w:t xml:space="preserve">辅助开关电源实现）。</w:t>
       </w:r>
@@ -2760,7 +3003,7 @@
       </w:pPr>
       <w:r>
         <w:rPr>
-          <w:rFonts w:hint="eastAsia"/>
+          <w:rFonts w:hint="eastAsia" w:eastAsia="黑体"/>
         </w:rPr>
         <w:t xml:space="preserve">功率对管：MJL21193/MJL21194、TIP3055/TIP2955。</w:t>
       </w:r>
@@ -2774,20 +3017,26 @@
         </w:numPr>
       </w:pPr>
       <w:r>
+        <w:rPr>
+          <w:rFonts w:eastAsia="黑体"/>
+        </w:rPr>
         <w:t xml:space="preserve">D </w:t>
       </w:r>
       <w:r>
         <w:rPr>
-          <w:rFonts w:hint="eastAsia"/>
+          <w:rFonts w:hint="eastAsia" w:eastAsia="黑体"/>
         </w:rPr>
         <w:t xml:space="preserve">类/开关辅助电源作浮动轨：常见用升压/可调</w:t>
       </w:r>
       <w:r>
+        <w:rPr>
+          <w:rFonts w:eastAsia="黑体"/>
+        </w:rPr>
         <w:t xml:space="preserve"> SMPS </w:t>
       </w:r>
       <w:r>
         <w:rPr>
-          <w:rFonts w:hint="eastAsia"/>
+          <w:rFonts w:hint="eastAsia" w:eastAsia="黑体"/>
         </w:rPr>
         <w:t xml:space="preserve">实现。</w:t>
       </w:r>
@@ -2800,7 +3049,7 @@
       </w:pPr>
       <w:r>
         <w:rPr>
-          <w:rFonts w:hint="eastAsia"/>
+          <w:rFonts w:hint="eastAsia" w:eastAsia="黑体"/>
         </w:rPr>
         <w:t xml:space="preserve">注意事项</w:t>
       </w:r>
@@ -2815,7 +3064,7 @@
       </w:pPr>
       <w:r>
         <w:rPr>
-          <w:rFonts w:hint="eastAsia"/>
+          <w:rFonts w:hint="eastAsia" w:eastAsia="黑体"/>
         </w:rPr>
         <w:t xml:space="preserve">浮动电源跟踪环节复杂，需兼顾速度与稳定性。</w:t>
       </w:r>
@@ -2830,7 +3079,7 @@
       </w:pPr>
       <w:r>
         <w:rPr>
-          <w:rFonts w:hint="eastAsia"/>
+          <w:rFonts w:hint="eastAsia" w:eastAsia="黑体"/>
         </w:rPr>
         <w:t xml:space="preserve">电源开关噪声可能串入输出，需良好滤波与屏蔽。</w:t>
       </w:r>
@@ -2845,7 +3094,7 @@
       </w:pPr>
       <w:r>
         <w:rPr>
-          <w:rFonts w:hint="eastAsia"/>
+          <w:rFonts w:hint="eastAsia" w:eastAsia="黑体"/>
         </w:rPr>
         <w:t xml:space="preserve">大动态瞬态时电源须能快速升压，避免削波。</w:t>
       </w:r>
@@ -2860,16 +3109,19 @@
       </w:pPr>
       <w:r>
         <w:rPr>
-          <w:rFonts w:hint="eastAsia"/>
+          <w:rFonts w:hint="eastAsia" w:eastAsia="黑体"/>
         </w:rPr>
         <w:t xml:space="preserve">相比</w:t>
       </w:r>
       <w:r>
+        <w:rPr>
+          <w:rFonts w:eastAsia="黑体"/>
+        </w:rPr>
         <w:t xml:space="preserve"> G </w:t>
       </w:r>
       <w:r>
         <w:rPr>
-          <w:rFonts w:hint="eastAsia"/>
+          <w:rFonts w:hint="eastAsia" w:eastAsia="黑体"/>
         </w:rPr>
         <w:t xml:space="preserve">类连续化效率更高，但实现成本与难度更大。</w:t>
       </w:r>
@@ -2882,7 +3134,7 @@
       </w:pPr>
       <w:r>
         <w:rPr>
-          <w:rFonts w:hint="eastAsia"/>
+          <w:rFonts w:hint="eastAsia" w:eastAsia="黑体"/>
         </w:rPr>
         <w:t xml:space="preserve">参考资料</w:t>
       </w:r>
@@ -2896,20 +3148,26 @@
         </w:numPr>
       </w:pPr>
       <w:r>
+        <w:rPr>
+          <w:rFonts w:eastAsia="黑体"/>
+        </w:rPr>
         <w:t xml:space="preserve">Wikipedia: Power amplifier </w:t>
       </w:r>
       <w:r>
         <w:rPr>
-          <w:rFonts w:hint="eastAsia"/>
+          <w:rFonts w:hint="eastAsia" w:eastAsia="黑体"/>
         </w:rPr>
         <w:t xml:space="preserve">classes（Class</w:t>
       </w:r>
       <w:r>
+        <w:rPr>
+          <w:rFonts w:eastAsia="黑体"/>
+        </w:rPr>
         <w:t xml:space="preserve"> </w:t>
       </w:r>
       <w:r>
         <w:rPr>
-          <w:rFonts w:hint="eastAsia"/>
+          <w:rFonts w:hint="eastAsia" w:eastAsia="黑体"/>
         </w:rPr>
         <w:t xml:space="preserve">H）。</w:t>
       </w:r>
@@ -2923,6 +3181,9 @@
         </w:numPr>
       </w:pPr>
       <w:r>
+        <w:rPr>
+          <w:rFonts w:eastAsia="黑体"/>
+        </w:rPr>
         <w:t xml:space="preserve">Douglas Self《Audio Power Amplifier Design Handbook》。</w:t>
       </w:r>
     </w:p>
@@ -2936,7 +3197,7 @@
       </w:pPr>
       <w:r>
         <w:rPr>
-          <w:rFonts w:hint="eastAsia"/>
+          <w:rFonts w:hint="eastAsia" w:eastAsia="黑体"/>
         </w:rPr>
         <w:t xml:space="preserve">《现代音响功率放大器设计》相关章节。</w:t>
       </w:r>
@@ -2950,11 +3211,11 @@
       </w:pPr>
       <w:r>
         <w:rPr>
-          <w:rFonts w:ascii="Times New Roman" w:hAnsi="Times New Roman"/>
+          <w:rFonts w:ascii="Times New Roman" w:hAnsi="Times New Roman" w:eastAsia="黑体"/>
           <w:color w:val="555555"/>
           <w:sz w:val="21"/>
         </w:rPr>
-        <w:t>材料收集者：杜文杰</w:t>
+        <w:t>材料收集者：杜文杰，WX手机：19519196569，QQ:3478827729</w:t>
       </w:r>
     </w:p>
     <w:sectPr>
@@ -2974,7 +3235,7 @@
 </file>
 
 <file path=word/footer1.xml><?xml version="1.0" encoding="utf-8"?>
-<w:ftr xmlns:m="http://schemas.openxmlformats.org/officeDocument/2006/math" xmlns:mc="http://schemas.openxmlformats.org/markup-compatibility/2006" xmlns:mo="http://schemas.microsoft.com/office/mac/office/2008/main" xmlns:mv="urn:schemas-microsoft-com:mac:vml" xmlns:o="urn:schemas-microsoft-com:office:office" xmlns:r="http://schemas.openxmlformats.org/officeDocument/2006/relationships" xmlns:v="urn:schemas-microsoft-com:vml" xmlns:w10="urn:schemas-microsoft-com:office:word" xmlns:w14="http://schemas.microsoft.com/office/word/2010/wordml" xmlns:w="http://schemas.openxmlformats.org/wordprocessingml/2006/main" xmlns:wne="http://schemas.microsoft.com/office/word/2006/wordml" xmlns:wp14="http://schemas.microsoft.com/office/word/2010/wordprocessingDrawing" xmlns:wp="http://schemas.openxmlformats.org/drawingml/2006/wordprocessingDrawing" xmlns:wpc="http://schemas.microsoft.com/office/word/2010/wordprocessingCanvas" xmlns:wpg="http://schemas.microsoft.com/office/word/2010/wordprocessingGroup" xmlns:wpi="http://schemas.microsoft.com/office/word/2010/wordprocessingInk" xmlns:wps="http://schemas.microsoft.com/office/word/2010/wordprocessingShape" mc:Ignorable="w14 wp14">
+<w:ftr xmlns:mc="http://schemas.openxmlformats.org/markup-compatibility/2006" xmlns:w="http://schemas.openxmlformats.org/wordprocessingml/2006/main" xmlns:m="http://schemas.openxmlformats.org/officeDocument/2006/math" xmlns:mo="http://schemas.microsoft.com/office/mac/office/2008/main" xmlns:mv="urn:schemas-microsoft-com:mac:vml" xmlns:o="urn:schemas-microsoft-com:office:office" xmlns:r="http://schemas.openxmlformats.org/officeDocument/2006/relationships" xmlns:v="urn:schemas-microsoft-com:vml" xmlns:w10="urn:schemas-microsoft-com:office:word" xmlns:w14="http://schemas.microsoft.com/office/word/2010/wordml" xmlns:wne="http://schemas.microsoft.com/office/word/2006/wordml" xmlns:wp14="http://schemas.microsoft.com/office/word/2010/wordprocessingDrawing" xmlns:wp="http://schemas.openxmlformats.org/drawingml/2006/wordprocessingDrawing" xmlns:wpc="http://schemas.microsoft.com/office/word/2010/wordprocessingCanvas" xmlns:wpg="http://schemas.microsoft.com/office/word/2010/wordprocessingGroup" xmlns:wpi="http://schemas.microsoft.com/office/word/2010/wordprocessingInk" xmlns:wps="http://schemas.microsoft.com/office/word/2010/wordprocessingShape" mc:Ignorable="w14 wp14">
   <w:p>
     <w:pPr>
       <w:pStyle w:val="Footer"/>
@@ -2982,12 +3243,14 @@
     </w:pPr>
     <w:r>
       <w:rPr>
+        <w:rFonts w:eastAsia="黑体"/>
         <w:sz w:val="18"/>
       </w:rPr>
       <w:t xml:space="preserve">第 </w:t>
     </w:r>
     <w:r>
       <w:rPr>
+        <w:rFonts w:eastAsia="黑体"/>
         <w:sz w:val="18"/>
       </w:rPr>
       <w:fldChar w:fldCharType="begin"/>
@@ -2996,6 +3259,7 @@
     </w:r>
     <w:r>
       <w:rPr>
+        <w:rFonts w:eastAsia="黑体"/>
         <w:sz w:val="18"/>
       </w:rPr>
       <w:t xml:space="preserve"> 页</w:t>
@@ -3009,6 +3273,9 @@
   <w:footnote w:type="continuationSeparator" w:id="0">
     <w:p>
       <w:r>
+        <w:rPr>
+          <w:rFonts w:eastAsia="黑体"/>
+        </w:rPr>
         <w:continuationSeparator/>
       </w:r>
     </w:p>
@@ -3016,6 +3283,9 @@
   <w:footnote w:type="separator" w:id="-1">
     <w:p>
       <w:r>
+        <w:rPr>
+          <w:rFonts w:eastAsia="黑体"/>
+        </w:rPr>
         <w:separator/>
       </w:r>
     </w:p>
@@ -3024,7 +3294,7 @@
 </file>
 
 <file path=word/header1.xml><?xml version="1.0" encoding="utf-8"?>
-<w:hdr xmlns:m="http://schemas.openxmlformats.org/officeDocument/2006/math" xmlns:mc="http://schemas.openxmlformats.org/markup-compatibility/2006" xmlns:mo="http://schemas.microsoft.com/office/mac/office/2008/main" xmlns:mv="urn:schemas-microsoft-com:mac:vml" xmlns:o="urn:schemas-microsoft-com:office:office" xmlns:r="http://schemas.openxmlformats.org/officeDocument/2006/relationships" xmlns:v="urn:schemas-microsoft-com:vml" xmlns:w10="urn:schemas-microsoft-com:office:word" xmlns:w14="http://schemas.microsoft.com/office/word/2010/wordml" xmlns:w="http://schemas.openxmlformats.org/wordprocessingml/2006/main" xmlns:wne="http://schemas.microsoft.com/office/word/2006/wordml" xmlns:wp14="http://schemas.microsoft.com/office/word/2010/wordprocessingDrawing" xmlns:wp="http://schemas.openxmlformats.org/drawingml/2006/wordprocessingDrawing" xmlns:wpc="http://schemas.microsoft.com/office/word/2010/wordprocessingCanvas" xmlns:wpg="http://schemas.microsoft.com/office/word/2010/wordprocessingGroup" xmlns:wpi="http://schemas.microsoft.com/office/word/2010/wordprocessingInk" xmlns:wps="http://schemas.microsoft.com/office/word/2010/wordprocessingShape" mc:Ignorable="w14 wp14">
+<w:hdr xmlns:mc="http://schemas.openxmlformats.org/markup-compatibility/2006" xmlns:w="http://schemas.openxmlformats.org/wordprocessingml/2006/main" xmlns:m="http://schemas.openxmlformats.org/officeDocument/2006/math" xmlns:mo="http://schemas.microsoft.com/office/mac/office/2008/main" xmlns:mv="urn:schemas-microsoft-com:mac:vml" xmlns:o="urn:schemas-microsoft-com:office:office" xmlns:r="http://schemas.openxmlformats.org/officeDocument/2006/relationships" xmlns:v="urn:schemas-microsoft-com:vml" xmlns:w10="urn:schemas-microsoft-com:office:word" xmlns:w14="http://schemas.microsoft.com/office/word/2010/wordml" xmlns:wne="http://schemas.microsoft.com/office/word/2006/wordml" xmlns:wp14="http://schemas.microsoft.com/office/word/2010/wordprocessingDrawing" xmlns:wp="http://schemas.openxmlformats.org/drawingml/2006/wordprocessingDrawing" xmlns:wpc="http://schemas.microsoft.com/office/word/2010/wordprocessingCanvas" xmlns:wpg="http://schemas.microsoft.com/office/word/2010/wordprocessingGroup" xmlns:wpi="http://schemas.microsoft.com/office/word/2010/wordprocessingInk" xmlns:wps="http://schemas.microsoft.com/office/word/2010/wordprocessingShape" mc:Ignorable="w14 wp14">
   <w:p>
     <w:pPr>
       <w:pStyle w:val="Header"/>
@@ -3032,7 +3302,7 @@
     </w:pPr>
     <w:r>
       <w:rPr>
-        <w:rFonts w:ascii="Times New Roman" w:hAnsi="Times New Roman"/>
+        <w:rFonts w:ascii="Times New Roman" w:hAnsi="Times New Roman" w:eastAsia="黑体"/>
         <w:sz w:val="18"/>
         <w:rFonts w:eastAsia="黑体"/>
         <w:rFonts w:eastAsia="黑体"/>
@@ -3044,7 +3314,7 @@
 </file>
 
 <file path=word/numbering.xml><?xml version="1.0" encoding="utf-8"?>
-<w:numbering xmlns:m="http://schemas.openxmlformats.org/officeDocument/2006/math" xmlns:mc="http://schemas.openxmlformats.org/markup-compatibility/2006" xmlns:mo="http://schemas.microsoft.com/office/mac/office/2008/main" xmlns:mv="urn:schemas-microsoft-com:mac:vml" xmlns:o="urn:schemas-microsoft-com:office:office" xmlns:r="http://schemas.openxmlformats.org/officeDocument/2006/relationships" xmlns:v="urn:schemas-microsoft-com:vml" xmlns:w="http://schemas.openxmlformats.org/wordprocessingml/2006/main" xmlns:w10="urn:schemas-microsoft-com:office:word" xmlns:w14="http://schemas.microsoft.com/office/word/2010/wordml" xmlns:wne="http://schemas.microsoft.com/office/word/2006/wordml" xmlns:wp="http://schemas.openxmlformats.org/drawingml/2006/wordprocessingDrawing" xmlns:wp14="http://schemas.microsoft.com/office/word/2010/wordprocessingDrawing" xmlns:wpc="http://schemas.microsoft.com/office/word/2010/wordprocessingCanvas" xmlns:wpg="http://schemas.microsoft.com/office/word/2010/wordprocessingGroup" xmlns:wpi="http://schemas.microsoft.com/office/word/2010/wordprocessingInk" xmlns:wps="http://schemas.microsoft.com/office/word/2010/wordprocessingShape" mc:Ignorable="w14 wp14">
+<w:numbering xmlns:mc="http://schemas.openxmlformats.org/markup-compatibility/2006" xmlns:w="http://schemas.openxmlformats.org/wordprocessingml/2006/main" xmlns:m="http://schemas.openxmlformats.org/officeDocument/2006/math" xmlns:mo="http://schemas.microsoft.com/office/mac/office/2008/main" xmlns:mv="urn:schemas-microsoft-com:mac:vml" xmlns:o="urn:schemas-microsoft-com:office:office" xmlns:r="http://schemas.openxmlformats.org/officeDocument/2006/relationships" xmlns:v="urn:schemas-microsoft-com:vml" xmlns:w10="urn:schemas-microsoft-com:office:word" xmlns:w14="http://schemas.microsoft.com/office/word/2010/wordml" xmlns:wne="http://schemas.microsoft.com/office/word/2006/wordml" xmlns:wp="http://schemas.openxmlformats.org/drawingml/2006/wordprocessingDrawing" xmlns:wp14="http://schemas.microsoft.com/office/word/2010/wordprocessingDrawing" xmlns:wpc="http://schemas.microsoft.com/office/word/2010/wordprocessingCanvas" xmlns:wpg="http://schemas.microsoft.com/office/word/2010/wordprocessingGroup" xmlns:wpi="http://schemas.microsoft.com/office/word/2010/wordprocessingInk" xmlns:wps="http://schemas.microsoft.com/office/word/2010/wordprocessingShape" mc:Ignorable="w14 wp14">
   <w:abstractNum w:abstractNumId="0">
     <w:nsid w:val="FFFFFF7C"/>
     <w:multiLevelType w:val="singleLevel"/>
@@ -3131,7 +3401,7 @@
         <w:ind w:hanging="360" w:left="1440"/>
       </w:pPr>
       <w:rPr>
-        <w:rFonts w:ascii="Symbol" w:hAnsi="Symbol" w:hint="default"/>
+        <w:rFonts w:ascii="Symbol" w:hAnsi="Symbol" w:hint="default" w:eastAsia="黑体"/>
       </w:rPr>
     </w:lvl>
   </w:abstractNum>
@@ -3152,7 +3422,7 @@
         <w:ind w:hanging="360" w:left="1080"/>
       </w:pPr>
       <w:rPr>
-        <w:rFonts w:ascii="Symbol" w:hAnsi="Symbol" w:hint="default"/>
+        <w:rFonts w:ascii="Symbol" w:hAnsi="Symbol" w:hint="default" w:eastAsia="黑体"/>
       </w:rPr>
     </w:lvl>
   </w:abstractNum>
@@ -3173,7 +3443,7 @@
         <w:ind w:hanging="360" w:left="720"/>
       </w:pPr>
       <w:rPr>
-        <w:rFonts w:ascii="Symbol" w:hAnsi="Symbol" w:hint="default"/>
+        <w:rFonts w:ascii="Symbol" w:hAnsi="Symbol" w:hint="default" w:eastAsia="黑体"/>
       </w:rPr>
     </w:lvl>
   </w:abstractNum>
@@ -3212,7 +3482,7 @@
         <w:ind w:hanging="360" w:left="360"/>
       </w:pPr>
       <w:rPr>
-        <w:rFonts w:ascii="Symbol" w:hAnsi="Symbol" w:hint="default"/>
+        <w:rFonts w:ascii="Symbol" w:hAnsi="Symbol" w:hint="default" w:eastAsia="黑体"/>
       </w:rPr>
     </w:lvl>
   </w:abstractNum>
@@ -3303,7 +3573,7 @@
         <w:ind w:left="720" w:hanging="360"/>
       </w:pPr>
       <w:rPr>
-        <w:rFonts w:ascii="Symbol" w:hAnsi="Symbol" w:cs="Symbol" w:hint="default"/>
+        <w:rFonts w:ascii="Symbol" w:hAnsi="Symbol" w:cs="Symbol" w:hint="default" w:eastAsia="黑体"/>
       </w:rPr>
     </w:lvl>
     <w:lvl w:ilvl="1">
@@ -3314,7 +3584,7 @@
         <w:ind w:left="1440" w:hanging="360"/>
       </w:pPr>
       <w:rPr>
-        <w:rFonts w:ascii="Courier New" w:hAnsi="Courier New" w:cs="Courier New" w:hint="default"/>
+        <w:rFonts w:ascii="Courier New" w:hAnsi="Courier New" w:cs="Courier New" w:hint="default" w:eastAsia="黑体"/>
       </w:rPr>
     </w:lvl>
     <w:lvl w:ilvl="2">
@@ -3325,7 +3595,7 @@
         <w:ind w:left="2160" w:hanging="360"/>
       </w:pPr>
       <w:rPr>
-        <w:rFonts w:ascii="Wingdings" w:hAnsi="Wingdings" w:cs="Wingdings" w:hint="default"/>
+        <w:rFonts w:ascii="Wingdings" w:hAnsi="Wingdings" w:cs="Wingdings" w:hint="default" w:eastAsia="黑体"/>
       </w:rPr>
     </w:lvl>
     <w:lvl w:ilvl="3">
@@ -3336,7 +3606,7 @@
         <w:ind w:left="2880" w:hanging="360"/>
       </w:pPr>
       <w:rPr>
-        <w:rFonts w:ascii="Symbol" w:hAnsi="Symbol" w:cs="Symbol" w:hint="default"/>
+        <w:rFonts w:ascii="Symbol" w:hAnsi="Symbol" w:cs="Symbol" w:hint="default" w:eastAsia="黑体"/>
       </w:rPr>
     </w:lvl>
     <w:lvl w:ilvl="4">
@@ -3347,7 +3617,7 @@
         <w:ind w:left="3600" w:hanging="360"/>
       </w:pPr>
       <w:rPr>
-        <w:rFonts w:ascii="Courier New" w:hAnsi="Courier New" w:cs="Courier New" w:hint="default"/>
+        <w:rFonts w:ascii="Courier New" w:hAnsi="Courier New" w:cs="Courier New" w:hint="default" w:eastAsia="黑体"/>
       </w:rPr>
     </w:lvl>
     <w:lvl w:ilvl="5">
@@ -3358,7 +3628,7 @@
         <w:ind w:left="4320" w:hanging="360"/>
       </w:pPr>
       <w:rPr>
-        <w:rFonts w:ascii="Wingdings" w:hAnsi="Wingdings" w:cs="Wingdings" w:hint="default"/>
+        <w:rFonts w:ascii="Wingdings" w:hAnsi="Wingdings" w:cs="Wingdings" w:hint="default" w:eastAsia="黑体"/>
       </w:rPr>
     </w:lvl>
     <w:lvl w:ilvl="6">
@@ -3369,7 +3639,7 @@
         <w:ind w:left="5040" w:hanging="360"/>
       </w:pPr>
       <w:rPr>
-        <w:rFonts w:ascii="Symbol" w:hAnsi="Symbol" w:cs="Symbol" w:hint="default"/>
+        <w:rFonts w:ascii="Symbol" w:hAnsi="Symbol" w:cs="Symbol" w:hint="default" w:eastAsia="黑体"/>
       </w:rPr>
     </w:lvl>
     <w:lvl w:ilvl="7">
@@ -3380,7 +3650,7 @@
         <w:ind w:left="5760" w:hanging="360"/>
       </w:pPr>
       <w:rPr>
-        <w:rFonts w:ascii="Courier New" w:hAnsi="Courier New" w:cs="Courier New" w:hint="default"/>
+        <w:rFonts w:ascii="Courier New" w:hAnsi="Courier New" w:cs="Courier New" w:hint="default" w:eastAsia="黑体"/>
       </w:rPr>
     </w:lvl>
     <w:lvl w:ilvl="8">
@@ -3391,7 +3661,7 @@
         <w:ind w:left="6480" w:hanging="360"/>
       </w:pPr>
       <w:rPr>
-        <w:rFonts w:ascii="Wingdings" w:hAnsi="Wingdings" w:cs="Wingdings" w:hint="default"/>
+        <w:rFonts w:ascii="Wingdings" w:hAnsi="Wingdings" w:cs="Wingdings" w:hint="default" w:eastAsia="黑体"/>
       </w:rPr>
     </w:lvl>
   </w:abstractNum>
@@ -3447,11 +3717,11 @@
 </file>
 
 <file path=word/styles.xml><?xml version="1.0" encoding="utf-8"?>
-<w:styles xmlns:mc="http://schemas.openxmlformats.org/markup-compatibility/2006" xmlns:r="http://schemas.openxmlformats.org/officeDocument/2006/relationships" xmlns:w="http://schemas.openxmlformats.org/wordprocessingml/2006/main" xmlns:w14="http://schemas.microsoft.com/office/word/2010/wordml" mc:Ignorable="w14">
+<w:styles xmlns:mc="http://schemas.openxmlformats.org/markup-compatibility/2006" xmlns:w="http://schemas.openxmlformats.org/wordprocessingml/2006/main" xmlns:r="http://schemas.openxmlformats.org/officeDocument/2006/relationships" xmlns:w14="http://schemas.microsoft.com/office/word/2010/wordml" mc:Ignorable="w14">
   <w:docDefaults>
     <w:rPrDefault>
       <w:rPr>
-        <w:rFonts w:asciiTheme="minorHAnsi" w:cstheme="minorBidi" w:eastAsiaTheme="minorEastAsia" w:hAnsiTheme="minorHAnsi"/>
+        <w:rFonts w:asciiTheme="minorHAnsi" w:cstheme="minorBidi" w:hAnsiTheme="minorHAnsi" w:eastAsia="黑体"/>
         <w:sz w:val="22"/>
         <w:szCs w:val="22"/>
         <w:lang w:bidi="ar-SA" w:eastAsia="en-US" w:val="en-US"/>
@@ -3673,7 +3943,7 @@
       <w:outlineLvl w:val="0"/>
     </w:pPr>
     <w:rPr>
-      <w:rFonts w:ascii="Times New Roman" w:asciiTheme="majorHAnsi" w:cstheme="majorBidi" w:eastAsia="黑体" w:eastAsiaTheme="majorEastAsia" w:hAnsi="Times New Roman" w:hAnsiTheme="majorHAnsi"/>
+      <w:rFonts w:ascii="Times New Roman" w:asciiTheme="majorHAnsi" w:cstheme="majorBidi" w:eastAsia="黑体" w:hAnsi="Times New Roman" w:hAnsiTheme="majorHAnsi"/>
       <w:b/>
       <w:bCs/>
       <w:color w:val="1F3864"/>
@@ -3697,7 +3967,7 @@
       <w:outlineLvl w:val="1"/>
     </w:pPr>
     <w:rPr>
-      <w:rFonts w:ascii="Times New Roman" w:asciiTheme="majorHAnsi" w:cstheme="majorBidi" w:eastAsia="黑体" w:eastAsiaTheme="majorEastAsia" w:hAnsi="Times New Roman" w:hAnsiTheme="majorHAnsi"/>
+      <w:rFonts w:ascii="Times New Roman" w:asciiTheme="majorHAnsi" w:cstheme="majorBidi" w:eastAsia="黑体" w:hAnsi="Times New Roman" w:hAnsiTheme="majorHAnsi"/>
       <w:b/>
       <w:bCs/>
       <w:color w:val="2E4E7E"/>
@@ -3721,7 +3991,7 @@
       <w:outlineLvl w:val="2"/>
     </w:pPr>
     <w:rPr>
-      <w:rFonts w:ascii="Times New Roman" w:asciiTheme="majorHAnsi" w:cstheme="majorBidi" w:eastAsia="黑体" w:eastAsiaTheme="majorEastAsia" w:hAnsi="Times New Roman" w:hAnsiTheme="majorHAnsi"/>
+      <w:rFonts w:ascii="Times New Roman" w:asciiTheme="majorHAnsi" w:cstheme="majorBidi" w:eastAsia="黑体" w:hAnsi="Times New Roman" w:hAnsiTheme="majorHAnsi"/>
       <w:b/>
       <w:bCs/>
       <w:color w:val="2E4E7E"/>
@@ -3745,7 +4015,7 @@
       <w:outlineLvl w:val="3"/>
     </w:pPr>
     <w:rPr>
-      <w:rFonts w:ascii="Times New Roman" w:asciiTheme="majorHAnsi" w:cstheme="majorBidi" w:eastAsia="黑体" w:eastAsiaTheme="majorEastAsia" w:hAnsi="Times New Roman" w:hAnsiTheme="majorHAnsi"/>
+      <w:rFonts w:ascii="Times New Roman" w:asciiTheme="majorHAnsi" w:cstheme="majorBidi" w:eastAsia="黑体" w:hAnsi="Times New Roman" w:hAnsiTheme="majorHAnsi"/>
       <w:b/>
       <w:bCs/>
       <w:i/>
@@ -3771,7 +4041,7 @@
       <w:outlineLvl w:val="4"/>
     </w:pPr>
     <w:rPr>
-      <w:rFonts w:ascii="Times New Roman" w:asciiTheme="majorHAnsi" w:cstheme="majorBidi" w:eastAsia="黑体" w:eastAsiaTheme="majorEastAsia" w:hAnsi="Times New Roman" w:hAnsiTheme="majorHAnsi"/>
+      <w:rFonts w:ascii="Times New Roman" w:asciiTheme="majorHAnsi" w:cstheme="majorBidi" w:eastAsia="黑体" w:hAnsi="Times New Roman" w:hAnsiTheme="majorHAnsi"/>
       <w:b/>
       <w:color w:val="333333"/>
       <w:sz w:val="22"/>
@@ -3794,7 +4064,7 @@
       <w:outlineLvl w:val="5"/>
     </w:pPr>
     <w:rPr>
-      <w:rFonts w:asciiTheme="majorHAnsi" w:cstheme="majorBidi" w:eastAsiaTheme="majorEastAsia" w:hAnsiTheme="majorHAnsi"/>
+      <w:rFonts w:asciiTheme="majorHAnsi" w:cstheme="majorBidi" w:hAnsiTheme="majorHAnsi" w:eastAsia="黑体"/>
       <w:i/>
       <w:iCs/>
       <w:color w:themeColor="accent1" w:themeShade="7F" w:val="243F60"/>
@@ -3817,7 +4087,7 @@
       <w:outlineLvl w:val="6"/>
     </w:pPr>
     <w:rPr>
-      <w:rFonts w:asciiTheme="majorHAnsi" w:cstheme="majorBidi" w:eastAsiaTheme="majorEastAsia" w:hAnsiTheme="majorHAnsi"/>
+      <w:rFonts w:asciiTheme="majorHAnsi" w:cstheme="majorBidi" w:hAnsiTheme="majorHAnsi" w:eastAsia="黑体"/>
       <w:i/>
       <w:iCs/>
       <w:color w:themeColor="text1" w:themeTint="BF" w:val="404040"/>
@@ -3840,7 +4110,7 @@
       <w:outlineLvl w:val="7"/>
     </w:pPr>
     <w:rPr>
-      <w:rFonts w:asciiTheme="majorHAnsi" w:cstheme="majorBidi" w:eastAsiaTheme="majorEastAsia" w:hAnsiTheme="majorHAnsi"/>
+      <w:rFonts w:asciiTheme="majorHAnsi" w:cstheme="majorBidi" w:hAnsiTheme="majorHAnsi" w:eastAsia="黑体"/>
       <w:color w:themeColor="accent1" w:val="4F81BD"/>
       <w:sz w:val="20"/>
       <w:szCs w:val="20"/>
@@ -3863,7 +4133,7 @@
       <w:outlineLvl w:val="8"/>
     </w:pPr>
     <w:rPr>
-      <w:rFonts w:asciiTheme="majorHAnsi" w:cstheme="majorBidi" w:eastAsiaTheme="majorEastAsia" w:hAnsiTheme="majorHAnsi"/>
+      <w:rFonts w:asciiTheme="majorHAnsi" w:cstheme="majorBidi" w:hAnsiTheme="majorHAnsi" w:eastAsia="黑体"/>
       <w:i/>
       <w:iCs/>
       <w:color w:themeColor="text1" w:themeTint="BF" w:val="404040"/>
@@ -3914,7 +4184,7 @@
     <w:uiPriority w:val="9"/>
     <w:rsid w:val="00FC693F"/>
     <w:rPr>
-      <w:rFonts w:asciiTheme="majorHAnsi" w:cstheme="majorBidi" w:eastAsiaTheme="majorEastAsia" w:hAnsiTheme="majorHAnsi"/>
+      <w:rFonts w:asciiTheme="majorHAnsi" w:cstheme="majorBidi" w:hAnsiTheme="majorHAnsi" w:eastAsia="黑体"/>
       <w:b/>
       <w:bCs/>
       <w:color w:themeColor="accent1" w:themeShade="BF" w:val="365F91"/>
@@ -3929,7 +4199,7 @@
     <w:uiPriority w:val="9"/>
     <w:rsid w:val="00FC693F"/>
     <w:rPr>
-      <w:rFonts w:asciiTheme="majorHAnsi" w:cstheme="majorBidi" w:eastAsiaTheme="majorEastAsia" w:hAnsiTheme="majorHAnsi"/>
+      <w:rFonts w:asciiTheme="majorHAnsi" w:cstheme="majorBidi" w:hAnsiTheme="majorHAnsi" w:eastAsia="黑体"/>
       <w:b/>
       <w:bCs/>
       <w:color w:themeColor="accent1" w:val="4F81BD"/>
@@ -3944,7 +4214,7 @@
     <w:uiPriority w:val="9"/>
     <w:rsid w:val="00FC693F"/>
     <w:rPr>
-      <w:rFonts w:asciiTheme="majorHAnsi" w:cstheme="majorBidi" w:eastAsiaTheme="majorEastAsia" w:hAnsiTheme="majorHAnsi"/>
+      <w:rFonts w:asciiTheme="majorHAnsi" w:cstheme="majorBidi" w:hAnsiTheme="majorHAnsi" w:eastAsia="黑体"/>
       <w:b/>
       <w:bCs/>
       <w:color w:themeColor="accent1" w:val="4F81BD"/>
@@ -3967,7 +4237,7 @@
       <w:contextualSpacing/>
     </w:pPr>
     <w:rPr>
-      <w:rFonts w:ascii="Times New Roman" w:asciiTheme="majorHAnsi" w:cstheme="majorBidi" w:eastAsia="黑体" w:eastAsiaTheme="majorEastAsia" w:hAnsi="Times New Roman" w:hAnsiTheme="majorHAnsi"/>
+      <w:rFonts w:ascii="Times New Roman" w:asciiTheme="majorHAnsi" w:cstheme="majorBidi" w:eastAsia="黑体" w:hAnsi="Times New Roman" w:hAnsiTheme="majorHAnsi"/>
       <w:b/>
       <w:color w:val="1F3864"/>
       <w:spacing w:val="5"/>
@@ -3983,7 +4253,7 @@
     <w:uiPriority w:val="10"/>
     <w:rsid w:val="00FC693F"/>
     <w:rPr>
-      <w:rFonts w:asciiTheme="majorHAnsi" w:cstheme="majorBidi" w:eastAsiaTheme="majorEastAsia" w:hAnsiTheme="majorHAnsi"/>
+      <w:rFonts w:asciiTheme="majorHAnsi" w:cstheme="majorBidi" w:hAnsiTheme="majorHAnsi" w:eastAsia="黑体"/>
       <w:color w:themeColor="text2" w:themeShade="BF" w:val="17365D"/>
       <w:spacing w:val="5"/>
       <w:kern w:val="28"/>
@@ -4005,7 +4275,7 @@
       </w:numPr>
     </w:pPr>
     <w:rPr>
-      <w:rFonts w:asciiTheme="majorHAnsi" w:cstheme="majorBidi" w:eastAsiaTheme="majorEastAsia" w:hAnsiTheme="majorHAnsi"/>
+      <w:rFonts w:asciiTheme="majorHAnsi" w:cstheme="majorBidi" w:hAnsiTheme="majorHAnsi" w:eastAsia="黑体"/>
       <w:i/>
       <w:iCs/>
       <w:color w:themeColor="accent1" w:val="4F81BD"/>
@@ -4021,7 +4291,7 @@
     <w:uiPriority w:val="11"/>
     <w:rsid w:val="00FC693F"/>
     <w:rPr>
-      <w:rFonts w:asciiTheme="majorHAnsi" w:cstheme="majorBidi" w:eastAsiaTheme="majorEastAsia" w:hAnsiTheme="majorHAnsi"/>
+      <w:rFonts w:asciiTheme="majorHAnsi" w:cstheme="majorBidi" w:hAnsiTheme="majorHAnsi" w:eastAsia="黑体"/>
       <w:i/>
       <w:iCs/>
       <w:color w:themeColor="accent1" w:val="4F81BD"/>
@@ -4088,6 +4358,7 @@
       <w:spacing w:after="120"/>
     </w:pPr>
     <w:rPr>
+      <w:rFonts w:eastAsia="黑体"/>
       <w:sz w:val="16"/>
       <w:szCs w:val="16"/>
     </w:rPr>
@@ -4099,6 +4370,7 @@
     <w:uiPriority w:val="99"/>
     <w:rsid w:val="00AA1D8D"/>
     <w:rPr>
+      <w:rFonts w:eastAsia="黑体"/>
       <w:sz w:val="16"/>
       <w:szCs w:val="16"/>
     </w:rPr>
@@ -4268,7 +4540,7 @@
       </w:tabs>
     </w:pPr>
     <w:rPr>
-      <w:rFonts w:ascii="Courier" w:hAnsi="Courier"/>
+      <w:rFonts w:ascii="Courier" w:hAnsi="Courier" w:eastAsia="黑体"/>
       <w:sz w:val="20"/>
       <w:szCs w:val="20"/>
     </w:rPr>
@@ -4280,7 +4552,7 @@
     <w:uiPriority w:val="99"/>
     <w:rsid w:val="0029639D"/>
     <w:rPr>
-      <w:rFonts w:ascii="Courier" w:hAnsi="Courier"/>
+      <w:rFonts w:ascii="Courier" w:hAnsi="Courier" w:eastAsia="黑体"/>
       <w:sz w:val="20"/>
       <w:szCs w:val="20"/>
     </w:rPr>
@@ -4316,6 +4588,7 @@
     <w:uiPriority w:val="29"/>
     <w:rsid w:val="00FC693F"/>
     <w:rPr>
+      <w:rFonts w:eastAsia="黑体"/>
       <w:i/>
       <w:iCs/>
       <w:color w:themeColor="text1" w:val="000000"/>
@@ -4329,7 +4602,7 @@
     <w:semiHidden/>
     <w:rsid w:val="00FC693F"/>
     <w:rPr>
-      <w:rFonts w:asciiTheme="majorHAnsi" w:cstheme="majorBidi" w:eastAsiaTheme="majorEastAsia" w:hAnsiTheme="majorHAnsi"/>
+      <w:rFonts w:asciiTheme="majorHAnsi" w:cstheme="majorBidi" w:hAnsiTheme="majorHAnsi" w:eastAsia="黑体"/>
       <w:b/>
       <w:bCs/>
       <w:i/>
@@ -4345,7 +4618,7 @@
     <w:semiHidden/>
     <w:rsid w:val="00FC693F"/>
     <w:rPr>
-      <w:rFonts w:asciiTheme="majorHAnsi" w:cstheme="majorBidi" w:eastAsiaTheme="majorEastAsia" w:hAnsiTheme="majorHAnsi"/>
+      <w:rFonts w:asciiTheme="majorHAnsi" w:cstheme="majorBidi" w:hAnsiTheme="majorHAnsi" w:eastAsia="黑体"/>
       <w:color w:themeColor="accent1" w:themeShade="7F" w:val="243F60"/>
     </w:rPr>
   </w:style>
@@ -4357,7 +4630,7 @@
     <w:semiHidden/>
     <w:rsid w:val="00FC693F"/>
     <w:rPr>
-      <w:rFonts w:asciiTheme="majorHAnsi" w:cstheme="majorBidi" w:eastAsiaTheme="majorEastAsia" w:hAnsiTheme="majorHAnsi"/>
+      <w:rFonts w:asciiTheme="majorHAnsi" w:cstheme="majorBidi" w:hAnsiTheme="majorHAnsi" w:eastAsia="黑体"/>
       <w:i/>
       <w:iCs/>
       <w:color w:themeColor="accent1" w:themeShade="7F" w:val="243F60"/>
@@ -4371,7 +4644,7 @@
     <w:semiHidden/>
     <w:rsid w:val="00FC693F"/>
     <w:rPr>
-      <w:rFonts w:asciiTheme="majorHAnsi" w:cstheme="majorBidi" w:eastAsiaTheme="majorEastAsia" w:hAnsiTheme="majorHAnsi"/>
+      <w:rFonts w:asciiTheme="majorHAnsi" w:cstheme="majorBidi" w:hAnsiTheme="majorHAnsi" w:eastAsia="黑体"/>
       <w:i/>
       <w:iCs/>
       <w:color w:themeColor="text1" w:themeTint="BF" w:val="404040"/>
@@ -4385,7 +4658,7 @@
     <w:semiHidden/>
     <w:rsid w:val="00FC693F"/>
     <w:rPr>
-      <w:rFonts w:asciiTheme="majorHAnsi" w:cstheme="majorBidi" w:eastAsiaTheme="majorEastAsia" w:hAnsiTheme="majorHAnsi"/>
+      <w:rFonts w:asciiTheme="majorHAnsi" w:cstheme="majorBidi" w:hAnsiTheme="majorHAnsi" w:eastAsia="黑体"/>
       <w:color w:themeColor="accent1" w:val="4F81BD"/>
       <w:sz w:val="20"/>
       <w:szCs w:val="20"/>
@@ -4399,7 +4672,7 @@
     <w:semiHidden/>
     <w:rsid w:val="00FC693F"/>
     <w:rPr>
-      <w:rFonts w:asciiTheme="majorHAnsi" w:cstheme="majorBidi" w:eastAsiaTheme="majorEastAsia" w:hAnsiTheme="majorHAnsi"/>
+      <w:rFonts w:asciiTheme="majorHAnsi" w:cstheme="majorBidi" w:hAnsiTheme="majorHAnsi" w:eastAsia="黑体"/>
       <w:i/>
       <w:iCs/>
       <w:color w:themeColor="text1" w:themeTint="BF" w:val="404040"/>
@@ -4420,6 +4693,7 @@
       <w:spacing w:line="240" w:lineRule="auto"/>
     </w:pPr>
     <w:rPr>
+      <w:rFonts w:eastAsia="黑体"/>
       <w:b/>
       <w:bCs/>
       <w:color w:themeColor="accent1" w:val="4F81BD"/>
@@ -4434,6 +4708,7 @@
     <w:qFormat/>
     <w:rsid w:val="00FC693F"/>
     <w:rPr>
+      <w:rFonts w:eastAsia="黑体"/>
       <w:b/>
       <w:bCs/>
     </w:rPr>
@@ -4445,6 +4720,7 @@
     <w:qFormat/>
     <w:rsid w:val="00FC693F"/>
     <w:rPr>
+      <w:rFonts w:eastAsia="黑体"/>
       <w:i/>
       <w:iCs/>
     </w:rPr>
@@ -4465,6 +4741,7 @@
       <w:ind w:left="936" w:right="936"/>
     </w:pPr>
     <w:rPr>
+      <w:rFonts w:eastAsia="黑体"/>
       <w:b/>
       <w:bCs/>
       <w:i/>
@@ -4479,6 +4756,7 @@
     <w:uiPriority w:val="30"/>
     <w:rsid w:val="00FC693F"/>
     <w:rPr>
+      <w:rFonts w:eastAsia="黑体"/>
       <w:b/>
       <w:bCs/>
       <w:i/>
@@ -4493,6 +4771,7 @@
     <w:qFormat/>
     <w:rsid w:val="00FC693F"/>
     <w:rPr>
+      <w:rFonts w:eastAsia="黑体"/>
       <w:i/>
       <w:iCs/>
       <w:color w:themeColor="text1" w:themeTint="7F" w:val="808080"/>
@@ -4505,6 +4784,7 @@
     <w:qFormat/>
     <w:rsid w:val="00FC693F"/>
     <w:rPr>
+      <w:rFonts w:eastAsia="黑体"/>
       <w:b/>
       <w:bCs/>
       <w:i/>
@@ -4519,6 +4799,7 @@
     <w:qFormat/>
     <w:rsid w:val="00FC693F"/>
     <w:rPr>
+      <w:rFonts w:eastAsia="黑体"/>
       <w:smallCaps/>
       <w:color w:themeColor="accent2" w:val="C0504D"/>
       <w:u w:val="single"/>
@@ -4531,6 +4812,7 @@
     <w:qFormat/>
     <w:rsid w:val="00FC693F"/>
     <w:rPr>
+      <w:rFonts w:eastAsia="黑体"/>
       <w:b/>
       <w:bCs/>
       <w:smallCaps/>
@@ -4546,6 +4828,7 @@
     <w:qFormat/>
     <w:rsid w:val="00FC693F"/>
     <w:rPr>
+      <w:rFonts w:eastAsia="黑体"/>
       <w:b/>
       <w:bCs/>
       <w:smallCaps/>
@@ -4600,6 +4883,7 @@
       <w:spacing w:after="0" w:line="240" w:lineRule="auto"/>
     </w:pPr>
     <w:rPr>
+      <w:rFonts w:eastAsia="黑体"/>
       <w:color w:themeColor="text1" w:themeShade="BF" w:val="000000"/>
     </w:rPr>
     <w:tblPr>
@@ -4622,6 +4906,7 @@
         <w:spacing w:after="0" w:before="0" w:line="240" w:lineRule="auto"/>
       </w:pPr>
       <w:rPr>
+        <w:rFonts w:eastAsia="黑体"/>
         <w:b/>
         <w:bCs/>
       </w:rPr>
@@ -4642,6 +4927,7 @@
         <w:spacing w:after="0" w:before="0" w:line="240" w:lineRule="auto"/>
       </w:pPr>
       <w:rPr>
+        <w:rFonts w:eastAsia="黑体"/>
         <w:b/>
         <w:bCs/>
       </w:rPr>
@@ -4659,12 +4945,14 @@
     </w:tblStylePr>
     <w:tblStylePr w:type="firstCol">
       <w:rPr>
+        <w:rFonts w:eastAsia="黑体"/>
         <w:b/>
         <w:bCs/>
       </w:rPr>
     </w:tblStylePr>
     <w:tblStylePr w:type="lastCol">
       <w:rPr>
+        <w:rFonts w:eastAsia="黑体"/>
         <w:b/>
         <w:bCs/>
       </w:rPr>
@@ -4703,6 +4991,7 @@
       <w:spacing w:after="0" w:line="240" w:lineRule="auto"/>
     </w:pPr>
     <w:rPr>
+      <w:rFonts w:eastAsia="黑体"/>
       <w:color w:themeColor="accent1" w:themeShade="BF" w:val="365F91"/>
     </w:rPr>
     <w:tblPr>
@@ -4725,6 +5014,7 @@
         <w:spacing w:after="0" w:before="0" w:line="240" w:lineRule="auto"/>
       </w:pPr>
       <w:rPr>
+        <w:rFonts w:eastAsia="黑体"/>
         <w:b/>
         <w:bCs/>
       </w:rPr>
@@ -4745,6 +5035,7 @@
         <w:spacing w:after="0" w:before="0" w:line="240" w:lineRule="auto"/>
       </w:pPr>
       <w:rPr>
+        <w:rFonts w:eastAsia="黑体"/>
         <w:b/>
         <w:bCs/>
       </w:rPr>
@@ -4762,12 +5053,14 @@
     </w:tblStylePr>
     <w:tblStylePr w:type="firstCol">
       <w:rPr>
+        <w:rFonts w:eastAsia="黑体"/>
         <w:b/>
         <w:bCs/>
       </w:rPr>
     </w:tblStylePr>
     <w:tblStylePr w:type="lastCol">
       <w:rPr>
+        <w:rFonts w:eastAsia="黑体"/>
         <w:b/>
         <w:bCs/>
       </w:rPr>
@@ -4806,6 +5099,7 @@
       <w:spacing w:after="0" w:line="240" w:lineRule="auto"/>
     </w:pPr>
     <w:rPr>
+      <w:rFonts w:eastAsia="黑体"/>
       <w:color w:themeColor="accent2" w:themeShade="BF" w:val="943634"/>
     </w:rPr>
     <w:tblPr>
@@ -4828,6 +5122,7 @@
         <w:spacing w:after="0" w:before="0" w:line="240" w:lineRule="auto"/>
       </w:pPr>
       <w:rPr>
+        <w:rFonts w:eastAsia="黑体"/>
         <w:b/>
         <w:bCs/>
       </w:rPr>
@@ -4848,6 +5143,7 @@
         <w:spacing w:after="0" w:before="0" w:line="240" w:lineRule="auto"/>
       </w:pPr>
       <w:rPr>
+        <w:rFonts w:eastAsia="黑体"/>
         <w:b/>
         <w:bCs/>
       </w:rPr>
@@ -4865,12 +5161,14 @@
     </w:tblStylePr>
     <w:tblStylePr w:type="firstCol">
       <w:rPr>
+        <w:rFonts w:eastAsia="黑体"/>
         <w:b/>
         <w:bCs/>
       </w:rPr>
     </w:tblStylePr>
     <w:tblStylePr w:type="lastCol">
       <w:rPr>
+        <w:rFonts w:eastAsia="黑体"/>
         <w:b/>
         <w:bCs/>
       </w:rPr>
@@ -4909,6 +5207,7 @@
       <w:spacing w:after="0" w:line="240" w:lineRule="auto"/>
     </w:pPr>
     <w:rPr>
+      <w:rFonts w:eastAsia="黑体"/>
       <w:color w:themeColor="accent3" w:themeShade="BF" w:val="76923C"/>
     </w:rPr>
     <w:tblPr>
@@ -4931,6 +5230,7 @@
         <w:spacing w:after="0" w:before="0" w:line="240" w:lineRule="auto"/>
       </w:pPr>
       <w:rPr>
+        <w:rFonts w:eastAsia="黑体"/>
         <w:b/>
         <w:bCs/>
       </w:rPr>
@@ -4951,6 +5251,7 @@
         <w:spacing w:after="0" w:before="0" w:line="240" w:lineRule="auto"/>
       </w:pPr>
       <w:rPr>
+        <w:rFonts w:eastAsia="黑体"/>
         <w:b/>
         <w:bCs/>
       </w:rPr>
@@ -4968,12 +5269,14 @@
     </w:tblStylePr>
     <w:tblStylePr w:type="firstCol">
       <w:rPr>
+        <w:rFonts w:eastAsia="黑体"/>
         <w:b/>
         <w:bCs/>
       </w:rPr>
     </w:tblStylePr>
     <w:tblStylePr w:type="lastCol">
       <w:rPr>
+        <w:rFonts w:eastAsia="黑体"/>
         <w:b/>
         <w:bCs/>
       </w:rPr>
@@ -5012,6 +5315,7 @@
       <w:spacing w:after="0" w:line="240" w:lineRule="auto"/>
     </w:pPr>
     <w:rPr>
+      <w:rFonts w:eastAsia="黑体"/>
       <w:color w:themeColor="accent4" w:themeShade="BF" w:val="5F497A"/>
     </w:rPr>
     <w:tblPr>
@@ -5034,6 +5338,7 @@
         <w:spacing w:after="0" w:before="0" w:line="240" w:lineRule="auto"/>
       </w:pPr>
       <w:rPr>
+        <w:rFonts w:eastAsia="黑体"/>
         <w:b/>
         <w:bCs/>
       </w:rPr>
@@ -5054,6 +5359,7 @@
         <w:spacing w:after="0" w:before="0" w:line="240" w:lineRule="auto"/>
       </w:pPr>
       <w:rPr>
+        <w:rFonts w:eastAsia="黑体"/>
         <w:b/>
         <w:bCs/>
       </w:rPr>
@@ -5071,12 +5377,14 @@
     </w:tblStylePr>
     <w:tblStylePr w:type="firstCol">
       <w:rPr>
+        <w:rFonts w:eastAsia="黑体"/>
         <w:b/>
         <w:bCs/>
       </w:rPr>
     </w:tblStylePr>
     <w:tblStylePr w:type="lastCol">
       <w:rPr>
+        <w:rFonts w:eastAsia="黑体"/>
         <w:b/>
         <w:bCs/>
       </w:rPr>
@@ -5115,6 +5423,7 @@
       <w:spacing w:after="0" w:line="240" w:lineRule="auto"/>
     </w:pPr>
     <w:rPr>
+      <w:rFonts w:eastAsia="黑体"/>
       <w:color w:themeColor="accent5" w:themeShade="BF" w:val="31849B"/>
     </w:rPr>
     <w:tblPr>
@@ -5137,6 +5446,7 @@
         <w:spacing w:after="0" w:before="0" w:line="240" w:lineRule="auto"/>
       </w:pPr>
       <w:rPr>
+        <w:rFonts w:eastAsia="黑体"/>
         <w:b/>
         <w:bCs/>
       </w:rPr>
@@ -5157,6 +5467,7 @@
         <w:spacing w:after="0" w:before="0" w:line="240" w:lineRule="auto"/>
       </w:pPr>
       <w:rPr>
+        <w:rFonts w:eastAsia="黑体"/>
         <w:b/>
         <w:bCs/>
       </w:rPr>
@@ -5174,12 +5485,14 @@
     </w:tblStylePr>
     <w:tblStylePr w:type="firstCol">
       <w:rPr>
+        <w:rFonts w:eastAsia="黑体"/>
         <w:b/>
         <w:bCs/>
       </w:rPr>
     </w:tblStylePr>
     <w:tblStylePr w:type="lastCol">
       <w:rPr>
+        <w:rFonts w:eastAsia="黑体"/>
         <w:b/>
         <w:bCs/>
       </w:rPr>
@@ -5218,6 +5531,7 @@
       <w:spacing w:after="0" w:line="240" w:lineRule="auto"/>
     </w:pPr>
     <w:rPr>
+      <w:rFonts w:eastAsia="黑体"/>
       <w:color w:themeColor="accent6" w:themeShade="BF" w:val="E36C0A"/>
     </w:rPr>
     <w:tblPr>
@@ -5240,6 +5554,7 @@
         <w:spacing w:after="0" w:before="0" w:line="240" w:lineRule="auto"/>
       </w:pPr>
       <w:rPr>
+        <w:rFonts w:eastAsia="黑体"/>
         <w:b/>
         <w:bCs/>
       </w:rPr>
@@ -5260,6 +5575,7 @@
         <w:spacing w:after="0" w:before="0" w:line="240" w:lineRule="auto"/>
       </w:pPr>
       <w:rPr>
+        <w:rFonts w:eastAsia="黑体"/>
         <w:b/>
         <w:bCs/>
       </w:rPr>
@@ -5277,12 +5593,14 @@
     </w:tblStylePr>
     <w:tblStylePr w:type="firstCol">
       <w:rPr>
+        <w:rFonts w:eastAsia="黑体"/>
         <w:b/>
         <w:bCs/>
       </w:rPr>
     </w:tblStylePr>
     <w:tblStylePr w:type="lastCol">
       <w:rPr>
+        <w:rFonts w:eastAsia="黑体"/>
         <w:b/>
         <w:bCs/>
       </w:rPr>
@@ -5342,6 +5660,7 @@
         <w:spacing w:after="0" w:before="0" w:line="240" w:lineRule="auto"/>
       </w:pPr>
       <w:rPr>
+        <w:rFonts w:eastAsia="黑体"/>
         <w:b/>
         <w:bCs/>
         <w:color w:themeColor="background1" w:val="FFFFFF"/>
@@ -5356,6 +5675,7 @@
         <w:spacing w:after="0" w:before="0" w:line="240" w:lineRule="auto"/>
       </w:pPr>
       <w:rPr>
+        <w:rFonts w:eastAsia="黑体"/>
         <w:b/>
         <w:bCs/>
       </w:rPr>
@@ -5371,12 +5691,14 @@
     </w:tblStylePr>
     <w:tblStylePr w:type="firstCol">
       <w:rPr>
+        <w:rFonts w:eastAsia="黑体"/>
         <w:b/>
         <w:bCs/>
       </w:rPr>
     </w:tblStylePr>
     <w:tblStylePr w:type="lastCol">
       <w:rPr>
+        <w:rFonts w:eastAsia="黑体"/>
         <w:b/>
         <w:bCs/>
       </w:rPr>
@@ -5434,6 +5756,7 @@
         <w:spacing w:after="0" w:before="0" w:line="240" w:lineRule="auto"/>
       </w:pPr>
       <w:rPr>
+        <w:rFonts w:eastAsia="黑体"/>
         <w:b/>
         <w:bCs/>
         <w:color w:themeColor="background1" w:val="FFFFFF"/>
@@ -5448,6 +5771,7 @@
         <w:spacing w:after="0" w:before="0" w:line="240" w:lineRule="auto"/>
       </w:pPr>
       <w:rPr>
+        <w:rFonts w:eastAsia="黑体"/>
         <w:b/>
         <w:bCs/>
       </w:rPr>
@@ -5463,12 +5787,14 @@
     </w:tblStylePr>
     <w:tblStylePr w:type="firstCol">
       <w:rPr>
+        <w:rFonts w:eastAsia="黑体"/>
         <w:b/>
         <w:bCs/>
       </w:rPr>
     </w:tblStylePr>
     <w:tblStylePr w:type="lastCol">
       <w:rPr>
+        <w:rFonts w:eastAsia="黑体"/>
         <w:b/>
         <w:bCs/>
       </w:rPr>
@@ -5526,6 +5852,7 @@
         <w:spacing w:after="0" w:before="0" w:line="240" w:lineRule="auto"/>
       </w:pPr>
       <w:rPr>
+        <w:rFonts w:eastAsia="黑体"/>
         <w:b/>
         <w:bCs/>
         <w:color w:themeColor="background1" w:val="FFFFFF"/>
@@ -5540,6 +5867,7 @@
         <w:spacing w:after="0" w:before="0" w:line="240" w:lineRule="auto"/>
       </w:pPr>
       <w:rPr>
+        <w:rFonts w:eastAsia="黑体"/>
         <w:b/>
         <w:bCs/>
       </w:rPr>
@@ -5555,12 +5883,14 @@
     </w:tblStylePr>
     <w:tblStylePr w:type="firstCol">
       <w:rPr>
+        <w:rFonts w:eastAsia="黑体"/>
         <w:b/>
         <w:bCs/>
       </w:rPr>
     </w:tblStylePr>
     <w:tblStylePr w:type="lastCol">
       <w:rPr>
+        <w:rFonts w:eastAsia="黑体"/>
         <w:b/>
         <w:bCs/>
       </w:rPr>
@@ -5618,6 +5948,7 @@
         <w:spacing w:after="0" w:before="0" w:line="240" w:lineRule="auto"/>
       </w:pPr>
       <w:rPr>
+        <w:rFonts w:eastAsia="黑体"/>
         <w:b/>
         <w:bCs/>
         <w:color w:themeColor="background1" w:val="FFFFFF"/>
@@ -5632,6 +5963,7 @@
         <w:spacing w:after="0" w:before="0" w:line="240" w:lineRule="auto"/>
       </w:pPr>
       <w:rPr>
+        <w:rFonts w:eastAsia="黑体"/>
         <w:b/>
         <w:bCs/>
       </w:rPr>
@@ -5647,12 +5979,14 @@
     </w:tblStylePr>
     <w:tblStylePr w:type="firstCol">
       <w:rPr>
+        <w:rFonts w:eastAsia="黑体"/>
         <w:b/>
         <w:bCs/>
       </w:rPr>
     </w:tblStylePr>
     <w:tblStylePr w:type="lastCol">
       <w:rPr>
+        <w:rFonts w:eastAsia="黑体"/>
         <w:b/>
         <w:bCs/>
       </w:rPr>
@@ -5710,6 +6044,7 @@
         <w:spacing w:after="0" w:before="0" w:line="240" w:lineRule="auto"/>
       </w:pPr>
       <w:rPr>
+        <w:rFonts w:eastAsia="黑体"/>
         <w:b/>
         <w:bCs/>
         <w:color w:themeColor="background1" w:val="FFFFFF"/>
@@ -5724,6 +6059,7 @@
         <w:spacing w:after="0" w:before="0" w:line="240" w:lineRule="auto"/>
       </w:pPr>
       <w:rPr>
+        <w:rFonts w:eastAsia="黑体"/>
         <w:b/>
         <w:bCs/>
       </w:rPr>
@@ -5739,12 +6075,14 @@
     </w:tblStylePr>
     <w:tblStylePr w:type="firstCol">
       <w:rPr>
+        <w:rFonts w:eastAsia="黑体"/>
         <w:b/>
         <w:bCs/>
       </w:rPr>
     </w:tblStylePr>
     <w:tblStylePr w:type="lastCol">
       <w:rPr>
+        <w:rFonts w:eastAsia="黑体"/>
         <w:b/>
         <w:bCs/>
       </w:rPr>
@@ -5802,6 +6140,7 @@
         <w:spacing w:after="0" w:before="0" w:line="240" w:lineRule="auto"/>
       </w:pPr>
       <w:rPr>
+        <w:rFonts w:eastAsia="黑体"/>
         <w:b/>
         <w:bCs/>
         <w:color w:themeColor="background1" w:val="FFFFFF"/>
@@ -5816,6 +6155,7 @@
         <w:spacing w:after="0" w:before="0" w:line="240" w:lineRule="auto"/>
       </w:pPr>
       <w:rPr>
+        <w:rFonts w:eastAsia="黑体"/>
         <w:b/>
         <w:bCs/>
       </w:rPr>
@@ -5831,12 +6171,14 @@
     </w:tblStylePr>
     <w:tblStylePr w:type="firstCol">
       <w:rPr>
+        <w:rFonts w:eastAsia="黑体"/>
         <w:b/>
         <w:bCs/>
       </w:rPr>
     </w:tblStylePr>
     <w:tblStylePr w:type="lastCol">
       <w:rPr>
+        <w:rFonts w:eastAsia="黑体"/>
         <w:b/>
         <w:bCs/>
       </w:rPr>
@@ -5894,6 +6236,7 @@
         <w:spacing w:after="0" w:before="0" w:line="240" w:lineRule="auto"/>
       </w:pPr>
       <w:rPr>
+        <w:rFonts w:eastAsia="黑体"/>
         <w:b/>
         <w:bCs/>
         <w:color w:themeColor="background1" w:val="FFFFFF"/>
@@ -5908,6 +6251,7 @@
         <w:spacing w:after="0" w:before="0" w:line="240" w:lineRule="auto"/>
       </w:pPr>
       <w:rPr>
+        <w:rFonts w:eastAsia="黑体"/>
         <w:b/>
         <w:bCs/>
       </w:rPr>
@@ -5923,12 +6267,14 @@
     </w:tblStylePr>
     <w:tblStylePr w:type="firstCol">
       <w:rPr>
+        <w:rFonts w:eastAsia="黑体"/>
         <w:b/>
         <w:bCs/>
       </w:rPr>
     </w:tblStylePr>
     <w:tblStylePr w:type="lastCol">
       <w:rPr>
+        <w:rFonts w:eastAsia="黑体"/>
         <w:b/>
         <w:bCs/>
       </w:rPr>
@@ -5988,7 +6334,7 @@
         <w:spacing w:after="0" w:before="0" w:line="240" w:lineRule="auto"/>
       </w:pPr>
       <w:rPr>
-        <w:rFonts w:asciiTheme="majorHAnsi" w:cstheme="majorBidi" w:eastAsiaTheme="majorEastAsia" w:hAnsiTheme="majorHAnsi"/>
+        <w:rFonts w:asciiTheme="majorHAnsi" w:cstheme="majorBidi" w:hAnsiTheme="majorHAnsi" w:eastAsia="黑体"/>
         <w:b/>
         <w:bCs/>
       </w:rPr>
@@ -6009,7 +6355,7 @@
         <w:spacing w:after="0" w:before="0" w:line="240" w:lineRule="auto"/>
       </w:pPr>
       <w:rPr>
-        <w:rFonts w:asciiTheme="majorHAnsi" w:cstheme="majorBidi" w:eastAsiaTheme="majorEastAsia" w:hAnsiTheme="majorHAnsi"/>
+        <w:rFonts w:asciiTheme="majorHAnsi" w:cstheme="majorBidi" w:hAnsiTheme="majorHAnsi" w:eastAsia="黑体"/>
         <w:b/>
         <w:bCs/>
       </w:rPr>
@@ -6027,14 +6373,14 @@
     </w:tblStylePr>
     <w:tblStylePr w:type="firstCol">
       <w:rPr>
-        <w:rFonts w:asciiTheme="majorHAnsi" w:cstheme="majorBidi" w:eastAsiaTheme="majorEastAsia" w:hAnsiTheme="majorHAnsi"/>
+        <w:rFonts w:asciiTheme="majorHAnsi" w:cstheme="majorBidi" w:hAnsiTheme="majorHAnsi" w:eastAsia="黑体"/>
         <w:b/>
         <w:bCs/>
       </w:rPr>
     </w:tblStylePr>
     <w:tblStylePr w:type="lastCol">
       <w:rPr>
-        <w:rFonts w:asciiTheme="majorHAnsi" w:cstheme="majorBidi" w:eastAsiaTheme="majorEastAsia" w:hAnsiTheme="majorHAnsi"/>
+        <w:rFonts w:asciiTheme="majorHAnsi" w:cstheme="majorBidi" w:hAnsiTheme="majorHAnsi" w:eastAsia="黑体"/>
         <w:b/>
         <w:bCs/>
       </w:rPr>
@@ -6118,7 +6464,7 @@
         <w:spacing w:after="0" w:before="0" w:line="240" w:lineRule="auto"/>
       </w:pPr>
       <w:rPr>
-        <w:rFonts w:asciiTheme="majorHAnsi" w:cstheme="majorBidi" w:eastAsiaTheme="majorEastAsia" w:hAnsiTheme="majorHAnsi"/>
+        <w:rFonts w:asciiTheme="majorHAnsi" w:cstheme="majorBidi" w:hAnsiTheme="majorHAnsi" w:eastAsia="黑体"/>
         <w:b/>
         <w:bCs/>
       </w:rPr>
@@ -6139,7 +6485,7 @@
         <w:spacing w:after="0" w:before="0" w:line="240" w:lineRule="auto"/>
       </w:pPr>
       <w:rPr>
-        <w:rFonts w:asciiTheme="majorHAnsi" w:cstheme="majorBidi" w:eastAsiaTheme="majorEastAsia" w:hAnsiTheme="majorHAnsi"/>
+        <w:rFonts w:asciiTheme="majorHAnsi" w:cstheme="majorBidi" w:hAnsiTheme="majorHAnsi" w:eastAsia="黑体"/>
         <w:b/>
         <w:bCs/>
       </w:rPr>
@@ -6157,14 +6503,14 @@
     </w:tblStylePr>
     <w:tblStylePr w:type="firstCol">
       <w:rPr>
-        <w:rFonts w:asciiTheme="majorHAnsi" w:cstheme="majorBidi" w:eastAsiaTheme="majorEastAsia" w:hAnsiTheme="majorHAnsi"/>
+        <w:rFonts w:asciiTheme="majorHAnsi" w:cstheme="majorBidi" w:hAnsiTheme="majorHAnsi" w:eastAsia="黑体"/>
         <w:b/>
         <w:bCs/>
       </w:rPr>
     </w:tblStylePr>
     <w:tblStylePr w:type="lastCol">
       <w:rPr>
-        <w:rFonts w:asciiTheme="majorHAnsi" w:cstheme="majorBidi" w:eastAsiaTheme="majorEastAsia" w:hAnsiTheme="majorHAnsi"/>
+        <w:rFonts w:asciiTheme="majorHAnsi" w:cstheme="majorBidi" w:hAnsiTheme="majorHAnsi" w:eastAsia="黑体"/>
         <w:b/>
         <w:bCs/>
       </w:rPr>
@@ -6248,7 +6594,7 @@
         <w:spacing w:after="0" w:before="0" w:line="240" w:lineRule="auto"/>
       </w:pPr>
       <w:rPr>
-        <w:rFonts w:asciiTheme="majorHAnsi" w:cstheme="majorBidi" w:eastAsiaTheme="majorEastAsia" w:hAnsiTheme="majorHAnsi"/>
+        <w:rFonts w:asciiTheme="majorHAnsi" w:cstheme="majorBidi" w:hAnsiTheme="majorHAnsi" w:eastAsia="黑体"/>
         <w:b/>
         <w:bCs/>
       </w:rPr>
@@ -6269,7 +6615,7 @@
         <w:spacing w:after="0" w:before="0" w:line="240" w:lineRule="auto"/>
       </w:pPr>
       <w:rPr>
-        <w:rFonts w:asciiTheme="majorHAnsi" w:cstheme="majorBidi" w:eastAsiaTheme="majorEastAsia" w:hAnsiTheme="majorHAnsi"/>
+        <w:rFonts w:asciiTheme="majorHAnsi" w:cstheme="majorBidi" w:hAnsiTheme="majorHAnsi" w:eastAsia="黑体"/>
         <w:b/>
         <w:bCs/>
       </w:rPr>
@@ -6287,14 +6633,14 @@
     </w:tblStylePr>
     <w:tblStylePr w:type="firstCol">
       <w:rPr>
-        <w:rFonts w:asciiTheme="majorHAnsi" w:cstheme="majorBidi" w:eastAsiaTheme="majorEastAsia" w:hAnsiTheme="majorHAnsi"/>
+        <w:rFonts w:asciiTheme="majorHAnsi" w:cstheme="majorBidi" w:hAnsiTheme="majorHAnsi" w:eastAsia="黑体"/>
         <w:b/>
         <w:bCs/>
       </w:rPr>
     </w:tblStylePr>
     <w:tblStylePr w:type="lastCol">
       <w:rPr>
-        <w:rFonts w:asciiTheme="majorHAnsi" w:cstheme="majorBidi" w:eastAsiaTheme="majorEastAsia" w:hAnsiTheme="majorHAnsi"/>
+        <w:rFonts w:asciiTheme="majorHAnsi" w:cstheme="majorBidi" w:hAnsiTheme="majorHAnsi" w:eastAsia="黑体"/>
         <w:b/>
         <w:bCs/>
       </w:rPr>
@@ -6378,7 +6724,7 @@
         <w:spacing w:after="0" w:before="0" w:line="240" w:lineRule="auto"/>
       </w:pPr>
       <w:rPr>
-        <w:rFonts w:asciiTheme="majorHAnsi" w:cstheme="majorBidi" w:eastAsiaTheme="majorEastAsia" w:hAnsiTheme="majorHAnsi"/>
+        <w:rFonts w:asciiTheme="majorHAnsi" w:cstheme="majorBidi" w:hAnsiTheme="majorHAnsi" w:eastAsia="黑体"/>
         <w:b/>
         <w:bCs/>
       </w:rPr>
@@ -6399,7 +6745,7 @@
         <w:spacing w:after="0" w:before="0" w:line="240" w:lineRule="auto"/>
       </w:pPr>
       <w:rPr>
-        <w:rFonts w:asciiTheme="majorHAnsi" w:cstheme="majorBidi" w:eastAsiaTheme="majorEastAsia" w:hAnsiTheme="majorHAnsi"/>
+        <w:rFonts w:asciiTheme="majorHAnsi" w:cstheme="majorBidi" w:hAnsiTheme="majorHAnsi" w:eastAsia="黑体"/>
         <w:b/>
         <w:bCs/>
       </w:rPr>
@@ -6417,14 +6763,14 @@
     </w:tblStylePr>
     <w:tblStylePr w:type="firstCol">
       <w:rPr>
-        <w:rFonts w:asciiTheme="majorHAnsi" w:cstheme="majorBidi" w:eastAsiaTheme="majorEastAsia" w:hAnsiTheme="majorHAnsi"/>
+        <w:rFonts w:asciiTheme="majorHAnsi" w:cstheme="majorBidi" w:hAnsiTheme="majorHAnsi" w:eastAsia="黑体"/>
         <w:b/>
         <w:bCs/>
       </w:rPr>
     </w:tblStylePr>
     <w:tblStylePr w:type="lastCol">
       <w:rPr>
-        <w:rFonts w:asciiTheme="majorHAnsi" w:cstheme="majorBidi" w:eastAsiaTheme="majorEastAsia" w:hAnsiTheme="majorHAnsi"/>
+        <w:rFonts w:asciiTheme="majorHAnsi" w:cstheme="majorBidi" w:hAnsiTheme="majorHAnsi" w:eastAsia="黑体"/>
         <w:b/>
         <w:bCs/>
       </w:rPr>
@@ -6508,7 +6854,7 @@
         <w:spacing w:after="0" w:before="0" w:line="240" w:lineRule="auto"/>
       </w:pPr>
       <w:rPr>
-        <w:rFonts w:asciiTheme="majorHAnsi" w:cstheme="majorBidi" w:eastAsiaTheme="majorEastAsia" w:hAnsiTheme="majorHAnsi"/>
+        <w:rFonts w:asciiTheme="majorHAnsi" w:cstheme="majorBidi" w:hAnsiTheme="majorHAnsi" w:eastAsia="黑体"/>
         <w:b/>
         <w:bCs/>
       </w:rPr>
@@ -6529,7 +6875,7 @@
         <w:spacing w:after="0" w:before="0" w:line="240" w:lineRule="auto"/>
       </w:pPr>
       <w:rPr>
-        <w:rFonts w:asciiTheme="majorHAnsi" w:cstheme="majorBidi" w:eastAsiaTheme="majorEastAsia" w:hAnsiTheme="majorHAnsi"/>
+        <w:rFonts w:asciiTheme="majorHAnsi" w:cstheme="majorBidi" w:hAnsiTheme="majorHAnsi" w:eastAsia="黑体"/>
         <w:b/>
         <w:bCs/>
       </w:rPr>
@@ -6547,14 +6893,14 @@
     </w:tblStylePr>
     <w:tblStylePr w:type="firstCol">
       <w:rPr>
-        <w:rFonts w:asciiTheme="majorHAnsi" w:cstheme="majorBidi" w:eastAsiaTheme="majorEastAsia" w:hAnsiTheme="majorHAnsi"/>
+        <w:rFonts w:asciiTheme="majorHAnsi" w:cstheme="majorBidi" w:hAnsiTheme="majorHAnsi" w:eastAsia="黑体"/>
         <w:b/>
         <w:bCs/>
       </w:rPr>
     </w:tblStylePr>
     <w:tblStylePr w:type="lastCol">
       <w:rPr>
-        <w:rFonts w:asciiTheme="majorHAnsi" w:cstheme="majorBidi" w:eastAsiaTheme="majorEastAsia" w:hAnsiTheme="majorHAnsi"/>
+        <w:rFonts w:asciiTheme="majorHAnsi" w:cstheme="majorBidi" w:hAnsiTheme="majorHAnsi" w:eastAsia="黑体"/>
         <w:b/>
         <w:bCs/>
       </w:rPr>
@@ -6638,7 +6984,7 @@
         <w:spacing w:after="0" w:before="0" w:line="240" w:lineRule="auto"/>
       </w:pPr>
       <w:rPr>
-        <w:rFonts w:asciiTheme="majorHAnsi" w:cstheme="majorBidi" w:eastAsiaTheme="majorEastAsia" w:hAnsiTheme="majorHAnsi"/>
+        <w:rFonts w:asciiTheme="majorHAnsi" w:cstheme="majorBidi" w:hAnsiTheme="majorHAnsi" w:eastAsia="黑体"/>
         <w:b/>
         <w:bCs/>
       </w:rPr>
@@ -6659,7 +7005,7 @@
         <w:spacing w:after="0" w:before="0" w:line="240" w:lineRule="auto"/>
       </w:pPr>
       <w:rPr>
-        <w:rFonts w:asciiTheme="majorHAnsi" w:cstheme="majorBidi" w:eastAsiaTheme="majorEastAsia" w:hAnsiTheme="majorHAnsi"/>
+        <w:rFonts w:asciiTheme="majorHAnsi" w:cstheme="majorBidi" w:hAnsiTheme="majorHAnsi" w:eastAsia="黑体"/>
         <w:b/>
         <w:bCs/>
       </w:rPr>
@@ -6677,14 +7023,14 @@
     </w:tblStylePr>
     <w:tblStylePr w:type="firstCol">
       <w:rPr>
-        <w:rFonts w:asciiTheme="majorHAnsi" w:cstheme="majorBidi" w:eastAsiaTheme="majorEastAsia" w:hAnsiTheme="majorHAnsi"/>
+        <w:rFonts w:asciiTheme="majorHAnsi" w:cstheme="majorBidi" w:hAnsiTheme="majorHAnsi" w:eastAsia="黑体"/>
         <w:b/>
         <w:bCs/>
       </w:rPr>
     </w:tblStylePr>
     <w:tblStylePr w:type="lastCol">
       <w:rPr>
-        <w:rFonts w:asciiTheme="majorHAnsi" w:cstheme="majorBidi" w:eastAsiaTheme="majorEastAsia" w:hAnsiTheme="majorHAnsi"/>
+        <w:rFonts w:asciiTheme="majorHAnsi" w:cstheme="majorBidi" w:hAnsiTheme="majorHAnsi" w:eastAsia="黑体"/>
         <w:b/>
         <w:bCs/>
       </w:rPr>
@@ -6768,7 +7114,7 @@
         <w:spacing w:after="0" w:before="0" w:line="240" w:lineRule="auto"/>
       </w:pPr>
       <w:rPr>
-        <w:rFonts w:asciiTheme="majorHAnsi" w:cstheme="majorBidi" w:eastAsiaTheme="majorEastAsia" w:hAnsiTheme="majorHAnsi"/>
+        <w:rFonts w:asciiTheme="majorHAnsi" w:cstheme="majorBidi" w:hAnsiTheme="majorHAnsi" w:eastAsia="黑体"/>
         <w:b/>
         <w:bCs/>
       </w:rPr>
@@ -6789,7 +7135,7 @@
         <w:spacing w:after="0" w:before="0" w:line="240" w:lineRule="auto"/>
       </w:pPr>
       <w:rPr>
-        <w:rFonts w:asciiTheme="majorHAnsi" w:cstheme="majorBidi" w:eastAsiaTheme="majorEastAsia" w:hAnsiTheme="majorHAnsi"/>
+        <w:rFonts w:asciiTheme="majorHAnsi" w:cstheme="majorBidi" w:hAnsiTheme="majorHAnsi" w:eastAsia="黑体"/>
         <w:b/>
         <w:bCs/>
       </w:rPr>
@@ -6807,14 +7153,14 @@
     </w:tblStylePr>
     <w:tblStylePr w:type="firstCol">
       <w:rPr>
-        <w:rFonts w:asciiTheme="majorHAnsi" w:cstheme="majorBidi" w:eastAsiaTheme="majorEastAsia" w:hAnsiTheme="majorHAnsi"/>
+        <w:rFonts w:asciiTheme="majorHAnsi" w:cstheme="majorBidi" w:hAnsiTheme="majorHAnsi" w:eastAsia="黑体"/>
         <w:b/>
         <w:bCs/>
       </w:rPr>
     </w:tblStylePr>
     <w:tblStylePr w:type="lastCol">
       <w:rPr>
-        <w:rFonts w:asciiTheme="majorHAnsi" w:cstheme="majorBidi" w:eastAsiaTheme="majorEastAsia" w:hAnsiTheme="majorHAnsi"/>
+        <w:rFonts w:asciiTheme="majorHAnsi" w:cstheme="majorBidi" w:hAnsiTheme="majorHAnsi" w:eastAsia="黑体"/>
         <w:b/>
         <w:bCs/>
       </w:rPr>
@@ -6897,6 +7243,7 @@
         <w:spacing w:after="0" w:before="0" w:line="240" w:lineRule="auto"/>
       </w:pPr>
       <w:rPr>
+        <w:rFonts w:eastAsia="黑体"/>
         <w:b/>
         <w:bCs/>
         <w:color w:themeColor="background1" w:val="FFFFFF"/>
@@ -6919,6 +7266,7 @@
         <w:spacing w:after="0" w:before="0" w:line="240" w:lineRule="auto"/>
       </w:pPr>
       <w:rPr>
+        <w:rFonts w:eastAsia="黑体"/>
         <w:b/>
         <w:bCs/>
       </w:rPr>
@@ -6936,12 +7284,14 @@
     </w:tblStylePr>
     <w:tblStylePr w:type="firstCol">
       <w:rPr>
+        <w:rFonts w:eastAsia="黑体"/>
         <w:b/>
         <w:bCs/>
       </w:rPr>
     </w:tblStylePr>
     <w:tblStylePr w:type="lastCol">
       <w:rPr>
+        <w:rFonts w:eastAsia="黑体"/>
         <w:b/>
         <w:bCs/>
       </w:rPr>
@@ -7003,6 +7353,7 @@
         <w:spacing w:after="0" w:before="0" w:line="240" w:lineRule="auto"/>
       </w:pPr>
       <w:rPr>
+        <w:rFonts w:eastAsia="黑体"/>
         <w:b/>
         <w:bCs/>
         <w:color w:themeColor="background1" w:val="FFFFFF"/>
@@ -7025,6 +7376,7 @@
         <w:spacing w:after="0" w:before="0" w:line="240" w:lineRule="auto"/>
       </w:pPr>
       <w:rPr>
+        <w:rFonts w:eastAsia="黑体"/>
         <w:b/>
         <w:bCs/>
       </w:rPr>
@@ -7042,12 +7394,14 @@
     </w:tblStylePr>
     <w:tblStylePr w:type="firstCol">
       <w:rPr>
+        <w:rFonts w:eastAsia="黑体"/>
         <w:b/>
         <w:bCs/>
       </w:rPr>
     </w:tblStylePr>
     <w:tblStylePr w:type="lastCol">
       <w:rPr>
+        <w:rFonts w:eastAsia="黑体"/>
         <w:b/>
         <w:bCs/>
       </w:rPr>
@@ -7109,6 +7463,7 @@
         <w:spacing w:after="0" w:before="0" w:line="240" w:lineRule="auto"/>
       </w:pPr>
       <w:rPr>
+        <w:rFonts w:eastAsia="黑体"/>
         <w:b/>
         <w:bCs/>
         <w:color w:themeColor="background1" w:val="FFFFFF"/>
@@ -7131,6 +7486,7 @@
         <w:spacing w:after="0" w:before="0" w:line="240" w:lineRule="auto"/>
       </w:pPr>
       <w:rPr>
+        <w:rFonts w:eastAsia="黑体"/>
         <w:b/>
         <w:bCs/>
       </w:rPr>
@@ -7148,12 +7504,14 @@
     </w:tblStylePr>
     <w:tblStylePr w:type="firstCol">
       <w:rPr>
+        <w:rFonts w:eastAsia="黑体"/>
         <w:b/>
         <w:bCs/>
       </w:rPr>
     </w:tblStylePr>
     <w:tblStylePr w:type="lastCol">
       <w:rPr>
+        <w:rFonts w:eastAsia="黑体"/>
         <w:b/>
         <w:bCs/>
       </w:rPr>
@@ -7215,6 +7573,7 @@
         <w:spacing w:after="0" w:before="0" w:line="240" w:lineRule="auto"/>
       </w:pPr>
       <w:rPr>
+        <w:rFonts w:eastAsia="黑体"/>
         <w:b/>
         <w:bCs/>
         <w:color w:themeColor="background1" w:val="FFFFFF"/>
@@ -7237,6 +7596,7 @@
         <w:spacing w:after="0" w:before="0" w:line="240" w:lineRule="auto"/>
       </w:pPr>
       <w:rPr>
+        <w:rFonts w:eastAsia="黑体"/>
         <w:b/>
         <w:bCs/>
       </w:rPr>
@@ -7254,12 +7614,14 @@
     </w:tblStylePr>
     <w:tblStylePr w:type="firstCol">
       <w:rPr>
+        <w:rFonts w:eastAsia="黑体"/>
         <w:b/>
         <w:bCs/>
       </w:rPr>
     </w:tblStylePr>
     <w:tblStylePr w:type="lastCol">
       <w:rPr>
+        <w:rFonts w:eastAsia="黑体"/>
         <w:b/>
         <w:bCs/>
       </w:rPr>
@@ -7321,6 +7683,7 @@
         <w:spacing w:after="0" w:before="0" w:line="240" w:lineRule="auto"/>
       </w:pPr>
       <w:rPr>
+        <w:rFonts w:eastAsia="黑体"/>
         <w:b/>
         <w:bCs/>
         <w:color w:themeColor="background1" w:val="FFFFFF"/>
@@ -7343,6 +7706,7 @@
         <w:spacing w:after="0" w:before="0" w:line="240" w:lineRule="auto"/>
       </w:pPr>
       <w:rPr>
+        <w:rFonts w:eastAsia="黑体"/>
         <w:b/>
         <w:bCs/>
       </w:rPr>
@@ -7360,12 +7724,14 @@
     </w:tblStylePr>
     <w:tblStylePr w:type="firstCol">
       <w:rPr>
+        <w:rFonts w:eastAsia="黑体"/>
         <w:b/>
         <w:bCs/>
       </w:rPr>
     </w:tblStylePr>
     <w:tblStylePr w:type="lastCol">
       <w:rPr>
+        <w:rFonts w:eastAsia="黑体"/>
         <w:b/>
         <w:bCs/>
       </w:rPr>
@@ -7427,6 +7793,7 @@
         <w:spacing w:after="0" w:before="0" w:line="240" w:lineRule="auto"/>
       </w:pPr>
       <w:rPr>
+        <w:rFonts w:eastAsia="黑体"/>
         <w:b/>
         <w:bCs/>
         <w:color w:themeColor="background1" w:val="FFFFFF"/>
@@ -7449,6 +7816,7 @@
         <w:spacing w:after="0" w:before="0" w:line="240" w:lineRule="auto"/>
       </w:pPr>
       <w:rPr>
+        <w:rFonts w:eastAsia="黑体"/>
         <w:b/>
         <w:bCs/>
       </w:rPr>
@@ -7466,12 +7834,14 @@
     </w:tblStylePr>
     <w:tblStylePr w:type="firstCol">
       <w:rPr>
+        <w:rFonts w:eastAsia="黑体"/>
         <w:b/>
         <w:bCs/>
       </w:rPr>
     </w:tblStylePr>
     <w:tblStylePr w:type="lastCol">
       <w:rPr>
+        <w:rFonts w:eastAsia="黑体"/>
         <w:b/>
         <w:bCs/>
       </w:rPr>
@@ -7533,6 +7903,7 @@
         <w:spacing w:after="0" w:before="0" w:line="240" w:lineRule="auto"/>
       </w:pPr>
       <w:rPr>
+        <w:rFonts w:eastAsia="黑体"/>
         <w:b/>
         <w:bCs/>
         <w:color w:themeColor="background1" w:val="FFFFFF"/>
@@ -7555,6 +7926,7 @@
         <w:spacing w:after="0" w:before="0" w:line="240" w:lineRule="auto"/>
       </w:pPr>
       <w:rPr>
+        <w:rFonts w:eastAsia="黑体"/>
         <w:b/>
         <w:bCs/>
       </w:rPr>
@@ -7572,12 +7944,14 @@
     </w:tblStylePr>
     <w:tblStylePr w:type="firstCol">
       <w:rPr>
+        <w:rFonts w:eastAsia="黑体"/>
         <w:b/>
         <w:bCs/>
       </w:rPr>
     </w:tblStylePr>
     <w:tblStylePr w:type="lastCol">
       <w:rPr>
+        <w:rFonts w:eastAsia="黑体"/>
         <w:b/>
         <w:bCs/>
       </w:rPr>
@@ -7636,6 +8010,7 @@
         <w:spacing w:after="0" w:before="0" w:line="240" w:lineRule="auto"/>
       </w:pPr>
       <w:rPr>
+        <w:rFonts w:eastAsia="黑体"/>
         <w:b/>
         <w:bCs/>
         <w:color w:themeColor="background1" w:val="FFFFFF"/>
@@ -7658,6 +8033,7 @@
         <w:spacing w:after="0" w:before="0" w:line="240" w:lineRule="auto"/>
       </w:pPr>
       <w:rPr>
+        <w:rFonts w:eastAsia="黑体"/>
         <w:color w:val="auto"/>
       </w:rPr>
       <w:tblPr/>
@@ -7675,6 +8051,7 @@
     </w:tblStylePr>
     <w:tblStylePr w:type="firstCol">
       <w:rPr>
+        <w:rFonts w:eastAsia="黑体"/>
         <w:b/>
         <w:bCs/>
         <w:color w:themeColor="background1" w:val="FFFFFF"/>
@@ -7694,6 +8071,7 @@
     </w:tblStylePr>
     <w:tblStylePr w:type="lastCol">
       <w:rPr>
+        <w:rFonts w:eastAsia="黑体"/>
         <w:b/>
         <w:bCs/>
         <w:color w:themeColor="background1" w:val="FFFFFF"/>
@@ -7742,6 +8120,7 @@
     </w:tblStylePr>
     <w:tblStylePr w:type="nwCell">
       <w:rPr>
+        <w:rFonts w:eastAsia="黑体"/>
         <w:color w:themeColor="background1" w:val="FFFFFF"/>
       </w:rPr>
       <w:tblPr/>
@@ -7785,6 +8164,7 @@
         <w:spacing w:after="0" w:before="0" w:line="240" w:lineRule="auto"/>
       </w:pPr>
       <w:rPr>
+        <w:rFonts w:eastAsia="黑体"/>
         <w:b/>
         <w:bCs/>
         <w:color w:themeColor="background1" w:val="FFFFFF"/>
@@ -7807,6 +8187,7 @@
         <w:spacing w:after="0" w:before="0" w:line="240" w:lineRule="auto"/>
       </w:pPr>
       <w:rPr>
+        <w:rFonts w:eastAsia="黑体"/>
         <w:color w:val="auto"/>
       </w:rPr>
       <w:tblPr/>
@@ -7824,6 +8205,7 @@
     </w:tblStylePr>
     <w:tblStylePr w:type="firstCol">
       <w:rPr>
+        <w:rFonts w:eastAsia="黑体"/>
         <w:b/>
         <w:bCs/>
         <w:color w:themeColor="background1" w:val="FFFFFF"/>
@@ -7843,6 +8225,7 @@
     </w:tblStylePr>
     <w:tblStylePr w:type="lastCol">
       <w:rPr>
+        <w:rFonts w:eastAsia="黑体"/>
         <w:b/>
         <w:bCs/>
         <w:color w:themeColor="background1" w:val="FFFFFF"/>
@@ -7891,6 +8274,7 @@
     </w:tblStylePr>
     <w:tblStylePr w:type="nwCell">
       <w:rPr>
+        <w:rFonts w:eastAsia="黑体"/>
         <w:color w:themeColor="background1" w:val="FFFFFF"/>
       </w:rPr>
       <w:tblPr/>
@@ -7934,6 +8318,7 @@
         <w:spacing w:after="0" w:before="0" w:line="240" w:lineRule="auto"/>
       </w:pPr>
       <w:rPr>
+        <w:rFonts w:eastAsia="黑体"/>
         <w:b/>
         <w:bCs/>
         <w:color w:themeColor="background1" w:val="FFFFFF"/>
@@ -7956,6 +8341,7 @@
         <w:spacing w:after="0" w:before="0" w:line="240" w:lineRule="auto"/>
       </w:pPr>
       <w:rPr>
+        <w:rFonts w:eastAsia="黑体"/>
         <w:color w:val="auto"/>
       </w:rPr>
       <w:tblPr/>
@@ -7973,6 +8359,7 @@
     </w:tblStylePr>
     <w:tblStylePr w:type="firstCol">
       <w:rPr>
+        <w:rFonts w:eastAsia="黑体"/>
         <w:b/>
         <w:bCs/>
         <w:color w:themeColor="background1" w:val="FFFFFF"/>
@@ -7992,6 +8379,7 @@
     </w:tblStylePr>
     <w:tblStylePr w:type="lastCol">
       <w:rPr>
+        <w:rFonts w:eastAsia="黑体"/>
         <w:b/>
         <w:bCs/>
         <w:color w:themeColor="background1" w:val="FFFFFF"/>
@@ -8040,6 +8428,7 @@
     </w:tblStylePr>
     <w:tblStylePr w:type="nwCell">
       <w:rPr>
+        <w:rFonts w:eastAsia="黑体"/>
         <w:color w:themeColor="background1" w:val="FFFFFF"/>
       </w:rPr>
       <w:tblPr/>
@@ -8083,6 +8472,7 @@
         <w:spacing w:after="0" w:before="0" w:line="240" w:lineRule="auto"/>
       </w:pPr>
       <w:rPr>
+        <w:rFonts w:eastAsia="黑体"/>
         <w:b/>
         <w:bCs/>
         <w:color w:themeColor="background1" w:val="FFFFFF"/>
@@ -8105,6 +8495,7 @@
         <w:spacing w:after="0" w:before="0" w:line="240" w:lineRule="auto"/>
       </w:pPr>
       <w:rPr>
+        <w:rFonts w:eastAsia="黑体"/>
         <w:color w:val="auto"/>
       </w:rPr>
       <w:tblPr/>
@@ -8122,6 +8513,7 @@
     </w:tblStylePr>
     <w:tblStylePr w:type="firstCol">
       <w:rPr>
+        <w:rFonts w:eastAsia="黑体"/>
         <w:b/>
         <w:bCs/>
         <w:color w:themeColor="background1" w:val="FFFFFF"/>
@@ -8141,6 +8533,7 @@
     </w:tblStylePr>
     <w:tblStylePr w:type="lastCol">
       <w:rPr>
+        <w:rFonts w:eastAsia="黑体"/>
         <w:b/>
         <w:bCs/>
         <w:color w:themeColor="background1" w:val="FFFFFF"/>
@@ -8189,6 +8582,7 @@
     </w:tblStylePr>
     <w:tblStylePr w:type="nwCell">
       <w:rPr>
+        <w:rFonts w:eastAsia="黑体"/>
         <w:color w:themeColor="background1" w:val="FFFFFF"/>
       </w:rPr>
       <w:tblPr/>
@@ -8232,6 +8626,7 @@
         <w:spacing w:after="0" w:before="0" w:line="240" w:lineRule="auto"/>
       </w:pPr>
       <w:rPr>
+        <w:rFonts w:eastAsia="黑体"/>
         <w:b/>
         <w:bCs/>
         <w:color w:themeColor="background1" w:val="FFFFFF"/>
@@ -8254,6 +8649,7 @@
         <w:spacing w:after="0" w:before="0" w:line="240" w:lineRule="auto"/>
       </w:pPr>
       <w:rPr>
+        <w:rFonts w:eastAsia="黑体"/>
         <w:color w:val="auto"/>
       </w:rPr>
       <w:tblPr/>
@@ -8271,6 +8667,7 @@
     </w:tblStylePr>
     <w:tblStylePr w:type="firstCol">
       <w:rPr>
+        <w:rFonts w:eastAsia="黑体"/>
         <w:b/>
         <w:bCs/>
         <w:color w:themeColor="background1" w:val="FFFFFF"/>
@@ -8290,6 +8687,7 @@
     </w:tblStylePr>
     <w:tblStylePr w:type="lastCol">
       <w:rPr>
+        <w:rFonts w:eastAsia="黑体"/>
         <w:b/>
         <w:bCs/>
         <w:color w:themeColor="background1" w:val="FFFFFF"/>
@@ -8338,6 +8736,7 @@
     </w:tblStylePr>
     <w:tblStylePr w:type="nwCell">
       <w:rPr>
+        <w:rFonts w:eastAsia="黑体"/>
         <w:color w:themeColor="background1" w:val="FFFFFF"/>
       </w:rPr>
       <w:tblPr/>
@@ -8381,6 +8780,7 @@
         <w:spacing w:after="0" w:before="0" w:line="240" w:lineRule="auto"/>
       </w:pPr>
       <w:rPr>
+        <w:rFonts w:eastAsia="黑体"/>
         <w:b/>
         <w:bCs/>
         <w:color w:themeColor="background1" w:val="FFFFFF"/>
@@ -8403,6 +8803,7 @@
         <w:spacing w:after="0" w:before="0" w:line="240" w:lineRule="auto"/>
       </w:pPr>
       <w:rPr>
+        <w:rFonts w:eastAsia="黑体"/>
         <w:color w:val="auto"/>
       </w:rPr>
       <w:tblPr/>
@@ -8420,6 +8821,7 @@
     </w:tblStylePr>
     <w:tblStylePr w:type="firstCol">
       <w:rPr>
+        <w:rFonts w:eastAsia="黑体"/>
         <w:b/>
         <w:bCs/>
         <w:color w:themeColor="background1" w:val="FFFFFF"/>
@@ -8439,6 +8841,7 @@
     </w:tblStylePr>
     <w:tblStylePr w:type="lastCol">
       <w:rPr>
+        <w:rFonts w:eastAsia="黑体"/>
         <w:b/>
         <w:bCs/>
         <w:color w:themeColor="background1" w:val="FFFFFF"/>
@@ -8487,6 +8890,7 @@
     </w:tblStylePr>
     <w:tblStylePr w:type="nwCell">
       <w:rPr>
+        <w:rFonts w:eastAsia="黑体"/>
         <w:color w:themeColor="background1" w:val="FFFFFF"/>
       </w:rPr>
       <w:tblPr/>
@@ -8530,6 +8934,7 @@
         <w:spacing w:after="0" w:before="0" w:line="240" w:lineRule="auto"/>
       </w:pPr>
       <w:rPr>
+        <w:rFonts w:eastAsia="黑体"/>
         <w:b/>
         <w:bCs/>
         <w:color w:themeColor="background1" w:val="FFFFFF"/>
@@ -8552,6 +8957,7 @@
         <w:spacing w:after="0" w:before="0" w:line="240" w:lineRule="auto"/>
       </w:pPr>
       <w:rPr>
+        <w:rFonts w:eastAsia="黑体"/>
         <w:color w:val="auto"/>
       </w:rPr>
       <w:tblPr/>
@@ -8569,6 +8975,7 @@
     </w:tblStylePr>
     <w:tblStylePr w:type="firstCol">
       <w:rPr>
+        <w:rFonts w:eastAsia="黑体"/>
         <w:b/>
         <w:bCs/>
         <w:color w:themeColor="background1" w:val="FFFFFF"/>
@@ -8588,6 +8995,7 @@
     </w:tblStylePr>
     <w:tblStylePr w:type="lastCol">
       <w:rPr>
+        <w:rFonts w:eastAsia="黑体"/>
         <w:b/>
         <w:bCs/>
         <w:color w:themeColor="background1" w:val="FFFFFF"/>
@@ -8636,6 +9044,7 @@
     </w:tblStylePr>
     <w:tblStylePr w:type="nwCell">
       <w:rPr>
+        <w:rFonts w:eastAsia="黑体"/>
         <w:color w:themeColor="background1" w:val="FFFFFF"/>
       </w:rPr>
       <w:tblPr/>
@@ -8660,6 +9069,7 @@
       <w:spacing w:after="0" w:line="240" w:lineRule="auto"/>
     </w:pPr>
     <w:rPr>
+      <w:rFonts w:eastAsia="黑体"/>
       <w:color w:themeColor="text1" w:val="000000"/>
     </w:rPr>
     <w:tblPr>
@@ -8679,7 +9089,7 @@
     </w:tblPr>
     <w:tblStylePr w:type="firstRow">
       <w:rPr>
-        <w:rFonts w:asciiTheme="majorHAnsi" w:cstheme="majorBidi" w:eastAsiaTheme="majorEastAsia" w:hAnsiTheme="majorHAnsi"/>
+        <w:rFonts w:asciiTheme="majorHAnsi" w:cstheme="majorBidi" w:hAnsiTheme="majorHAnsi" w:eastAsia="黑体"/>
       </w:rPr>
       <w:tblPr/>
       <w:tcPr>
@@ -8691,6 +9101,7 @@
     </w:tblStylePr>
     <w:tblStylePr w:type="lastRow">
       <w:rPr>
+        <w:rFonts w:eastAsia="黑体"/>
         <w:b/>
         <w:bCs/>
         <w:color w:themeColor="text2" w:val="1F497D"/>
@@ -8705,12 +9116,14 @@
     </w:tblStylePr>
     <w:tblStylePr w:type="firstCol">
       <w:rPr>
+        <w:rFonts w:eastAsia="黑体"/>
         <w:b/>
         <w:bCs/>
       </w:rPr>
     </w:tblStylePr>
     <w:tblStylePr w:type="lastCol">
       <w:rPr>
+        <w:rFonts w:eastAsia="黑体"/>
         <w:b/>
         <w:bCs/>
       </w:rPr>
@@ -8744,6 +9157,7 @@
       <w:spacing w:after="0" w:line="240" w:lineRule="auto"/>
     </w:pPr>
     <w:rPr>
+      <w:rFonts w:eastAsia="黑体"/>
       <w:color w:themeColor="text1" w:val="000000"/>
     </w:rPr>
     <w:tblPr>
@@ -8763,7 +9177,7 @@
     </w:tblPr>
     <w:tblStylePr w:type="firstRow">
       <w:rPr>
-        <w:rFonts w:asciiTheme="majorHAnsi" w:cstheme="majorBidi" w:eastAsiaTheme="majorEastAsia" w:hAnsiTheme="majorHAnsi"/>
+        <w:rFonts w:asciiTheme="majorHAnsi" w:cstheme="majorBidi" w:hAnsiTheme="majorHAnsi" w:eastAsia="黑体"/>
       </w:rPr>
       <w:tblPr/>
       <w:tcPr>
@@ -8775,6 +9189,7 @@
     </w:tblStylePr>
     <w:tblStylePr w:type="lastRow">
       <w:rPr>
+        <w:rFonts w:eastAsia="黑体"/>
         <w:b/>
         <w:bCs/>
         <w:color w:themeColor="text2" w:val="1F497D"/>
@@ -8789,12 +9204,14 @@
     </w:tblStylePr>
     <w:tblStylePr w:type="firstCol">
       <w:rPr>
+        <w:rFonts w:eastAsia="黑体"/>
         <w:b/>
         <w:bCs/>
       </w:rPr>
     </w:tblStylePr>
     <w:tblStylePr w:type="lastCol">
       <w:rPr>
+        <w:rFonts w:eastAsia="黑体"/>
         <w:b/>
         <w:bCs/>
       </w:rPr>
@@ -8828,6 +9245,7 @@
       <w:spacing w:after="0" w:line="240" w:lineRule="auto"/>
     </w:pPr>
     <w:rPr>
+      <w:rFonts w:eastAsia="黑体"/>
       <w:color w:themeColor="text1" w:val="000000"/>
     </w:rPr>
     <w:tblPr>
@@ -8847,7 +9265,7 @@
     </w:tblPr>
     <w:tblStylePr w:type="firstRow">
       <w:rPr>
-        <w:rFonts w:asciiTheme="majorHAnsi" w:cstheme="majorBidi" w:eastAsiaTheme="majorEastAsia" w:hAnsiTheme="majorHAnsi"/>
+        <w:rFonts w:asciiTheme="majorHAnsi" w:cstheme="majorBidi" w:hAnsiTheme="majorHAnsi" w:eastAsia="黑体"/>
       </w:rPr>
       <w:tblPr/>
       <w:tcPr>
@@ -8859,6 +9277,7 @@
     </w:tblStylePr>
     <w:tblStylePr w:type="lastRow">
       <w:rPr>
+        <w:rFonts w:eastAsia="黑体"/>
         <w:b/>
         <w:bCs/>
         <w:color w:themeColor="text2" w:val="1F497D"/>
@@ -8873,12 +9292,14 @@
     </w:tblStylePr>
     <w:tblStylePr w:type="firstCol">
       <w:rPr>
+        <w:rFonts w:eastAsia="黑体"/>
         <w:b/>
         <w:bCs/>
       </w:rPr>
     </w:tblStylePr>
     <w:tblStylePr w:type="lastCol">
       <w:rPr>
+        <w:rFonts w:eastAsia="黑体"/>
         <w:b/>
         <w:bCs/>
       </w:rPr>
@@ -8912,6 +9333,7 @@
       <w:spacing w:after="0" w:line="240" w:lineRule="auto"/>
     </w:pPr>
     <w:rPr>
+      <w:rFonts w:eastAsia="黑体"/>
       <w:color w:themeColor="text1" w:val="000000"/>
     </w:rPr>
     <w:tblPr>
@@ -8931,7 +9353,7 @@
     </w:tblPr>
     <w:tblStylePr w:type="firstRow">
       <w:rPr>
-        <w:rFonts w:asciiTheme="majorHAnsi" w:cstheme="majorBidi" w:eastAsiaTheme="majorEastAsia" w:hAnsiTheme="majorHAnsi"/>
+        <w:rFonts w:asciiTheme="majorHAnsi" w:cstheme="majorBidi" w:hAnsiTheme="majorHAnsi" w:eastAsia="黑体"/>
       </w:rPr>
       <w:tblPr/>
       <w:tcPr>
@@ -8943,6 +9365,7 @@
     </w:tblStylePr>
     <w:tblStylePr w:type="lastRow">
       <w:rPr>
+        <w:rFonts w:eastAsia="黑体"/>
         <w:b/>
         <w:bCs/>
         <w:color w:themeColor="text2" w:val="1F497D"/>
@@ -8957,12 +9380,14 @@
     </w:tblStylePr>
     <w:tblStylePr w:type="firstCol">
       <w:rPr>
+        <w:rFonts w:eastAsia="黑体"/>
         <w:b/>
         <w:bCs/>
       </w:rPr>
     </w:tblStylePr>
     <w:tblStylePr w:type="lastCol">
       <w:rPr>
+        <w:rFonts w:eastAsia="黑体"/>
         <w:b/>
         <w:bCs/>
       </w:rPr>
@@ -8996,6 +9421,7 @@
       <w:spacing w:after="0" w:line="240" w:lineRule="auto"/>
     </w:pPr>
     <w:rPr>
+      <w:rFonts w:eastAsia="黑体"/>
       <w:color w:themeColor="text1" w:val="000000"/>
     </w:rPr>
     <w:tblPr>
@@ -9015,7 +9441,7 @@
     </w:tblPr>
     <w:tblStylePr w:type="firstRow">
       <w:rPr>
-        <w:rFonts w:asciiTheme="majorHAnsi" w:cstheme="majorBidi" w:eastAsiaTheme="majorEastAsia" w:hAnsiTheme="majorHAnsi"/>
+        <w:rFonts w:asciiTheme="majorHAnsi" w:cstheme="majorBidi" w:hAnsiTheme="majorHAnsi" w:eastAsia="黑体"/>
       </w:rPr>
       <w:tblPr/>
       <w:tcPr>
@@ -9027,6 +9453,7 @@
     </w:tblStylePr>
     <w:tblStylePr w:type="lastRow">
       <w:rPr>
+        <w:rFonts w:eastAsia="黑体"/>
         <w:b/>
         <w:bCs/>
         <w:color w:themeColor="text2" w:val="1F497D"/>
@@ -9041,12 +9468,14 @@
     </w:tblStylePr>
     <w:tblStylePr w:type="firstCol">
       <w:rPr>
+        <w:rFonts w:eastAsia="黑体"/>
         <w:b/>
         <w:bCs/>
       </w:rPr>
     </w:tblStylePr>
     <w:tblStylePr w:type="lastCol">
       <w:rPr>
+        <w:rFonts w:eastAsia="黑体"/>
         <w:b/>
         <w:bCs/>
       </w:rPr>
@@ -9080,6 +9509,7 @@
       <w:spacing w:after="0" w:line="240" w:lineRule="auto"/>
     </w:pPr>
     <w:rPr>
+      <w:rFonts w:eastAsia="黑体"/>
       <w:color w:themeColor="text1" w:val="000000"/>
     </w:rPr>
     <w:tblPr>
@@ -9099,7 +9529,7 @@
     </w:tblPr>
     <w:tblStylePr w:type="firstRow">
       <w:rPr>
-        <w:rFonts w:asciiTheme="majorHAnsi" w:cstheme="majorBidi" w:eastAsiaTheme="majorEastAsia" w:hAnsiTheme="majorHAnsi"/>
+        <w:rFonts w:asciiTheme="majorHAnsi" w:cstheme="majorBidi" w:hAnsiTheme="majorHAnsi" w:eastAsia="黑体"/>
       </w:rPr>
       <w:tblPr/>
       <w:tcPr>
@@ -9111,6 +9541,7 @@
     </w:tblStylePr>
     <w:tblStylePr w:type="lastRow">
       <w:rPr>
+        <w:rFonts w:eastAsia="黑体"/>
         <w:b/>
         <w:bCs/>
         <w:color w:themeColor="text2" w:val="1F497D"/>
@@ -9125,12 +9556,14 @@
     </w:tblStylePr>
     <w:tblStylePr w:type="firstCol">
       <w:rPr>
+        <w:rFonts w:eastAsia="黑体"/>
         <w:b/>
         <w:bCs/>
       </w:rPr>
     </w:tblStylePr>
     <w:tblStylePr w:type="lastCol">
       <w:rPr>
+        <w:rFonts w:eastAsia="黑体"/>
         <w:b/>
         <w:bCs/>
       </w:rPr>
@@ -9164,6 +9597,7 @@
       <w:spacing w:after="0" w:line="240" w:lineRule="auto"/>
     </w:pPr>
     <w:rPr>
+      <w:rFonts w:eastAsia="黑体"/>
       <w:color w:themeColor="text1" w:val="000000"/>
     </w:rPr>
     <w:tblPr>
@@ -9183,7 +9617,7 @@
     </w:tblPr>
     <w:tblStylePr w:type="firstRow">
       <w:rPr>
-        <w:rFonts w:asciiTheme="majorHAnsi" w:cstheme="majorBidi" w:eastAsiaTheme="majorEastAsia" w:hAnsiTheme="majorHAnsi"/>
+        <w:rFonts w:asciiTheme="majorHAnsi" w:cstheme="majorBidi" w:hAnsiTheme="majorHAnsi" w:eastAsia="黑体"/>
       </w:rPr>
       <w:tblPr/>
       <w:tcPr>
@@ -9195,6 +9629,7 @@
     </w:tblStylePr>
     <w:tblStylePr w:type="lastRow">
       <w:rPr>
+        <w:rFonts w:eastAsia="黑体"/>
         <w:b/>
         <w:bCs/>
         <w:color w:themeColor="text2" w:val="1F497D"/>
@@ -9209,12 +9644,14 @@
     </w:tblStylePr>
     <w:tblStylePr w:type="firstCol">
       <w:rPr>
+        <w:rFonts w:eastAsia="黑体"/>
         <w:b/>
         <w:bCs/>
       </w:rPr>
     </w:tblStylePr>
     <w:tblStylePr w:type="lastCol">
       <w:rPr>
+        <w:rFonts w:eastAsia="黑体"/>
         <w:b/>
         <w:bCs/>
       </w:rPr>
@@ -9248,7 +9685,7 @@
       <w:spacing w:after="0" w:line="240" w:lineRule="auto"/>
     </w:pPr>
     <w:rPr>
-      <w:rFonts w:asciiTheme="majorHAnsi" w:cstheme="majorBidi" w:eastAsiaTheme="majorEastAsia" w:hAnsiTheme="majorHAnsi"/>
+      <w:rFonts w:asciiTheme="majorHAnsi" w:cstheme="majorBidi" w:hAnsiTheme="majorHAnsi" w:eastAsia="黑体"/>
       <w:color w:themeColor="text1" w:val="000000"/>
     </w:rPr>
     <w:tblPr>
@@ -9270,6 +9707,7 @@
     </w:tblPr>
     <w:tblStylePr w:type="firstRow">
       <w:rPr>
+        <w:rFonts w:eastAsia="黑体"/>
         <w:sz w:val="24"/>
         <w:szCs w:val="24"/>
       </w:rPr>
@@ -9376,7 +9814,7 @@
       <w:spacing w:after="0" w:line="240" w:lineRule="auto"/>
     </w:pPr>
     <w:rPr>
-      <w:rFonts w:asciiTheme="majorHAnsi" w:cstheme="majorBidi" w:eastAsiaTheme="majorEastAsia" w:hAnsiTheme="majorHAnsi"/>
+      <w:rFonts w:asciiTheme="majorHAnsi" w:cstheme="majorBidi" w:hAnsiTheme="majorHAnsi" w:eastAsia="黑体"/>
       <w:color w:themeColor="text1" w:val="000000"/>
     </w:rPr>
     <w:tblPr>
@@ -9398,6 +9836,7 @@
     </w:tblPr>
     <w:tblStylePr w:type="firstRow">
       <w:rPr>
+        <w:rFonts w:eastAsia="黑体"/>
         <w:sz w:val="24"/>
         <w:szCs w:val="24"/>
       </w:rPr>
@@ -9504,7 +9943,7 @@
       <w:spacing w:after="0" w:line="240" w:lineRule="auto"/>
     </w:pPr>
     <w:rPr>
-      <w:rFonts w:asciiTheme="majorHAnsi" w:cstheme="majorBidi" w:eastAsiaTheme="majorEastAsia" w:hAnsiTheme="majorHAnsi"/>
+      <w:rFonts w:asciiTheme="majorHAnsi" w:cstheme="majorBidi" w:hAnsiTheme="majorHAnsi" w:eastAsia="黑体"/>
       <w:color w:themeColor="text1" w:val="000000"/>
     </w:rPr>
     <w:tblPr>
@@ -9526,6 +9965,7 @@
     </w:tblPr>
     <w:tblStylePr w:type="firstRow">
       <w:rPr>
+        <w:rFonts w:eastAsia="黑体"/>
         <w:sz w:val="24"/>
         <w:szCs w:val="24"/>
       </w:rPr>
@@ -9632,7 +10072,7 @@
       <w:spacing w:after="0" w:line="240" w:lineRule="auto"/>
     </w:pPr>
     <w:rPr>
-      <w:rFonts w:asciiTheme="majorHAnsi" w:cstheme="majorBidi" w:eastAsiaTheme="majorEastAsia" w:hAnsiTheme="majorHAnsi"/>
+      <w:rFonts w:asciiTheme="majorHAnsi" w:cstheme="majorBidi" w:hAnsiTheme="majorHAnsi" w:eastAsia="黑体"/>
       <w:color w:themeColor="text1" w:val="000000"/>
     </w:rPr>
     <w:tblPr>
@@ -9654,6 +10094,7 @@
     </w:tblPr>
     <w:tblStylePr w:type="firstRow">
       <w:rPr>
+        <w:rFonts w:eastAsia="黑体"/>
         <w:sz w:val="24"/>
         <w:szCs w:val="24"/>
       </w:rPr>
@@ -9760,7 +10201,7 @@
       <w:spacing w:after="0" w:line="240" w:lineRule="auto"/>
     </w:pPr>
     <w:rPr>
-      <w:rFonts w:asciiTheme="majorHAnsi" w:cstheme="majorBidi" w:eastAsiaTheme="majorEastAsia" w:hAnsiTheme="majorHAnsi"/>
+      <w:rFonts w:asciiTheme="majorHAnsi" w:cstheme="majorBidi" w:hAnsiTheme="majorHAnsi" w:eastAsia="黑体"/>
       <w:color w:themeColor="text1" w:val="000000"/>
     </w:rPr>
     <w:tblPr>
@@ -9782,6 +10223,7 @@
     </w:tblPr>
     <w:tblStylePr w:type="firstRow">
       <w:rPr>
+        <w:rFonts w:eastAsia="黑体"/>
         <w:sz w:val="24"/>
         <w:szCs w:val="24"/>
       </w:rPr>
@@ -9888,7 +10330,7 @@
       <w:spacing w:after="0" w:line="240" w:lineRule="auto"/>
     </w:pPr>
     <w:rPr>
-      <w:rFonts w:asciiTheme="majorHAnsi" w:cstheme="majorBidi" w:eastAsiaTheme="majorEastAsia" w:hAnsiTheme="majorHAnsi"/>
+      <w:rFonts w:asciiTheme="majorHAnsi" w:cstheme="majorBidi" w:hAnsiTheme="majorHAnsi" w:eastAsia="黑体"/>
       <w:color w:themeColor="text1" w:val="000000"/>
     </w:rPr>
     <w:tblPr>
@@ -9910,6 +10352,7 @@
     </w:tblPr>
     <w:tblStylePr w:type="firstRow">
       <w:rPr>
+        <w:rFonts w:eastAsia="黑体"/>
         <w:sz w:val="24"/>
         <w:szCs w:val="24"/>
       </w:rPr>
@@ -10016,7 +10459,7 @@
       <w:spacing w:after="0" w:line="240" w:lineRule="auto"/>
     </w:pPr>
     <w:rPr>
-      <w:rFonts w:asciiTheme="majorHAnsi" w:cstheme="majorBidi" w:eastAsiaTheme="majorEastAsia" w:hAnsiTheme="majorHAnsi"/>
+      <w:rFonts w:asciiTheme="majorHAnsi" w:cstheme="majorBidi" w:hAnsiTheme="majorHAnsi" w:eastAsia="黑体"/>
       <w:color w:themeColor="text1" w:val="000000"/>
     </w:rPr>
     <w:tblPr>
@@ -10038,6 +10481,7 @@
     </w:tblPr>
     <w:tblStylePr w:type="firstRow">
       <w:rPr>
+        <w:rFonts w:eastAsia="黑体"/>
         <w:sz w:val="24"/>
         <w:szCs w:val="24"/>
       </w:rPr>
@@ -10167,12 +10611,14 @@
     </w:tcPr>
     <w:tblStylePr w:type="firstRow">
       <w:rPr>
+        <w:rFonts w:eastAsia="黑体"/>
         <w:b/>
         <w:bCs/>
       </w:rPr>
     </w:tblStylePr>
     <w:tblStylePr w:type="lastRow">
       <w:rPr>
+        <w:rFonts w:eastAsia="黑体"/>
         <w:b/>
         <w:bCs/>
       </w:rPr>
@@ -10185,12 +10631,14 @@
     </w:tblStylePr>
     <w:tblStylePr w:type="firstCol">
       <w:rPr>
+        <w:rFonts w:eastAsia="黑体"/>
         <w:b/>
         <w:bCs/>
       </w:rPr>
     </w:tblStylePr>
     <w:tblStylePr w:type="lastCol">
       <w:rPr>
+        <w:rFonts w:eastAsia="黑体"/>
         <w:b/>
         <w:bCs/>
       </w:rPr>
@@ -10240,12 +10688,14 @@
     </w:tcPr>
     <w:tblStylePr w:type="firstRow">
       <w:rPr>
+        <w:rFonts w:eastAsia="黑体"/>
         <w:b/>
         <w:bCs/>
       </w:rPr>
     </w:tblStylePr>
     <w:tblStylePr w:type="lastRow">
       <w:rPr>
+        <w:rFonts w:eastAsia="黑体"/>
         <w:b/>
         <w:bCs/>
       </w:rPr>
@@ -10258,12 +10708,14 @@
     </w:tblStylePr>
     <w:tblStylePr w:type="firstCol">
       <w:rPr>
+        <w:rFonts w:eastAsia="黑体"/>
         <w:b/>
         <w:bCs/>
       </w:rPr>
     </w:tblStylePr>
     <w:tblStylePr w:type="lastCol">
       <w:rPr>
+        <w:rFonts w:eastAsia="黑体"/>
         <w:b/>
         <w:bCs/>
       </w:rPr>
@@ -10313,12 +10765,14 @@
     </w:tcPr>
     <w:tblStylePr w:type="firstRow">
       <w:rPr>
+        <w:rFonts w:eastAsia="黑体"/>
         <w:b/>
         <w:bCs/>
       </w:rPr>
     </w:tblStylePr>
     <w:tblStylePr w:type="lastRow">
       <w:rPr>
+        <w:rFonts w:eastAsia="黑体"/>
         <w:b/>
         <w:bCs/>
       </w:rPr>
@@ -10331,12 +10785,14 @@
     </w:tblStylePr>
     <w:tblStylePr w:type="firstCol">
       <w:rPr>
+        <w:rFonts w:eastAsia="黑体"/>
         <w:b/>
         <w:bCs/>
       </w:rPr>
     </w:tblStylePr>
     <w:tblStylePr w:type="lastCol">
       <w:rPr>
+        <w:rFonts w:eastAsia="黑体"/>
         <w:b/>
         <w:bCs/>
       </w:rPr>
@@ -10386,12 +10842,14 @@
     </w:tcPr>
     <w:tblStylePr w:type="firstRow">
       <w:rPr>
+        <w:rFonts w:eastAsia="黑体"/>
         <w:b/>
         <w:bCs/>
       </w:rPr>
     </w:tblStylePr>
     <w:tblStylePr w:type="lastRow">
       <w:rPr>
+        <w:rFonts w:eastAsia="黑体"/>
         <w:b/>
         <w:bCs/>
       </w:rPr>
@@ -10404,12 +10862,14 @@
     </w:tblStylePr>
     <w:tblStylePr w:type="firstCol">
       <w:rPr>
+        <w:rFonts w:eastAsia="黑体"/>
         <w:b/>
         <w:bCs/>
       </w:rPr>
     </w:tblStylePr>
     <w:tblStylePr w:type="lastCol">
       <w:rPr>
+        <w:rFonts w:eastAsia="黑体"/>
         <w:b/>
         <w:bCs/>
       </w:rPr>
@@ -10459,12 +10919,14 @@
     </w:tcPr>
     <w:tblStylePr w:type="firstRow">
       <w:rPr>
+        <w:rFonts w:eastAsia="黑体"/>
         <w:b/>
         <w:bCs/>
       </w:rPr>
     </w:tblStylePr>
     <w:tblStylePr w:type="lastRow">
       <w:rPr>
+        <w:rFonts w:eastAsia="黑体"/>
         <w:b/>
         <w:bCs/>
       </w:rPr>
@@ -10477,12 +10939,14 @@
     </w:tblStylePr>
     <w:tblStylePr w:type="firstCol">
       <w:rPr>
+        <w:rFonts w:eastAsia="黑体"/>
         <w:b/>
         <w:bCs/>
       </w:rPr>
     </w:tblStylePr>
     <w:tblStylePr w:type="lastCol">
       <w:rPr>
+        <w:rFonts w:eastAsia="黑体"/>
         <w:b/>
         <w:bCs/>
       </w:rPr>
@@ -10532,12 +10996,14 @@
     </w:tcPr>
     <w:tblStylePr w:type="firstRow">
       <w:rPr>
+        <w:rFonts w:eastAsia="黑体"/>
         <w:b/>
         <w:bCs/>
       </w:rPr>
     </w:tblStylePr>
     <w:tblStylePr w:type="lastRow">
       <w:rPr>
+        <w:rFonts w:eastAsia="黑体"/>
         <w:b/>
         <w:bCs/>
       </w:rPr>
@@ -10550,12 +11016,14 @@
     </w:tblStylePr>
     <w:tblStylePr w:type="firstCol">
       <w:rPr>
+        <w:rFonts w:eastAsia="黑体"/>
         <w:b/>
         <w:bCs/>
       </w:rPr>
     </w:tblStylePr>
     <w:tblStylePr w:type="lastCol">
       <w:rPr>
+        <w:rFonts w:eastAsia="黑体"/>
         <w:b/>
         <w:bCs/>
       </w:rPr>
@@ -10605,12 +11073,14 @@
     </w:tcPr>
     <w:tblStylePr w:type="firstRow">
       <w:rPr>
+        <w:rFonts w:eastAsia="黑体"/>
         <w:b/>
         <w:bCs/>
       </w:rPr>
     </w:tblStylePr>
     <w:tblStylePr w:type="lastRow">
       <w:rPr>
+        <w:rFonts w:eastAsia="黑体"/>
         <w:b/>
         <w:bCs/>
       </w:rPr>
@@ -10623,12 +11093,14 @@
     </w:tblStylePr>
     <w:tblStylePr w:type="firstCol">
       <w:rPr>
+        <w:rFonts w:eastAsia="黑体"/>
         <w:b/>
         <w:bCs/>
       </w:rPr>
     </w:tblStylePr>
     <w:tblStylePr w:type="lastCol">
       <w:rPr>
+        <w:rFonts w:eastAsia="黑体"/>
         <w:b/>
         <w:bCs/>
       </w:rPr>
@@ -10655,7 +11127,7 @@
       <w:spacing w:after="0" w:line="240" w:lineRule="auto"/>
     </w:pPr>
     <w:rPr>
-      <w:rFonts w:asciiTheme="majorHAnsi" w:cstheme="majorBidi" w:eastAsiaTheme="majorEastAsia" w:hAnsiTheme="majorHAnsi"/>
+      <w:rFonts w:asciiTheme="majorHAnsi" w:cstheme="majorBidi" w:hAnsiTheme="majorHAnsi" w:eastAsia="黑体"/>
       <w:color w:themeColor="text1" w:val="000000"/>
     </w:rPr>
     <w:tblPr>
@@ -10682,6 +11154,7 @@
     </w:tcPr>
     <w:tblStylePr w:type="firstRow">
       <w:rPr>
+        <w:rFonts w:eastAsia="黑体"/>
         <w:b/>
         <w:bCs/>
         <w:color w:themeColor="text1" w:val="000000"/>
@@ -10693,6 +11166,7 @@
     </w:tblStylePr>
     <w:tblStylePr w:type="lastRow">
       <w:rPr>
+        <w:rFonts w:eastAsia="黑体"/>
         <w:b/>
         <w:bCs/>
         <w:color w:themeColor="text1" w:val="000000"/>
@@ -10712,6 +11186,7 @@
     </w:tblStylePr>
     <w:tblStylePr w:type="firstCol">
       <w:rPr>
+        <w:rFonts w:eastAsia="黑体"/>
         <w:b/>
         <w:bCs/>
         <w:color w:themeColor="text1" w:val="000000"/>
@@ -10731,6 +11206,7 @@
     </w:tblStylePr>
     <w:tblStylePr w:type="lastCol">
       <w:rPr>
+        <w:rFonts w:eastAsia="黑体"/>
         <w:b w:val="0"/>
         <w:bCs w:val="0"/>
         <w:color w:themeColor="text1" w:val="000000"/>
@@ -10780,7 +11256,7 @@
       <w:spacing w:after="0" w:line="240" w:lineRule="auto"/>
     </w:pPr>
     <w:rPr>
-      <w:rFonts w:asciiTheme="majorHAnsi" w:cstheme="majorBidi" w:eastAsiaTheme="majorEastAsia" w:hAnsiTheme="majorHAnsi"/>
+      <w:rFonts w:asciiTheme="majorHAnsi" w:cstheme="majorBidi" w:hAnsiTheme="majorHAnsi" w:eastAsia="黑体"/>
       <w:color w:themeColor="text1" w:val="000000"/>
     </w:rPr>
     <w:tblPr>
@@ -10807,6 +11283,7 @@
     </w:tcPr>
     <w:tblStylePr w:type="firstRow">
       <w:rPr>
+        <w:rFonts w:eastAsia="黑体"/>
         <w:b/>
         <w:bCs/>
         <w:color w:themeColor="text1" w:val="000000"/>
@@ -10818,6 +11295,7 @@
     </w:tblStylePr>
     <w:tblStylePr w:type="lastRow">
       <w:rPr>
+        <w:rFonts w:eastAsia="黑体"/>
         <w:b/>
         <w:bCs/>
         <w:color w:themeColor="text1" w:val="000000"/>
@@ -10837,6 +11315,7 @@
     </w:tblStylePr>
     <w:tblStylePr w:type="firstCol">
       <w:rPr>
+        <w:rFonts w:eastAsia="黑体"/>
         <w:b/>
         <w:bCs/>
         <w:color w:themeColor="text1" w:val="000000"/>
@@ -10856,6 +11335,7 @@
     </w:tblStylePr>
     <w:tblStylePr w:type="lastCol">
       <w:rPr>
+        <w:rFonts w:eastAsia="黑体"/>
         <w:b w:val="0"/>
         <w:bCs w:val="0"/>
         <w:color w:themeColor="text1" w:val="000000"/>
@@ -10905,7 +11385,7 @@
       <w:spacing w:after="0" w:line="240" w:lineRule="auto"/>
     </w:pPr>
     <w:rPr>
-      <w:rFonts w:asciiTheme="majorHAnsi" w:cstheme="majorBidi" w:eastAsiaTheme="majorEastAsia" w:hAnsiTheme="majorHAnsi"/>
+      <w:rFonts w:asciiTheme="majorHAnsi" w:cstheme="majorBidi" w:hAnsiTheme="majorHAnsi" w:eastAsia="黑体"/>
       <w:color w:themeColor="text1" w:val="000000"/>
     </w:rPr>
     <w:tblPr>
@@ -10932,6 +11412,7 @@
     </w:tcPr>
     <w:tblStylePr w:type="firstRow">
       <w:rPr>
+        <w:rFonts w:eastAsia="黑体"/>
         <w:b/>
         <w:bCs/>
         <w:color w:themeColor="text1" w:val="000000"/>
@@ -10943,6 +11424,7 @@
     </w:tblStylePr>
     <w:tblStylePr w:type="lastRow">
       <w:rPr>
+        <w:rFonts w:eastAsia="黑体"/>
         <w:b/>
         <w:bCs/>
         <w:color w:themeColor="text1" w:val="000000"/>
@@ -10962,6 +11444,7 @@
     </w:tblStylePr>
     <w:tblStylePr w:type="firstCol">
       <w:rPr>
+        <w:rFonts w:eastAsia="黑体"/>
         <w:b/>
         <w:bCs/>
         <w:color w:themeColor="text1" w:val="000000"/>
@@ -10981,6 +11464,7 @@
     </w:tblStylePr>
     <w:tblStylePr w:type="lastCol">
       <w:rPr>
+        <w:rFonts w:eastAsia="黑体"/>
         <w:b w:val="0"/>
         <w:bCs w:val="0"/>
         <w:color w:themeColor="text1" w:val="000000"/>
@@ -11030,7 +11514,7 @@
       <w:spacing w:after="0" w:line="240" w:lineRule="auto"/>
     </w:pPr>
     <w:rPr>
-      <w:rFonts w:asciiTheme="majorHAnsi" w:cstheme="majorBidi" w:eastAsiaTheme="majorEastAsia" w:hAnsiTheme="majorHAnsi"/>
+      <w:rFonts w:asciiTheme="majorHAnsi" w:cstheme="majorBidi" w:hAnsiTheme="majorHAnsi" w:eastAsia="黑体"/>
       <w:color w:themeColor="text1" w:val="000000"/>
     </w:rPr>
     <w:tblPr>
@@ -11057,6 +11541,7 @@
     </w:tcPr>
     <w:tblStylePr w:type="firstRow">
       <w:rPr>
+        <w:rFonts w:eastAsia="黑体"/>
         <w:b/>
         <w:bCs/>
         <w:color w:themeColor="text1" w:val="000000"/>
@@ -11068,6 +11553,7 @@
     </w:tblStylePr>
     <w:tblStylePr w:type="lastRow">
       <w:rPr>
+        <w:rFonts w:eastAsia="黑体"/>
         <w:b/>
         <w:bCs/>
         <w:color w:themeColor="text1" w:val="000000"/>
@@ -11087,6 +11573,7 @@
     </w:tblStylePr>
     <w:tblStylePr w:type="firstCol">
       <w:rPr>
+        <w:rFonts w:eastAsia="黑体"/>
         <w:b/>
         <w:bCs/>
         <w:color w:themeColor="text1" w:val="000000"/>
@@ -11106,6 +11593,7 @@
     </w:tblStylePr>
     <w:tblStylePr w:type="lastCol">
       <w:rPr>
+        <w:rFonts w:eastAsia="黑体"/>
         <w:b w:val="0"/>
         <w:bCs w:val="0"/>
         <w:color w:themeColor="text1" w:val="000000"/>
@@ -11155,7 +11643,7 @@
       <w:spacing w:after="0" w:line="240" w:lineRule="auto"/>
     </w:pPr>
     <w:rPr>
-      <w:rFonts w:asciiTheme="majorHAnsi" w:cstheme="majorBidi" w:eastAsiaTheme="majorEastAsia" w:hAnsiTheme="majorHAnsi"/>
+      <w:rFonts w:asciiTheme="majorHAnsi" w:cstheme="majorBidi" w:hAnsiTheme="majorHAnsi" w:eastAsia="黑体"/>
       <w:color w:themeColor="text1" w:val="000000"/>
     </w:rPr>
     <w:tblPr>
@@ -11182,6 +11670,7 @@
     </w:tcPr>
     <w:tblStylePr w:type="firstRow">
       <w:rPr>
+        <w:rFonts w:eastAsia="黑体"/>
         <w:b/>
         <w:bCs/>
         <w:color w:themeColor="text1" w:val="000000"/>
@@ -11193,6 +11682,7 @@
     </w:tblStylePr>
     <w:tblStylePr w:type="lastRow">
       <w:rPr>
+        <w:rFonts w:eastAsia="黑体"/>
         <w:b/>
         <w:bCs/>
         <w:color w:themeColor="text1" w:val="000000"/>
@@ -11212,6 +11702,7 @@
     </w:tblStylePr>
     <w:tblStylePr w:type="firstCol">
       <w:rPr>
+        <w:rFonts w:eastAsia="黑体"/>
         <w:b/>
         <w:bCs/>
         <w:color w:themeColor="text1" w:val="000000"/>
@@ -11231,6 +11722,7 @@
     </w:tblStylePr>
     <w:tblStylePr w:type="lastCol">
       <w:rPr>
+        <w:rFonts w:eastAsia="黑体"/>
         <w:b w:val="0"/>
         <w:bCs w:val="0"/>
         <w:color w:themeColor="text1" w:val="000000"/>
@@ -11280,7 +11772,7 @@
       <w:spacing w:after="0" w:line="240" w:lineRule="auto"/>
     </w:pPr>
     <w:rPr>
-      <w:rFonts w:asciiTheme="majorHAnsi" w:cstheme="majorBidi" w:eastAsiaTheme="majorEastAsia" w:hAnsiTheme="majorHAnsi"/>
+      <w:rFonts w:asciiTheme="majorHAnsi" w:cstheme="majorBidi" w:hAnsiTheme="majorHAnsi" w:eastAsia="黑体"/>
       <w:color w:themeColor="text1" w:val="000000"/>
     </w:rPr>
     <w:tblPr>
@@ -11307,6 +11799,7 @@
     </w:tcPr>
     <w:tblStylePr w:type="firstRow">
       <w:rPr>
+        <w:rFonts w:eastAsia="黑体"/>
         <w:b/>
         <w:bCs/>
         <w:color w:themeColor="text1" w:val="000000"/>
@@ -11318,6 +11811,7 @@
     </w:tblStylePr>
     <w:tblStylePr w:type="lastRow">
       <w:rPr>
+        <w:rFonts w:eastAsia="黑体"/>
         <w:b/>
         <w:bCs/>
         <w:color w:themeColor="text1" w:val="000000"/>
@@ -11337,6 +11831,7 @@
     </w:tblStylePr>
     <w:tblStylePr w:type="firstCol">
       <w:rPr>
+        <w:rFonts w:eastAsia="黑体"/>
         <w:b/>
         <w:bCs/>
         <w:color w:themeColor="text1" w:val="000000"/>
@@ -11356,6 +11851,7 @@
     </w:tblStylePr>
     <w:tblStylePr w:type="lastCol">
       <w:rPr>
+        <w:rFonts w:eastAsia="黑体"/>
         <w:b w:val="0"/>
         <w:bCs w:val="0"/>
         <w:color w:themeColor="text1" w:val="000000"/>
@@ -11405,7 +11901,7 @@
       <w:spacing w:after="0" w:line="240" w:lineRule="auto"/>
     </w:pPr>
     <w:rPr>
-      <w:rFonts w:asciiTheme="majorHAnsi" w:cstheme="majorBidi" w:eastAsiaTheme="majorEastAsia" w:hAnsiTheme="majorHAnsi"/>
+      <w:rFonts w:asciiTheme="majorHAnsi" w:cstheme="majorBidi" w:hAnsiTheme="majorHAnsi" w:eastAsia="黑体"/>
       <w:color w:themeColor="text1" w:val="000000"/>
     </w:rPr>
     <w:tblPr>
@@ -11432,6 +11928,7 @@
     </w:tcPr>
     <w:tblStylePr w:type="firstRow">
       <w:rPr>
+        <w:rFonts w:eastAsia="黑体"/>
         <w:b/>
         <w:bCs/>
         <w:color w:themeColor="text1" w:val="000000"/>
@@ -11443,6 +11940,7 @@
     </w:tblStylePr>
     <w:tblStylePr w:type="lastRow">
       <w:rPr>
+        <w:rFonts w:eastAsia="黑体"/>
         <w:b/>
         <w:bCs/>
         <w:color w:themeColor="text1" w:val="000000"/>
@@ -11462,6 +11960,7 @@
     </w:tblStylePr>
     <w:tblStylePr w:type="firstCol">
       <w:rPr>
+        <w:rFonts w:eastAsia="黑体"/>
         <w:b/>
         <w:bCs/>
         <w:color w:themeColor="text1" w:val="000000"/>
@@ -11481,6 +11980,7 @@
     </w:tblStylePr>
     <w:tblStylePr w:type="lastCol">
       <w:rPr>
+        <w:rFonts w:eastAsia="黑体"/>
         <w:b w:val="0"/>
         <w:bCs w:val="0"/>
         <w:color w:themeColor="text1" w:val="000000"/>
@@ -11553,6 +12053,7 @@
     </w:tcPr>
     <w:tblStylePr w:type="firstRow">
       <w:rPr>
+        <w:rFonts w:eastAsia="黑体"/>
         <w:b/>
         <w:bCs/>
         <w:i w:val="0"/>
@@ -11574,6 +12075,7 @@
     </w:tblStylePr>
     <w:tblStylePr w:type="lastRow">
       <w:rPr>
+        <w:rFonts w:eastAsia="黑体"/>
         <w:b/>
         <w:bCs/>
         <w:i w:val="0"/>
@@ -11595,6 +12097,7 @@
     </w:tblStylePr>
     <w:tblStylePr w:type="firstCol">
       <w:rPr>
+        <w:rFonts w:eastAsia="黑体"/>
         <w:b/>
         <w:bCs/>
         <w:i w:val="0"/>
@@ -11614,6 +12117,7 @@
     </w:tblStylePr>
     <w:tblStylePr w:type="lastCol">
       <w:rPr>
+        <w:rFonts w:eastAsia="黑体"/>
         <w:b/>
         <w:bCs/>
         <w:i w:val="0"/>
@@ -11694,6 +12198,7 @@
     </w:tcPr>
     <w:tblStylePr w:type="firstRow">
       <w:rPr>
+        <w:rFonts w:eastAsia="黑体"/>
         <w:b/>
         <w:bCs/>
         <w:i w:val="0"/>
@@ -11715,6 +12220,7 @@
     </w:tblStylePr>
     <w:tblStylePr w:type="lastRow">
       <w:rPr>
+        <w:rFonts w:eastAsia="黑体"/>
         <w:b/>
         <w:bCs/>
         <w:i w:val="0"/>
@@ -11736,6 +12242,7 @@
     </w:tblStylePr>
     <w:tblStylePr w:type="firstCol">
       <w:rPr>
+        <w:rFonts w:eastAsia="黑体"/>
         <w:b/>
         <w:bCs/>
         <w:i w:val="0"/>
@@ -11755,6 +12262,7 @@
     </w:tblStylePr>
     <w:tblStylePr w:type="lastCol">
       <w:rPr>
+        <w:rFonts w:eastAsia="黑体"/>
         <w:b/>
         <w:bCs/>
         <w:i w:val="0"/>
@@ -11835,6 +12343,7 @@
     </w:tcPr>
     <w:tblStylePr w:type="firstRow">
       <w:rPr>
+        <w:rFonts w:eastAsia="黑体"/>
         <w:b/>
         <w:bCs/>
         <w:i w:val="0"/>
@@ -11856,6 +12365,7 @@
     </w:tblStylePr>
     <w:tblStylePr w:type="lastRow">
       <w:rPr>
+        <w:rFonts w:eastAsia="黑体"/>
         <w:b/>
         <w:bCs/>
         <w:i w:val="0"/>
@@ -11877,6 +12387,7 @@
     </w:tblStylePr>
     <w:tblStylePr w:type="firstCol">
       <w:rPr>
+        <w:rFonts w:eastAsia="黑体"/>
         <w:b/>
         <w:bCs/>
         <w:i w:val="0"/>
@@ -11896,6 +12407,7 @@
     </w:tblStylePr>
     <w:tblStylePr w:type="lastCol">
       <w:rPr>
+        <w:rFonts w:eastAsia="黑体"/>
         <w:b/>
         <w:bCs/>
         <w:i w:val="0"/>
@@ -11976,6 +12488,7 @@
     </w:tcPr>
     <w:tblStylePr w:type="firstRow">
       <w:rPr>
+        <w:rFonts w:eastAsia="黑体"/>
         <w:b/>
         <w:bCs/>
         <w:i w:val="0"/>
@@ -11997,6 +12510,7 @@
     </w:tblStylePr>
     <w:tblStylePr w:type="lastRow">
       <w:rPr>
+        <w:rFonts w:eastAsia="黑体"/>
         <w:b/>
         <w:bCs/>
         <w:i w:val="0"/>
@@ -12018,6 +12532,7 @@
     </w:tblStylePr>
     <w:tblStylePr w:type="firstCol">
       <w:rPr>
+        <w:rFonts w:eastAsia="黑体"/>
         <w:b/>
         <w:bCs/>
         <w:i w:val="0"/>
@@ -12037,6 +12552,7 @@
     </w:tblStylePr>
     <w:tblStylePr w:type="lastCol">
       <w:rPr>
+        <w:rFonts w:eastAsia="黑体"/>
         <w:b/>
         <w:bCs/>
         <w:i w:val="0"/>
@@ -12117,6 +12633,7 @@
     </w:tcPr>
     <w:tblStylePr w:type="firstRow">
       <w:rPr>
+        <w:rFonts w:eastAsia="黑体"/>
         <w:b/>
         <w:bCs/>
         <w:i w:val="0"/>
@@ -12138,6 +12655,7 @@
     </w:tblStylePr>
     <w:tblStylePr w:type="lastRow">
       <w:rPr>
+        <w:rFonts w:eastAsia="黑体"/>
         <w:b/>
         <w:bCs/>
         <w:i w:val="0"/>
@@ -12159,6 +12677,7 @@
     </w:tblStylePr>
     <w:tblStylePr w:type="firstCol">
       <w:rPr>
+        <w:rFonts w:eastAsia="黑体"/>
         <w:b/>
         <w:bCs/>
         <w:i w:val="0"/>
@@ -12178,6 +12697,7 @@
     </w:tblStylePr>
     <w:tblStylePr w:type="lastCol">
       <w:rPr>
+        <w:rFonts w:eastAsia="黑体"/>
         <w:b/>
         <w:bCs/>
         <w:i w:val="0"/>
@@ -12258,6 +12778,7 @@
     </w:tcPr>
     <w:tblStylePr w:type="firstRow">
       <w:rPr>
+        <w:rFonts w:eastAsia="黑体"/>
         <w:b/>
         <w:bCs/>
         <w:i w:val="0"/>
@@ -12279,6 +12800,7 @@
     </w:tblStylePr>
     <w:tblStylePr w:type="lastRow">
       <w:rPr>
+        <w:rFonts w:eastAsia="黑体"/>
         <w:b/>
         <w:bCs/>
         <w:i w:val="0"/>
@@ -12300,6 +12822,7 @@
     </w:tblStylePr>
     <w:tblStylePr w:type="firstCol">
       <w:rPr>
+        <w:rFonts w:eastAsia="黑体"/>
         <w:b/>
         <w:bCs/>
         <w:i w:val="0"/>
@@ -12319,6 +12842,7 @@
     </w:tblStylePr>
     <w:tblStylePr w:type="lastCol">
       <w:rPr>
+        <w:rFonts w:eastAsia="黑体"/>
         <w:b/>
         <w:bCs/>
         <w:i w:val="0"/>
@@ -12399,6 +12923,7 @@
     </w:tcPr>
     <w:tblStylePr w:type="firstRow">
       <w:rPr>
+        <w:rFonts w:eastAsia="黑体"/>
         <w:b/>
         <w:bCs/>
         <w:i w:val="0"/>
@@ -12420,6 +12945,7 @@
     </w:tblStylePr>
     <w:tblStylePr w:type="lastRow">
       <w:rPr>
+        <w:rFonts w:eastAsia="黑体"/>
         <w:b/>
         <w:bCs/>
         <w:i w:val="0"/>
@@ -12441,6 +12967,7 @@
     </w:tblStylePr>
     <w:tblStylePr w:type="firstCol">
       <w:rPr>
+        <w:rFonts w:eastAsia="黑体"/>
         <w:b/>
         <w:bCs/>
         <w:i w:val="0"/>
@@ -12460,6 +12987,7 @@
     </w:tblStylePr>
     <w:tblStylePr w:type="lastCol">
       <w:rPr>
+        <w:rFonts w:eastAsia="黑体"/>
         <w:b/>
         <w:bCs/>
         <w:i w:val="0"/>
@@ -12517,6 +13045,7 @@
       <w:spacing w:after="0" w:line="240" w:lineRule="auto"/>
     </w:pPr>
     <w:rPr>
+      <w:rFonts w:eastAsia="黑体"/>
       <w:color w:themeColor="background1" w:val="FFFFFF"/>
     </w:rPr>
     <w:tblPr>
@@ -12535,6 +13064,7 @@
     </w:tcPr>
     <w:tblStylePr w:type="firstRow">
       <w:rPr>
+        <w:rFonts w:eastAsia="黑体"/>
         <w:b/>
         <w:bCs/>
       </w:rPr>
@@ -12631,6 +13161,7 @@
       <w:spacing w:after="0" w:line="240" w:lineRule="auto"/>
     </w:pPr>
     <w:rPr>
+      <w:rFonts w:eastAsia="黑体"/>
       <w:color w:themeColor="background1" w:val="FFFFFF"/>
     </w:rPr>
     <w:tblPr>
@@ -12649,6 +13180,7 @@
     </w:tcPr>
     <w:tblStylePr w:type="firstRow">
       <w:rPr>
+        <w:rFonts w:eastAsia="黑体"/>
         <w:b/>
         <w:bCs/>
       </w:rPr>
@@ -12745,6 +13277,7 @@
       <w:spacing w:after="0" w:line="240" w:lineRule="auto"/>
     </w:pPr>
     <w:rPr>
+      <w:rFonts w:eastAsia="黑体"/>
       <w:color w:themeColor="background1" w:val="FFFFFF"/>
     </w:rPr>
     <w:tblPr>
@@ -12763,6 +13296,7 @@
     </w:tcPr>
     <w:tblStylePr w:type="firstRow">
       <w:rPr>
+        <w:rFonts w:eastAsia="黑体"/>
         <w:b/>
         <w:bCs/>
       </w:rPr>
@@ -12859,6 +13393,7 @@
       <w:spacing w:after="0" w:line="240" w:lineRule="auto"/>
     </w:pPr>
     <w:rPr>
+      <w:rFonts w:eastAsia="黑体"/>
       <w:color w:themeColor="background1" w:val="FFFFFF"/>
     </w:rPr>
     <w:tblPr>
@@ -12877,6 +13412,7 @@
     </w:tcPr>
     <w:tblStylePr w:type="firstRow">
       <w:rPr>
+        <w:rFonts w:eastAsia="黑体"/>
         <w:b/>
         <w:bCs/>
       </w:rPr>
@@ -12973,6 +13509,7 @@
       <w:spacing w:after="0" w:line="240" w:lineRule="auto"/>
     </w:pPr>
     <w:rPr>
+      <w:rFonts w:eastAsia="黑体"/>
       <w:color w:themeColor="background1" w:val="FFFFFF"/>
     </w:rPr>
     <w:tblPr>
@@ -12991,6 +13528,7 @@
     </w:tcPr>
     <w:tblStylePr w:type="firstRow">
       <w:rPr>
+        <w:rFonts w:eastAsia="黑体"/>
         <w:b/>
         <w:bCs/>
       </w:rPr>
@@ -13087,6 +13625,7 @@
       <w:spacing w:after="0" w:line="240" w:lineRule="auto"/>
     </w:pPr>
     <w:rPr>
+      <w:rFonts w:eastAsia="黑体"/>
       <w:color w:themeColor="background1" w:val="FFFFFF"/>
     </w:rPr>
     <w:tblPr>
@@ -13105,6 +13644,7 @@
     </w:tcPr>
     <w:tblStylePr w:type="firstRow">
       <w:rPr>
+        <w:rFonts w:eastAsia="黑体"/>
         <w:b/>
         <w:bCs/>
       </w:rPr>
@@ -13201,6 +13741,7 @@
       <w:spacing w:after="0" w:line="240" w:lineRule="auto"/>
     </w:pPr>
     <w:rPr>
+      <w:rFonts w:eastAsia="黑体"/>
       <w:color w:themeColor="background1" w:val="FFFFFF"/>
     </w:rPr>
     <w:tblPr>
@@ -13219,6 +13760,7 @@
     </w:tcPr>
     <w:tblStylePr w:type="firstRow">
       <w:rPr>
+        <w:rFonts w:eastAsia="黑体"/>
         <w:b/>
         <w:bCs/>
       </w:rPr>
@@ -13315,6 +13857,7 @@
       <w:spacing w:after="0" w:line="240" w:lineRule="auto"/>
     </w:pPr>
     <w:rPr>
+      <w:rFonts w:eastAsia="黑体"/>
       <w:color w:themeColor="text1" w:val="000000"/>
     </w:rPr>
     <w:tblPr>
@@ -13341,6 +13884,7 @@
     </w:tcPr>
     <w:tblStylePr w:type="firstRow">
       <w:rPr>
+        <w:rFonts w:eastAsia="黑体"/>
         <w:b/>
         <w:bCs/>
       </w:rPr>
@@ -13359,6 +13903,7 @@
     </w:tblStylePr>
     <w:tblStylePr w:type="lastRow">
       <w:rPr>
+        <w:rFonts w:eastAsia="黑体"/>
         <w:b/>
         <w:bCs/>
         <w:color w:themeColor="background1" w:val="FFFFFF"/>
@@ -13373,6 +13918,7 @@
     </w:tblStylePr>
     <w:tblStylePr w:type="firstCol">
       <w:rPr>
+        <w:rFonts w:eastAsia="黑体"/>
         <w:color w:themeColor="background1" w:val="FFFFFF"/>
       </w:rPr>
       <w:tblPr/>
@@ -13390,6 +13936,7 @@
     </w:tblStylePr>
     <w:tblStylePr w:type="lastCol">
       <w:rPr>
+        <w:rFonts w:eastAsia="黑体"/>
         <w:color w:themeColor="background1" w:val="FFFFFF"/>
       </w:rPr>
       <w:tblPr/>
@@ -13419,11 +13966,13 @@
     </w:tblStylePr>
     <w:tblStylePr w:type="neCell">
       <w:rPr>
+        <w:rFonts w:eastAsia="黑体"/>
         <w:color w:themeColor="text1" w:val="000000"/>
       </w:rPr>
     </w:tblStylePr>
     <w:tblStylePr w:type="nwCell">
       <w:rPr>
+        <w:rFonts w:eastAsia="黑体"/>
         <w:color w:themeColor="text1" w:val="000000"/>
       </w:rPr>
     </w:tblStylePr>
@@ -13437,6 +13986,7 @@
       <w:spacing w:after="0" w:line="240" w:lineRule="auto"/>
     </w:pPr>
     <w:rPr>
+      <w:rFonts w:eastAsia="黑体"/>
       <w:color w:themeColor="text1" w:val="000000"/>
     </w:rPr>
     <w:tblPr>
@@ -13463,6 +14013,7 @@
     </w:tcPr>
     <w:tblStylePr w:type="firstRow">
       <w:rPr>
+        <w:rFonts w:eastAsia="黑体"/>
         <w:b/>
         <w:bCs/>
       </w:rPr>
@@ -13481,6 +14032,7 @@
     </w:tblStylePr>
     <w:tblStylePr w:type="lastRow">
       <w:rPr>
+        <w:rFonts w:eastAsia="黑体"/>
         <w:b/>
         <w:bCs/>
         <w:color w:themeColor="background1" w:val="FFFFFF"/>
@@ -13495,6 +14047,7 @@
     </w:tblStylePr>
     <w:tblStylePr w:type="firstCol">
       <w:rPr>
+        <w:rFonts w:eastAsia="黑体"/>
         <w:color w:themeColor="background1" w:val="FFFFFF"/>
       </w:rPr>
       <w:tblPr/>
@@ -13512,6 +14065,7 @@
     </w:tblStylePr>
     <w:tblStylePr w:type="lastCol">
       <w:rPr>
+        <w:rFonts w:eastAsia="黑体"/>
         <w:color w:themeColor="background1" w:val="FFFFFF"/>
       </w:rPr>
       <w:tblPr/>
@@ -13541,11 +14095,13 @@
     </w:tblStylePr>
     <w:tblStylePr w:type="neCell">
       <w:rPr>
+        <w:rFonts w:eastAsia="黑体"/>
         <w:color w:themeColor="text1" w:val="000000"/>
       </w:rPr>
     </w:tblStylePr>
     <w:tblStylePr w:type="nwCell">
       <w:rPr>
+        <w:rFonts w:eastAsia="黑体"/>
         <w:color w:themeColor="text1" w:val="000000"/>
       </w:rPr>
     </w:tblStylePr>
@@ -13559,6 +14115,7 @@
       <w:spacing w:after="0" w:line="240" w:lineRule="auto"/>
     </w:pPr>
     <w:rPr>
+      <w:rFonts w:eastAsia="黑体"/>
       <w:color w:themeColor="text1" w:val="000000"/>
     </w:rPr>
     <w:tblPr>
@@ -13585,6 +14142,7 @@
     </w:tcPr>
     <w:tblStylePr w:type="firstRow">
       <w:rPr>
+        <w:rFonts w:eastAsia="黑体"/>
         <w:b/>
         <w:bCs/>
       </w:rPr>
@@ -13603,6 +14161,7 @@
     </w:tblStylePr>
     <w:tblStylePr w:type="lastRow">
       <w:rPr>
+        <w:rFonts w:eastAsia="黑体"/>
         <w:b/>
         <w:bCs/>
         <w:color w:themeColor="background1" w:val="FFFFFF"/>
@@ -13617,6 +14176,7 @@
     </w:tblStylePr>
     <w:tblStylePr w:type="firstCol">
       <w:rPr>
+        <w:rFonts w:eastAsia="黑体"/>
         <w:color w:themeColor="background1" w:val="FFFFFF"/>
       </w:rPr>
       <w:tblPr/>
@@ -13634,6 +14194,7 @@
     </w:tblStylePr>
     <w:tblStylePr w:type="lastCol">
       <w:rPr>
+        <w:rFonts w:eastAsia="黑体"/>
         <w:color w:themeColor="background1" w:val="FFFFFF"/>
       </w:rPr>
       <w:tblPr/>
@@ -13663,11 +14224,13 @@
     </w:tblStylePr>
     <w:tblStylePr w:type="neCell">
       <w:rPr>
+        <w:rFonts w:eastAsia="黑体"/>
         <w:color w:themeColor="text1" w:val="000000"/>
       </w:rPr>
     </w:tblStylePr>
     <w:tblStylePr w:type="nwCell">
       <w:rPr>
+        <w:rFonts w:eastAsia="黑体"/>
         <w:color w:themeColor="text1" w:val="000000"/>
       </w:rPr>
     </w:tblStylePr>
@@ -13681,6 +14244,7 @@
       <w:spacing w:after="0" w:line="240" w:lineRule="auto"/>
     </w:pPr>
     <w:rPr>
+      <w:rFonts w:eastAsia="黑体"/>
       <w:color w:themeColor="text1" w:val="000000"/>
     </w:rPr>
     <w:tblPr>
@@ -13707,6 +14271,7 @@
     </w:tcPr>
     <w:tblStylePr w:type="firstRow">
       <w:rPr>
+        <w:rFonts w:eastAsia="黑体"/>
         <w:b/>
         <w:bCs/>
       </w:rPr>
@@ -13725,6 +14290,7 @@
     </w:tblStylePr>
     <w:tblStylePr w:type="lastRow">
       <w:rPr>
+        <w:rFonts w:eastAsia="黑体"/>
         <w:b/>
         <w:bCs/>
         <w:color w:themeColor="background1" w:val="FFFFFF"/>
@@ -13739,6 +14305,7 @@
     </w:tblStylePr>
     <w:tblStylePr w:type="firstCol">
       <w:rPr>
+        <w:rFonts w:eastAsia="黑体"/>
         <w:color w:themeColor="background1" w:val="FFFFFF"/>
       </w:rPr>
       <w:tblPr/>
@@ -13756,6 +14323,7 @@
     </w:tblStylePr>
     <w:tblStylePr w:type="lastCol">
       <w:rPr>
+        <w:rFonts w:eastAsia="黑体"/>
         <w:color w:themeColor="background1" w:val="FFFFFF"/>
       </w:rPr>
       <w:tblPr/>
@@ -13793,6 +14361,7 @@
       <w:spacing w:after="0" w:line="240" w:lineRule="auto"/>
     </w:pPr>
     <w:rPr>
+      <w:rFonts w:eastAsia="黑体"/>
       <w:color w:themeColor="text1" w:val="000000"/>
     </w:rPr>
     <w:tblPr>
@@ -13819,6 +14388,7 @@
     </w:tcPr>
     <w:tblStylePr w:type="firstRow">
       <w:rPr>
+        <w:rFonts w:eastAsia="黑体"/>
         <w:b/>
         <w:bCs/>
       </w:rPr>
@@ -13837,6 +14407,7 @@
     </w:tblStylePr>
     <w:tblStylePr w:type="lastRow">
       <w:rPr>
+        <w:rFonts w:eastAsia="黑体"/>
         <w:b/>
         <w:bCs/>
         <w:color w:themeColor="background1" w:val="FFFFFF"/>
@@ -13851,6 +14422,7 @@
     </w:tblStylePr>
     <w:tblStylePr w:type="firstCol">
       <w:rPr>
+        <w:rFonts w:eastAsia="黑体"/>
         <w:color w:themeColor="background1" w:val="FFFFFF"/>
       </w:rPr>
       <w:tblPr/>
@@ -13868,6 +14440,7 @@
     </w:tblStylePr>
     <w:tblStylePr w:type="lastCol">
       <w:rPr>
+        <w:rFonts w:eastAsia="黑体"/>
         <w:color w:themeColor="background1" w:val="FFFFFF"/>
       </w:rPr>
       <w:tblPr/>
@@ -13897,11 +14470,13 @@
     </w:tblStylePr>
     <w:tblStylePr w:type="neCell">
       <w:rPr>
+        <w:rFonts w:eastAsia="黑体"/>
         <w:color w:themeColor="text1" w:val="000000"/>
       </w:rPr>
     </w:tblStylePr>
     <w:tblStylePr w:type="nwCell">
       <w:rPr>
+        <w:rFonts w:eastAsia="黑体"/>
         <w:color w:themeColor="text1" w:val="000000"/>
       </w:rPr>
     </w:tblStylePr>
@@ -13915,6 +14490,7 @@
       <w:spacing w:after="0" w:line="240" w:lineRule="auto"/>
     </w:pPr>
     <w:rPr>
+      <w:rFonts w:eastAsia="黑体"/>
       <w:color w:themeColor="text1" w:val="000000"/>
     </w:rPr>
     <w:tblPr>
@@ -13941,6 +14517,7 @@
     </w:tcPr>
     <w:tblStylePr w:type="firstRow">
       <w:rPr>
+        <w:rFonts w:eastAsia="黑体"/>
         <w:b/>
         <w:bCs/>
       </w:rPr>
@@ -13959,6 +14536,7 @@
     </w:tblStylePr>
     <w:tblStylePr w:type="lastRow">
       <w:rPr>
+        <w:rFonts w:eastAsia="黑体"/>
         <w:b/>
         <w:bCs/>
         <w:color w:themeColor="background1" w:val="FFFFFF"/>
@@ -13973,6 +14551,7 @@
     </w:tblStylePr>
     <w:tblStylePr w:type="firstCol">
       <w:rPr>
+        <w:rFonts w:eastAsia="黑体"/>
         <w:color w:themeColor="background1" w:val="FFFFFF"/>
       </w:rPr>
       <w:tblPr/>
@@ -13990,6 +14569,7 @@
     </w:tblStylePr>
     <w:tblStylePr w:type="lastCol">
       <w:rPr>
+        <w:rFonts w:eastAsia="黑体"/>
         <w:color w:themeColor="background1" w:val="FFFFFF"/>
       </w:rPr>
       <w:tblPr/>
@@ -14019,11 +14599,13 @@
     </w:tblStylePr>
     <w:tblStylePr w:type="neCell">
       <w:rPr>
+        <w:rFonts w:eastAsia="黑体"/>
         <w:color w:themeColor="text1" w:val="000000"/>
       </w:rPr>
     </w:tblStylePr>
     <w:tblStylePr w:type="nwCell">
       <w:rPr>
+        <w:rFonts w:eastAsia="黑体"/>
         <w:color w:themeColor="text1" w:val="000000"/>
       </w:rPr>
     </w:tblStylePr>
@@ -14037,6 +14619,7 @@
       <w:spacing w:after="0" w:line="240" w:lineRule="auto"/>
     </w:pPr>
     <w:rPr>
+      <w:rFonts w:eastAsia="黑体"/>
       <w:color w:themeColor="text1" w:val="000000"/>
     </w:rPr>
     <w:tblPr>
@@ -14063,6 +14646,7 @@
     </w:tcPr>
     <w:tblStylePr w:type="firstRow">
       <w:rPr>
+        <w:rFonts w:eastAsia="黑体"/>
         <w:b/>
         <w:bCs/>
       </w:rPr>
@@ -14081,6 +14665,7 @@
     </w:tblStylePr>
     <w:tblStylePr w:type="lastRow">
       <w:rPr>
+        <w:rFonts w:eastAsia="黑体"/>
         <w:b/>
         <w:bCs/>
         <w:color w:themeColor="background1" w:val="FFFFFF"/>
@@ -14095,6 +14680,7 @@
     </w:tblStylePr>
     <w:tblStylePr w:type="firstCol">
       <w:rPr>
+        <w:rFonts w:eastAsia="黑体"/>
         <w:color w:themeColor="background1" w:val="FFFFFF"/>
       </w:rPr>
       <w:tblPr/>
@@ -14112,6 +14698,7 @@
     </w:tblStylePr>
     <w:tblStylePr w:type="lastCol">
       <w:rPr>
+        <w:rFonts w:eastAsia="黑体"/>
         <w:color w:themeColor="background1" w:val="FFFFFF"/>
       </w:rPr>
       <w:tblPr/>
@@ -14141,11 +14728,13 @@
     </w:tblStylePr>
     <w:tblStylePr w:type="neCell">
       <w:rPr>
+        <w:rFonts w:eastAsia="黑体"/>
         <w:color w:themeColor="text1" w:val="000000"/>
       </w:rPr>
     </w:tblStylePr>
     <w:tblStylePr w:type="nwCell">
       <w:rPr>
+        <w:rFonts w:eastAsia="黑体"/>
         <w:color w:themeColor="text1" w:val="000000"/>
       </w:rPr>
     </w:tblStylePr>
@@ -14159,6 +14748,7 @@
       <w:spacing w:after="0" w:line="240" w:lineRule="auto"/>
     </w:pPr>
     <w:rPr>
+      <w:rFonts w:eastAsia="黑体"/>
       <w:color w:themeColor="text1" w:val="000000"/>
     </w:rPr>
     <w:tblPr>
@@ -14177,6 +14767,7 @@
     </w:tcPr>
     <w:tblStylePr w:type="firstRow">
       <w:rPr>
+        <w:rFonts w:eastAsia="黑体"/>
         <w:b/>
         <w:bCs/>
         <w:color w:themeColor="background1" w:val="FFFFFF"/>
@@ -14191,6 +14782,7 @@
     </w:tblStylePr>
     <w:tblStylePr w:type="lastRow">
       <w:rPr>
+        <w:rFonts w:eastAsia="黑体"/>
         <w:b/>
         <w:bCs/>
         <w:color w:themeColor="accent2" w:themeShade="CC" w:val="9E3A38"/>
@@ -14205,12 +14797,14 @@
     </w:tblStylePr>
     <w:tblStylePr w:type="firstCol">
       <w:rPr>
+        <w:rFonts w:eastAsia="黑体"/>
         <w:b/>
         <w:bCs/>
       </w:rPr>
     </w:tblStylePr>
     <w:tblStylePr w:type="lastCol">
       <w:rPr>
+        <w:rFonts w:eastAsia="黑体"/>
         <w:b/>
         <w:bCs/>
       </w:rPr>
@@ -14245,6 +14839,7 @@
       <w:spacing w:after="0" w:line="240" w:lineRule="auto"/>
     </w:pPr>
     <w:rPr>
+      <w:rFonts w:eastAsia="黑体"/>
       <w:color w:themeColor="text1" w:val="000000"/>
     </w:rPr>
     <w:tblPr>
@@ -14263,6 +14858,7 @@
     </w:tcPr>
     <w:tblStylePr w:type="firstRow">
       <w:rPr>
+        <w:rFonts w:eastAsia="黑体"/>
         <w:b/>
         <w:bCs/>
         <w:color w:themeColor="background1" w:val="FFFFFF"/>
@@ -14277,6 +14873,7 @@
     </w:tblStylePr>
     <w:tblStylePr w:type="lastRow">
       <w:rPr>
+        <w:rFonts w:eastAsia="黑体"/>
         <w:b/>
         <w:bCs/>
         <w:color w:themeColor="accent2" w:themeShade="CC" w:val="9E3A38"/>
@@ -14291,12 +14888,14 @@
     </w:tblStylePr>
     <w:tblStylePr w:type="firstCol">
       <w:rPr>
+        <w:rFonts w:eastAsia="黑体"/>
         <w:b/>
         <w:bCs/>
       </w:rPr>
     </w:tblStylePr>
     <w:tblStylePr w:type="lastCol">
       <w:rPr>
+        <w:rFonts w:eastAsia="黑体"/>
         <w:b/>
         <w:bCs/>
       </w:rPr>
@@ -14331,6 +14930,7 @@
       <w:spacing w:after="0" w:line="240" w:lineRule="auto"/>
     </w:pPr>
     <w:rPr>
+      <w:rFonts w:eastAsia="黑体"/>
       <w:color w:themeColor="text1" w:val="000000"/>
     </w:rPr>
     <w:tblPr>
@@ -14349,6 +14949,7 @@
     </w:tcPr>
     <w:tblStylePr w:type="firstRow">
       <w:rPr>
+        <w:rFonts w:eastAsia="黑体"/>
         <w:b/>
         <w:bCs/>
         <w:color w:themeColor="background1" w:val="FFFFFF"/>
@@ -14363,6 +14964,7 @@
     </w:tblStylePr>
     <w:tblStylePr w:type="lastRow">
       <w:rPr>
+        <w:rFonts w:eastAsia="黑体"/>
         <w:b/>
         <w:bCs/>
         <w:color w:themeColor="accent2" w:themeShade="CC" w:val="9E3A38"/>
@@ -14377,12 +14979,14 @@
     </w:tblStylePr>
     <w:tblStylePr w:type="firstCol">
       <w:rPr>
+        <w:rFonts w:eastAsia="黑体"/>
         <w:b/>
         <w:bCs/>
       </w:rPr>
     </w:tblStylePr>
     <w:tblStylePr w:type="lastCol">
       <w:rPr>
+        <w:rFonts w:eastAsia="黑体"/>
         <w:b/>
         <w:bCs/>
       </w:rPr>
@@ -14417,6 +15021,7 @@
       <w:spacing w:after="0" w:line="240" w:lineRule="auto"/>
     </w:pPr>
     <w:rPr>
+      <w:rFonts w:eastAsia="黑体"/>
       <w:color w:themeColor="text1" w:val="000000"/>
     </w:rPr>
     <w:tblPr>
@@ -14435,6 +15040,7 @@
     </w:tcPr>
     <w:tblStylePr w:type="firstRow">
       <w:rPr>
+        <w:rFonts w:eastAsia="黑体"/>
         <w:b/>
         <w:bCs/>
         <w:color w:themeColor="background1" w:val="FFFFFF"/>
@@ -14449,6 +15055,7 @@
     </w:tblStylePr>
     <w:tblStylePr w:type="lastRow">
       <w:rPr>
+        <w:rFonts w:eastAsia="黑体"/>
         <w:b/>
         <w:bCs/>
         <w:color w:themeColor="accent4" w:themeShade="CC" w:val="664E82"/>
@@ -14463,12 +15070,14 @@
     </w:tblStylePr>
     <w:tblStylePr w:type="firstCol">
       <w:rPr>
+        <w:rFonts w:eastAsia="黑体"/>
         <w:b/>
         <w:bCs/>
       </w:rPr>
     </w:tblStylePr>
     <w:tblStylePr w:type="lastCol">
       <w:rPr>
+        <w:rFonts w:eastAsia="黑体"/>
         <w:b/>
         <w:bCs/>
       </w:rPr>
@@ -14503,6 +15112,7 @@
       <w:spacing w:after="0" w:line="240" w:lineRule="auto"/>
     </w:pPr>
     <w:rPr>
+      <w:rFonts w:eastAsia="黑体"/>
       <w:color w:themeColor="text1" w:val="000000"/>
     </w:rPr>
     <w:tblPr>
@@ -14521,6 +15131,7 @@
     </w:tcPr>
     <w:tblStylePr w:type="firstRow">
       <w:rPr>
+        <w:rFonts w:eastAsia="黑体"/>
         <w:b/>
         <w:bCs/>
         <w:color w:themeColor="background1" w:val="FFFFFF"/>
@@ -14535,6 +15146,7 @@
     </w:tblStylePr>
     <w:tblStylePr w:type="lastRow">
       <w:rPr>
+        <w:rFonts w:eastAsia="黑体"/>
         <w:b/>
         <w:bCs/>
         <w:color w:themeColor="accent3" w:themeShade="CC" w:val="7E9C40"/>
@@ -14549,12 +15161,14 @@
     </w:tblStylePr>
     <w:tblStylePr w:type="firstCol">
       <w:rPr>
+        <w:rFonts w:eastAsia="黑体"/>
         <w:b/>
         <w:bCs/>
       </w:rPr>
     </w:tblStylePr>
     <w:tblStylePr w:type="lastCol">
       <w:rPr>
+        <w:rFonts w:eastAsia="黑体"/>
         <w:b/>
         <w:bCs/>
       </w:rPr>
@@ -14589,6 +15203,7 @@
       <w:spacing w:after="0" w:line="240" w:lineRule="auto"/>
     </w:pPr>
     <w:rPr>
+      <w:rFonts w:eastAsia="黑体"/>
       <w:color w:themeColor="text1" w:val="000000"/>
     </w:rPr>
     <w:tblPr>
@@ -14607,6 +15222,7 @@
     </w:tcPr>
     <w:tblStylePr w:type="firstRow">
       <w:rPr>
+        <w:rFonts w:eastAsia="黑体"/>
         <w:b/>
         <w:bCs/>
         <w:color w:themeColor="background1" w:val="FFFFFF"/>
@@ -14621,6 +15237,7 @@
     </w:tblStylePr>
     <w:tblStylePr w:type="lastRow">
       <w:rPr>
+        <w:rFonts w:eastAsia="黑体"/>
         <w:b/>
         <w:bCs/>
         <w:color w:themeColor="accent6" w:themeShade="CC" w:val="F2730A"/>
@@ -14635,12 +15252,14 @@
     </w:tblStylePr>
     <w:tblStylePr w:type="firstCol">
       <w:rPr>
+        <w:rFonts w:eastAsia="黑体"/>
         <w:b/>
         <w:bCs/>
       </w:rPr>
     </w:tblStylePr>
     <w:tblStylePr w:type="lastCol">
       <w:rPr>
+        <w:rFonts w:eastAsia="黑体"/>
         <w:b/>
         <w:bCs/>
       </w:rPr>
@@ -14675,6 +15294,7 @@
       <w:spacing w:after="0" w:line="240" w:lineRule="auto"/>
     </w:pPr>
     <w:rPr>
+      <w:rFonts w:eastAsia="黑体"/>
       <w:color w:themeColor="text1" w:val="000000"/>
     </w:rPr>
     <w:tblPr>
@@ -14693,6 +15313,7 @@
     </w:tcPr>
     <w:tblStylePr w:type="firstRow">
       <w:rPr>
+        <w:rFonts w:eastAsia="黑体"/>
         <w:b/>
         <w:bCs/>
         <w:color w:themeColor="background1" w:val="FFFFFF"/>
@@ -14707,6 +15328,7 @@
     </w:tblStylePr>
     <w:tblStylePr w:type="lastRow">
       <w:rPr>
+        <w:rFonts w:eastAsia="黑体"/>
         <w:b/>
         <w:bCs/>
         <w:color w:themeColor="accent5" w:themeShade="CC" w:val="348DA5"/>
@@ -14721,12 +15343,14 @@
     </w:tblStylePr>
     <w:tblStylePr w:type="firstCol">
       <w:rPr>
+        <w:rFonts w:eastAsia="黑体"/>
         <w:b/>
         <w:bCs/>
       </w:rPr>
     </w:tblStylePr>
     <w:tblStylePr w:type="lastCol">
       <w:rPr>
+        <w:rFonts w:eastAsia="黑体"/>
         <w:b/>
         <w:bCs/>
       </w:rPr>
@@ -14761,6 +15385,7 @@
       <w:spacing w:after="0" w:line="240" w:lineRule="auto"/>
     </w:pPr>
     <w:rPr>
+      <w:rFonts w:eastAsia="黑体"/>
       <w:color w:themeColor="text1" w:val="000000"/>
     </w:rPr>
     <w:tblPr>
@@ -14782,6 +15407,7 @@
     </w:tcPr>
     <w:tblStylePr w:type="firstRow">
       <w:rPr>
+        <w:rFonts w:eastAsia="黑体"/>
         <w:b/>
         <w:bCs/>
       </w:rPr>
@@ -14792,6 +15418,7 @@
     </w:tblStylePr>
     <w:tblStylePr w:type="lastRow">
       <w:rPr>
+        <w:rFonts w:eastAsia="黑体"/>
         <w:b/>
         <w:bCs/>
         <w:color w:themeColor="text1" w:val="000000"/>
@@ -14803,6 +15430,7 @@
     </w:tblStylePr>
     <w:tblStylePr w:type="firstCol">
       <w:rPr>
+        <w:rFonts w:eastAsia="黑体"/>
         <w:color w:themeColor="background1" w:val="FFFFFF"/>
       </w:rPr>
       <w:tblPr/>
@@ -14812,6 +15440,7 @@
     </w:tblStylePr>
     <w:tblStylePr w:type="lastCol">
       <w:rPr>
+        <w:rFonts w:eastAsia="黑体"/>
         <w:color w:themeColor="background1" w:val="FFFFFF"/>
       </w:rPr>
       <w:tblPr/>
@@ -14841,6 +15470,7 @@
       <w:spacing w:after="0" w:line="240" w:lineRule="auto"/>
     </w:pPr>
     <w:rPr>
+      <w:rFonts w:eastAsia="黑体"/>
       <w:color w:themeColor="text1" w:val="000000"/>
     </w:rPr>
     <w:tblPr>
@@ -14862,6 +15492,7 @@
     </w:tcPr>
     <w:tblStylePr w:type="firstRow">
       <w:rPr>
+        <w:rFonts w:eastAsia="黑体"/>
         <w:b/>
         <w:bCs/>
       </w:rPr>
@@ -14872,6 +15503,7 @@
     </w:tblStylePr>
     <w:tblStylePr w:type="lastRow">
       <w:rPr>
+        <w:rFonts w:eastAsia="黑体"/>
         <w:b/>
         <w:bCs/>
         <w:color w:themeColor="text1" w:val="000000"/>
@@ -14883,6 +15515,7 @@
     </w:tblStylePr>
     <w:tblStylePr w:type="firstCol">
       <w:rPr>
+        <w:rFonts w:eastAsia="黑体"/>
         <w:color w:themeColor="background1" w:val="FFFFFF"/>
       </w:rPr>
       <w:tblPr/>
@@ -14892,6 +15525,7 @@
     </w:tblStylePr>
     <w:tblStylePr w:type="lastCol">
       <w:rPr>
+        <w:rFonts w:eastAsia="黑体"/>
         <w:color w:themeColor="background1" w:val="FFFFFF"/>
       </w:rPr>
       <w:tblPr/>
@@ -14921,6 +15555,7 @@
       <w:spacing w:after="0" w:line="240" w:lineRule="auto"/>
     </w:pPr>
     <w:rPr>
+      <w:rFonts w:eastAsia="黑体"/>
       <w:color w:themeColor="text1" w:val="000000"/>
     </w:rPr>
     <w:tblPr>
@@ -14942,6 +15577,7 @@
     </w:tcPr>
     <w:tblStylePr w:type="firstRow">
       <w:rPr>
+        <w:rFonts w:eastAsia="黑体"/>
         <w:b/>
         <w:bCs/>
       </w:rPr>
@@ -14952,6 +15588,7 @@
     </w:tblStylePr>
     <w:tblStylePr w:type="lastRow">
       <w:rPr>
+        <w:rFonts w:eastAsia="黑体"/>
         <w:b/>
         <w:bCs/>
         <w:color w:themeColor="text1" w:val="000000"/>
@@ -14963,6 +15600,7 @@
     </w:tblStylePr>
     <w:tblStylePr w:type="firstCol">
       <w:rPr>
+        <w:rFonts w:eastAsia="黑体"/>
         <w:color w:themeColor="background1" w:val="FFFFFF"/>
       </w:rPr>
       <w:tblPr/>
@@ -14972,6 +15610,7 @@
     </w:tblStylePr>
     <w:tblStylePr w:type="lastCol">
       <w:rPr>
+        <w:rFonts w:eastAsia="黑体"/>
         <w:color w:themeColor="background1" w:val="FFFFFF"/>
       </w:rPr>
       <w:tblPr/>
@@ -15001,6 +15640,7 @@
       <w:spacing w:after="0" w:line="240" w:lineRule="auto"/>
     </w:pPr>
     <w:rPr>
+      <w:rFonts w:eastAsia="黑体"/>
       <w:color w:themeColor="text1" w:val="000000"/>
     </w:rPr>
     <w:tblPr>
@@ -15022,6 +15662,7 @@
     </w:tcPr>
     <w:tblStylePr w:type="firstRow">
       <w:rPr>
+        <w:rFonts w:eastAsia="黑体"/>
         <w:b/>
         <w:bCs/>
       </w:rPr>
@@ -15032,6 +15673,7 @@
     </w:tblStylePr>
     <w:tblStylePr w:type="lastRow">
       <w:rPr>
+        <w:rFonts w:eastAsia="黑体"/>
         <w:b/>
         <w:bCs/>
         <w:color w:themeColor="text1" w:val="000000"/>
@@ -15043,6 +15685,7 @@
     </w:tblStylePr>
     <w:tblStylePr w:type="firstCol">
       <w:rPr>
+        <w:rFonts w:eastAsia="黑体"/>
         <w:color w:themeColor="background1" w:val="FFFFFF"/>
       </w:rPr>
       <w:tblPr/>
@@ -15052,6 +15695,7 @@
     </w:tblStylePr>
     <w:tblStylePr w:type="lastCol">
       <w:rPr>
+        <w:rFonts w:eastAsia="黑体"/>
         <w:color w:themeColor="background1" w:val="FFFFFF"/>
       </w:rPr>
       <w:tblPr/>
@@ -15081,6 +15725,7 @@
       <w:spacing w:after="0" w:line="240" w:lineRule="auto"/>
     </w:pPr>
     <w:rPr>
+      <w:rFonts w:eastAsia="黑体"/>
       <w:color w:themeColor="text1" w:val="000000"/>
     </w:rPr>
     <w:tblPr>
@@ -15102,6 +15747,7 @@
     </w:tcPr>
     <w:tblStylePr w:type="firstRow">
       <w:rPr>
+        <w:rFonts w:eastAsia="黑体"/>
         <w:b/>
         <w:bCs/>
       </w:rPr>
@@ -15112,6 +15758,7 @@
     </w:tblStylePr>
     <w:tblStylePr w:type="lastRow">
       <w:rPr>
+        <w:rFonts w:eastAsia="黑体"/>
         <w:b/>
         <w:bCs/>
         <w:color w:themeColor="text1" w:val="000000"/>
@@ -15123,6 +15770,7 @@
     </w:tblStylePr>
     <w:tblStylePr w:type="firstCol">
       <w:rPr>
+        <w:rFonts w:eastAsia="黑体"/>
         <w:color w:themeColor="background1" w:val="FFFFFF"/>
       </w:rPr>
       <w:tblPr/>
@@ -15132,6 +15780,7 @@
     </w:tblStylePr>
     <w:tblStylePr w:type="lastCol">
       <w:rPr>
+        <w:rFonts w:eastAsia="黑体"/>
         <w:color w:themeColor="background1" w:val="FFFFFF"/>
       </w:rPr>
       <w:tblPr/>
@@ -15161,6 +15810,7 @@
       <w:spacing w:after="0" w:line="240" w:lineRule="auto"/>
     </w:pPr>
     <w:rPr>
+      <w:rFonts w:eastAsia="黑体"/>
       <w:color w:themeColor="text1" w:val="000000"/>
     </w:rPr>
     <w:tblPr>
@@ -15182,6 +15832,7 @@
     </w:tcPr>
     <w:tblStylePr w:type="firstRow">
       <w:rPr>
+        <w:rFonts w:eastAsia="黑体"/>
         <w:b/>
         <w:bCs/>
       </w:rPr>
@@ -15192,6 +15843,7 @@
     </w:tblStylePr>
     <w:tblStylePr w:type="lastRow">
       <w:rPr>
+        <w:rFonts w:eastAsia="黑体"/>
         <w:b/>
         <w:bCs/>
         <w:color w:themeColor="text1" w:val="000000"/>
@@ -15203,6 +15855,7 @@
     </w:tblStylePr>
     <w:tblStylePr w:type="firstCol">
       <w:rPr>
+        <w:rFonts w:eastAsia="黑体"/>
         <w:color w:themeColor="background1" w:val="FFFFFF"/>
       </w:rPr>
       <w:tblPr/>
@@ -15212,6 +15865,7 @@
     </w:tblStylePr>
     <w:tblStylePr w:type="lastCol">
       <w:rPr>
+        <w:rFonts w:eastAsia="黑体"/>
         <w:color w:themeColor="background1" w:val="FFFFFF"/>
       </w:rPr>
       <w:tblPr/>
@@ -15241,6 +15895,7 @@
       <w:spacing w:after="0" w:line="240" w:lineRule="auto"/>
     </w:pPr>
     <w:rPr>
+      <w:rFonts w:eastAsia="黑体"/>
       <w:color w:themeColor="text1" w:val="000000"/>
     </w:rPr>
     <w:tblPr>
@@ -15262,6 +15917,7 @@
     </w:tcPr>
     <w:tblStylePr w:type="firstRow">
       <w:rPr>
+        <w:rFonts w:eastAsia="黑体"/>
         <w:b/>
         <w:bCs/>
       </w:rPr>
@@ -15272,6 +15928,7 @@
     </w:tblStylePr>
     <w:tblStylePr w:type="lastRow">
       <w:rPr>
+        <w:rFonts w:eastAsia="黑体"/>
         <w:b/>
         <w:bCs/>
         <w:color w:themeColor="text1" w:val="000000"/>
@@ -15283,6 +15940,7 @@
     </w:tblStylePr>
     <w:tblStylePr w:type="firstCol">
       <w:rPr>
+        <w:rFonts w:eastAsia="黑体"/>
         <w:color w:themeColor="background1" w:val="FFFFFF"/>
       </w:rPr>
       <w:tblPr/>
@@ -15292,6 +15950,7 @@
     </w:tblStylePr>
     <w:tblStylePr w:type="lastCol">
       <w:rPr>
+        <w:rFonts w:eastAsia="黑体"/>
         <w:color w:themeColor="background1" w:val="FFFFFF"/>
       </w:rPr>
       <w:tblPr/>
@@ -15324,6 +15983,7 @@
     <w:name w:val="KeywordTok"/>
     <w:basedOn w:val="VerbatimChar"/>
     <w:rPr>
+      <w:rFonts w:eastAsia="黑体"/>
       <w:b/>
       <w:color w:val="007020"/>
     </w:rPr>
@@ -15332,6 +15992,7 @@
     <w:name w:val="DataTypeTok"/>
     <w:basedOn w:val="VerbatimChar"/>
     <w:rPr>
+      <w:rFonts w:eastAsia="黑体"/>
       <w:color w:val="902000"/>
     </w:rPr>
   </w:style>
@@ -15339,6 +16000,7 @@
     <w:name w:val="DecValTok"/>
     <w:basedOn w:val="VerbatimChar"/>
     <w:rPr>
+      <w:rFonts w:eastAsia="黑体"/>
       <w:color w:val="40a070"/>
     </w:rPr>
   </w:style>
@@ -15346,6 +16008,7 @@
     <w:name w:val="BaseNTok"/>
     <w:basedOn w:val="VerbatimChar"/>
     <w:rPr>
+      <w:rFonts w:eastAsia="黑体"/>
       <w:color w:val="40a070"/>
     </w:rPr>
   </w:style>
@@ -15353,6 +16016,7 @@
     <w:name w:val="FloatTok"/>
     <w:basedOn w:val="VerbatimChar"/>
     <w:rPr>
+      <w:rFonts w:eastAsia="黑体"/>
       <w:color w:val="40a070"/>
     </w:rPr>
   </w:style>
@@ -15360,6 +16024,7 @@
     <w:name w:val="ConstantTok"/>
     <w:basedOn w:val="VerbatimChar"/>
     <w:rPr>
+      <w:rFonts w:eastAsia="黑体"/>
       <w:color w:val="880000"/>
     </w:rPr>
   </w:style>
@@ -15367,6 +16032,7 @@
     <w:name w:val="CharTok"/>
     <w:basedOn w:val="VerbatimChar"/>
     <w:rPr>
+      <w:rFonts w:eastAsia="黑体"/>
       <w:color w:val="4070a0"/>
     </w:rPr>
   </w:style>
@@ -15374,6 +16040,7 @@
     <w:name w:val="SpecialCharTok"/>
     <w:basedOn w:val="VerbatimChar"/>
     <w:rPr>
+      <w:rFonts w:eastAsia="黑体"/>
       <w:color w:val="4070a0"/>
     </w:rPr>
   </w:style>
@@ -15381,6 +16048,7 @@
     <w:name w:val="StringTok"/>
     <w:basedOn w:val="VerbatimChar"/>
     <w:rPr>
+      <w:rFonts w:eastAsia="黑体"/>
       <w:color w:val="4070a0"/>
     </w:rPr>
   </w:style>
@@ -15388,6 +16056,7 @@
     <w:name w:val="VerbatimStringTok"/>
     <w:basedOn w:val="VerbatimChar"/>
     <w:rPr>
+      <w:rFonts w:eastAsia="黑体"/>
       <w:color w:val="4070a0"/>
     </w:rPr>
   </w:style>
@@ -15395,6 +16064,7 @@
     <w:name w:val="SpecialStringTok"/>
     <w:basedOn w:val="VerbatimChar"/>
     <w:rPr>
+      <w:rFonts w:eastAsia="黑体"/>
       <w:color w:val="bb6688"/>
     </w:rPr>
   </w:style>
@@ -15402,6 +16072,7 @@
     <w:name w:val="ImportTok"/>
     <w:basedOn w:val="VerbatimChar"/>
     <w:rPr>
+      <w:rFonts w:eastAsia="黑体"/>
       <w:b/>
       <w:color w:val="008000"/>
     </w:rPr>
@@ -15410,6 +16081,7 @@
     <w:name w:val="CommentTok"/>
     <w:basedOn w:val="VerbatimChar"/>
     <w:rPr>
+      <w:rFonts w:eastAsia="黑体"/>
       <w:i/>
       <w:color w:val="60a0b0"/>
     </w:rPr>
@@ -15418,6 +16090,7 @@
     <w:name w:val="DocumentationTok"/>
     <w:basedOn w:val="VerbatimChar"/>
     <w:rPr>
+      <w:rFonts w:eastAsia="黑体"/>
       <w:i/>
       <w:color w:val="ba2121"/>
     </w:rPr>
@@ -15426,6 +16099,7 @@
     <w:name w:val="AnnotationTok"/>
     <w:basedOn w:val="VerbatimChar"/>
     <w:rPr>
+      <w:rFonts w:eastAsia="黑体"/>
       <w:b/>
       <w:i/>
       <w:color w:val="60a0b0"/>
@@ -15435,6 +16109,7 @@
     <w:name w:val="CommentVarTok"/>
     <w:basedOn w:val="VerbatimChar"/>
     <w:rPr>
+      <w:rFonts w:eastAsia="黑体"/>
       <w:b/>
       <w:i/>
       <w:color w:val="60a0b0"/>
@@ -15444,6 +16119,7 @@
     <w:name w:val="OtherTok"/>
     <w:basedOn w:val="VerbatimChar"/>
     <w:rPr>
+      <w:rFonts w:eastAsia="黑体"/>
       <w:color w:val="007020"/>
     </w:rPr>
   </w:style>
@@ -15451,6 +16127,7 @@
     <w:name w:val="FunctionTok"/>
     <w:basedOn w:val="VerbatimChar"/>
     <w:rPr>
+      <w:rFonts w:eastAsia="黑体"/>
       <w:color w:val="06287e"/>
     </w:rPr>
   </w:style>
@@ -15458,6 +16135,7 @@
     <w:name w:val="VariableTok"/>
     <w:basedOn w:val="VerbatimChar"/>
     <w:rPr>
+      <w:rFonts w:eastAsia="黑体"/>
       <w:color w:val="19177c"/>
     </w:rPr>
   </w:style>
@@ -15465,6 +16143,7 @@
     <w:name w:val="ControlFlowTok"/>
     <w:basedOn w:val="VerbatimChar"/>
     <w:rPr>
+      <w:rFonts w:eastAsia="黑体"/>
       <w:b/>
       <w:color w:val="007020"/>
     </w:rPr>
@@ -15473,6 +16152,7 @@
     <w:name w:val="OperatorTok"/>
     <w:basedOn w:val="VerbatimChar"/>
     <w:rPr>
+      <w:rFonts w:eastAsia="黑体"/>
       <w:color w:val="666666"/>
     </w:rPr>
   </w:style>
@@ -15480,18 +16160,22 @@
     <w:name w:val="BuiltInTok"/>
     <w:basedOn w:val="VerbatimChar"/>
     <w:rPr>
+      <w:rFonts w:eastAsia="黑体"/>
       <w:color w:val="008000"/>
     </w:rPr>
   </w:style>
   <w:style w:type="character" w:customStyle="1" w:styleId="ExtensionTok">
     <w:name w:val="ExtensionTok"/>
     <w:basedOn w:val="VerbatimChar"/>
-    <w:rPr/>
+    <w:rPr>
+      <w:rFonts w:eastAsia="黑体"/>
+    </w:rPr>
   </w:style>
   <w:style w:type="character" w:customStyle="1" w:styleId="PreprocessorTok">
     <w:name w:val="PreprocessorTok"/>
     <w:basedOn w:val="VerbatimChar"/>
     <w:rPr>
+      <w:rFonts w:eastAsia="黑体"/>
       <w:color w:val="bc7a00"/>
     </w:rPr>
   </w:style>
@@ -15499,18 +16183,22 @@
     <w:name w:val="AttributeTok"/>
     <w:basedOn w:val="VerbatimChar"/>
     <w:rPr>
+      <w:rFonts w:eastAsia="黑体"/>
       <w:color w:val="7d9029"/>
     </w:rPr>
   </w:style>
   <w:style w:type="character" w:customStyle="1" w:styleId="RegionMarkerTok">
     <w:name w:val="RegionMarkerTok"/>
     <w:basedOn w:val="VerbatimChar"/>
-    <w:rPr/>
+    <w:rPr>
+      <w:rFonts w:eastAsia="黑体"/>
+    </w:rPr>
   </w:style>
   <w:style w:type="character" w:customStyle="1" w:styleId="InformationTok">
     <w:name w:val="InformationTok"/>
     <w:basedOn w:val="VerbatimChar"/>
     <w:rPr>
+      <w:rFonts w:eastAsia="黑体"/>
       <w:b/>
       <w:i/>
       <w:color w:val="60a0b0"/>
@@ -15520,6 +16208,7 @@
     <w:name w:val="WarningTok"/>
     <w:basedOn w:val="VerbatimChar"/>
     <w:rPr>
+      <w:rFonts w:eastAsia="黑体"/>
       <w:b/>
       <w:i/>
       <w:color w:val="60a0b0"/>
@@ -15529,6 +16218,7 @@
     <w:name w:val="AlertTok"/>
     <w:basedOn w:val="VerbatimChar"/>
     <w:rPr>
+      <w:rFonts w:eastAsia="黑体"/>
       <w:b/>
       <w:color w:val="ff0000"/>
     </w:rPr>
@@ -15537,6 +16227,7 @@
     <w:name w:val="ErrorTok"/>
     <w:basedOn w:val="VerbatimChar"/>
     <w:rPr>
+      <w:rFonts w:eastAsia="黑体"/>
       <w:b/>
       <w:color w:val="ff0000"/>
     </w:rPr>
@@ -15544,7 +16235,9 @@
   <w:style w:type="character" w:customStyle="1" w:styleId="NormalTok">
     <w:name w:val="NormalTok"/>
     <w:basedOn w:val="VerbatimChar"/>
-    <w:rPr/>
+    <w:rPr>
+      <w:rFonts w:eastAsia="黑体"/>
+    </w:rPr>
   </w:style>
 </w:styles>
 </file>
@@ -15593,12 +16286,12 @@
     <a:fontScheme name="Office">
       <a:majorFont>
         <a:latin typeface="Calibri"/>
-        <a:ea typeface=""/>
+        <a:ea typeface="黑体"/>
         <a:cs typeface=""/>
         <a:font script="Jpan" typeface="ＭＳ ゴシック"/>
         <a:font script="Hang" typeface="맑은 고딕"/>
-        <a:font script="Hans" typeface="宋体"/>
-        <a:font script="Hant" typeface="新細明體"/>
+        <a:font script="Hans" typeface="黑体"/>
+        <a:font script="Hant" typeface="黑体"/>
         <a:font script="Arab" typeface="Times New Roman"/>
         <a:font script="Hebr" typeface="Times New Roman"/>
         <a:font script="Thai" typeface="Angsana New"/>
@@ -15628,12 +16321,12 @@
       </a:majorFont>
       <a:minorFont>
         <a:latin typeface="Cambria"/>
-        <a:ea typeface=""/>
+        <a:ea typeface="黑体"/>
         <a:cs typeface=""/>
         <a:font script="Jpan" typeface="ＭＳ 明朝"/>
         <a:font script="Hang" typeface="맑은 고딕"/>
-        <a:font script="Hans" typeface="宋体"/>
-        <a:font script="Hant" typeface="新細明體"/>
+        <a:font script="Hans" typeface="黑体"/>
+        <a:font script="Hant" typeface="黑体"/>
         <a:font script="Arab" typeface="Arial"/>
         <a:font script="Hebr" typeface="Arial"/>
         <a:font script="Thai" typeface="Cordia New"/>

--- a/02-放大电路/02-功率放大电路/H类功率放大电路/H类功率放大电路.docx
+++ b/02-放大电路/02-功率放大电路/H类功率放大电路/H类功率放大电路.docx
@@ -3215,7 +3215,7 @@
           <w:color w:val="555555"/>
           <w:sz w:val="21"/>
         </w:rPr>
-        <w:t>材料收集者：杜文杰，WX手机：19519196569，QQ:3478827729</w:t>
+        <w:t>材料收集者：杜文杰，微信/手机：19519196569，QQ:3478827729</w:t>
       </w:r>
     </w:p>
     <w:sectPr>
